--- a/CDmem_preregistration_SSB_elif.docx
+++ b/CDmem_preregistration_SSB_elif.docx
@@ -89,6 +89,7 @@
         </w:rPr>
         <w:t>It's complicated. We have already collected some data but explain in Question 8 why readers may consider this a valid </w:t>
       </w:r>
+      <w:proofErr w:type="gramStart"/>
       <w:r>
         <w:rPr>
           <w:rFonts w:ascii="Calibri" w:hAnsi="Calibri" w:cs="Calibri"/>
@@ -104,7 +105,15 @@
           <w:rFonts w:ascii="Calibri" w:hAnsi="Calibri" w:cs="Calibri"/>
           <w:lang w:val="en-GB"/>
         </w:rPr>
-        <w:t>-registration nevertheless.</w:t>
+        <w:t>-registration</w:t>
+      </w:r>
+      <w:proofErr w:type="gramEnd"/>
+      <w:r>
+        <w:rPr>
+          <w:rFonts w:ascii="Calibri" w:hAnsi="Calibri" w:cs="Calibri"/>
+          <w:lang w:val="en-GB"/>
+        </w:rPr>
+        <w:t xml:space="preserve"> nevertheless.</w:t>
       </w:r>
     </w:p>
     <w:p>
@@ -130,14 +139,17 @@
         <w:spacing w:before="240" w:beforeAutospacing="0" w:after="0" w:afterAutospacing="0"/>
         <w:textAlignment w:val="baseline"/>
         <w:rPr>
-          <w:ins w:id="0" w:author="Gezen, Elif" w:date="2026-05-21T14:31:00Z" w16du:dateUtc="2026-05-21T12:31:00Z"/>
-          <w:rFonts w:ascii="Calibri" w:hAnsi="Calibri" w:cs="Calibri"/>
-          <w:lang w:val="en-GB"/>
-        </w:rPr>
-      </w:pPr>
-      <w:r>
-        <w:rPr>
-          <w:rFonts w:ascii="Calibri" w:hAnsi="Calibri" w:cs="Calibri"/>
+          <w:rFonts w:ascii="Calibri" w:hAnsi="Calibri" w:cs="Calibri"/>
+          <w:sz w:val="22"/>
+          <w:szCs w:val="22"/>
+          <w:lang w:val="en-GB"/>
+        </w:rPr>
+      </w:pPr>
+      <w:r>
+        <w:rPr>
+          <w:rFonts w:ascii="Calibri" w:hAnsi="Calibri" w:cs="Calibri"/>
+          <w:sz w:val="22"/>
+          <w:szCs w:val="22"/>
           <w:lang w:val="en-GB"/>
         </w:rPr>
         <w:t xml:space="preserve">Using a control detection task, </w:t>
@@ -145,6 +157,98 @@
       <w:r>
         <w:rPr>
           <w:rFonts w:ascii="Calibri" w:hAnsi="Calibri" w:cs="Calibri"/>
+          <w:sz w:val="22"/>
+          <w:szCs w:val="22"/>
+          <w:lang w:val="en-GB"/>
+        </w:rPr>
+        <w:t xml:space="preserve">in which </w:t>
+      </w:r>
+      <w:r>
+        <w:rPr>
+          <w:rFonts w:ascii="Calibri" w:hAnsi="Calibri" w:cs="Calibri"/>
+          <w:sz w:val="22"/>
+          <w:szCs w:val="22"/>
+          <w:lang w:val="en-GB"/>
+        </w:rPr>
+        <w:t xml:space="preserve">participants use a computer cursor to move one of the two items on screen, we </w:t>
+      </w:r>
+      <w:r>
+        <w:rPr>
+          <w:rFonts w:ascii="Calibri" w:hAnsi="Calibri" w:cs="Calibri"/>
+          <w:sz w:val="22"/>
+          <w:szCs w:val="22"/>
+          <w:lang w:val="en-GB"/>
+        </w:rPr>
+        <w:t xml:space="preserve">investigate </w:t>
+      </w:r>
+      <w:r>
+        <w:rPr>
+          <w:rFonts w:ascii="Calibri" w:hAnsi="Calibri" w:cs="Calibri"/>
+          <w:sz w:val="22"/>
+          <w:szCs w:val="22"/>
+          <w:lang w:val="en-GB"/>
+        </w:rPr>
+        <w:t xml:space="preserve">whether participants’ subsequent recognition </w:t>
+      </w:r>
+      <w:r>
+        <w:rPr>
+          <w:rFonts w:ascii="Calibri" w:hAnsi="Calibri" w:cs="Calibri"/>
+          <w:sz w:val="22"/>
+          <w:szCs w:val="22"/>
+          <w:lang w:val="en-GB"/>
+        </w:rPr>
+        <w:t xml:space="preserve">memory </w:t>
+      </w:r>
+      <w:r>
+        <w:rPr>
+          <w:rFonts w:ascii="Calibri" w:hAnsi="Calibri" w:cs="Calibri"/>
+          <w:sz w:val="22"/>
+          <w:szCs w:val="22"/>
+          <w:lang w:val="en-GB"/>
+        </w:rPr>
+        <w:t>differ</w:t>
+      </w:r>
+      <w:r>
+        <w:rPr>
+          <w:rFonts w:ascii="Calibri" w:hAnsi="Calibri" w:cs="Calibri"/>
+          <w:sz w:val="22"/>
+          <w:szCs w:val="22"/>
+          <w:lang w:val="en-GB"/>
+        </w:rPr>
+        <w:t>s</w:t>
+      </w:r>
+      <w:r>
+        <w:rPr>
+          <w:rFonts w:ascii="Calibri" w:hAnsi="Calibri" w:cs="Calibri"/>
+          <w:sz w:val="22"/>
+          <w:szCs w:val="22"/>
+          <w:lang w:val="en-GB"/>
+        </w:rPr>
+        <w:t xml:space="preserve"> across </w:t>
+      </w:r>
+      <w:r>
+        <w:rPr>
+          <w:rFonts w:ascii="Calibri" w:hAnsi="Calibri" w:cs="Calibri"/>
+          <w:sz w:val="22"/>
+          <w:szCs w:val="22"/>
+          <w:lang w:val="en-GB"/>
+        </w:rPr>
+        <w:t>conditions</w:t>
+      </w:r>
+      <w:r>
+        <w:rPr>
+          <w:rFonts w:ascii="Calibri" w:hAnsi="Calibri" w:cs="Calibri"/>
+          <w:sz w:val="22"/>
+          <w:szCs w:val="22"/>
+          <w:lang w:val="en-GB"/>
+        </w:rPr>
+        <w:t xml:space="preserve"> </w:t>
+      </w:r>
+      <w:r>
+        <w:rPr>
+          <w:rFonts w:ascii="Calibri" w:hAnsi="Calibri" w:cs="Calibri"/>
+          <w:sz w:val="22"/>
+          <w:szCs w:val="22"/>
           <w:lang w:val="en-GB"/>
         </w:rPr>
         <w:t>in which</w:t>
@@ -152,6 +256,8 @@
       <w:r>
         <w:rPr>
           <w:rFonts w:ascii="Calibri" w:hAnsi="Calibri" w:cs="Calibri"/>
+          <w:sz w:val="22"/>
+          <w:szCs w:val="22"/>
           <w:lang w:val="en-GB"/>
         </w:rPr>
         <w:t xml:space="preserve"> </w:t>
@@ -159,20 +265,80 @@
       <w:r>
         <w:rPr>
           <w:rFonts w:ascii="Calibri" w:hAnsi="Calibri" w:cs="Calibri"/>
-          <w:lang w:val="en-GB"/>
-        </w:rPr>
-        <w:t xml:space="preserve">participants use a computer cursor to move one of the two items on screen, we </w:t>
-      </w:r>
-      <w:r>
-        <w:rPr>
-          <w:rFonts w:ascii="Calibri" w:hAnsi="Calibri" w:cs="Calibri"/>
-          <w:lang w:val="en-GB"/>
-        </w:rPr>
-        <w:t>investigate</w:t>
-      </w:r>
-      <w:r>
-        <w:rPr>
-          <w:rFonts w:ascii="Calibri" w:hAnsi="Calibri" w:cs="Calibri"/>
+          <w:sz w:val="22"/>
+          <w:szCs w:val="22"/>
+          <w:lang w:val="en-GB"/>
+        </w:rPr>
+        <w:t xml:space="preserve">participants experience relatively high versus low levels of motor control. </w:t>
+      </w:r>
+      <w:r>
+        <w:rPr>
+          <w:rFonts w:ascii="Calibri" w:hAnsi="Calibri" w:cs="Calibri"/>
+          <w:sz w:val="22"/>
+          <w:szCs w:val="22"/>
+          <w:lang w:val="en-GB"/>
+        </w:rPr>
+        <w:t xml:space="preserve">Motor control is manipulated </w:t>
+      </w:r>
+      <w:r>
+        <w:rPr>
+          <w:rFonts w:ascii="Calibri" w:hAnsi="Calibri" w:cs="Calibri"/>
+          <w:sz w:val="22"/>
+          <w:szCs w:val="22"/>
+          <w:lang w:val="en-GB"/>
+        </w:rPr>
+        <w:t>via perturbations on cursor movement</w:t>
+      </w:r>
+      <w:r>
+        <w:rPr>
+          <w:rFonts w:ascii="Calibri" w:hAnsi="Calibri" w:cs="Calibri"/>
+          <w:sz w:val="22"/>
+          <w:szCs w:val="22"/>
+          <w:lang w:val="en-GB"/>
+        </w:rPr>
+        <w:t>, thereby altering the degree to which participants’ own move</w:t>
+      </w:r>
+      <w:r>
+        <w:rPr>
+          <w:rFonts w:ascii="Calibri" w:hAnsi="Calibri" w:cs="Calibri"/>
+          <w:sz w:val="22"/>
+          <w:szCs w:val="22"/>
+          <w:lang w:val="en-GB"/>
+        </w:rPr>
+        <w:t>ment determine</w:t>
+      </w:r>
+      <w:r>
+        <w:rPr>
+          <w:rFonts w:ascii="Calibri" w:hAnsi="Calibri" w:cs="Calibri"/>
+          <w:sz w:val="22"/>
+          <w:szCs w:val="22"/>
+          <w:lang w:val="en-GB"/>
+        </w:rPr>
+        <w:t>s</w:t>
+      </w:r>
+      <w:r>
+        <w:rPr>
+          <w:rFonts w:ascii="Calibri" w:hAnsi="Calibri" w:cs="Calibri"/>
+          <w:sz w:val="22"/>
+          <w:szCs w:val="22"/>
+          <w:lang w:val="en-GB"/>
+        </w:rPr>
+        <w:t xml:space="preserve"> item motion on screen. In each trial</w:t>
+      </w:r>
+      <w:r>
+        <w:rPr>
+          <w:rFonts w:ascii="Calibri" w:hAnsi="Calibri" w:cs="Calibri"/>
+          <w:sz w:val="22"/>
+          <w:szCs w:val="22"/>
+          <w:lang w:val="en-GB"/>
+        </w:rPr>
+        <w:t>,</w:t>
+      </w:r>
+      <w:r>
+        <w:rPr>
+          <w:rFonts w:ascii="Calibri" w:hAnsi="Calibri" w:cs="Calibri"/>
+          <w:sz w:val="22"/>
+          <w:szCs w:val="22"/>
           <w:lang w:val="en-GB"/>
         </w:rPr>
         <w:t xml:space="preserve"> </w:t>
@@ -180,48 +346,17 @@
       <w:r>
         <w:rPr>
           <w:rFonts w:ascii="Calibri" w:hAnsi="Calibri" w:cs="Calibri"/>
-          <w:lang w:val="en-GB"/>
-        </w:rPr>
-        <w:t xml:space="preserve">whether participants’ subsequent recognition </w:t>
-      </w:r>
-      <w:r>
-        <w:rPr>
-          <w:rFonts w:ascii="Calibri" w:hAnsi="Calibri" w:cs="Calibri"/>
-          <w:lang w:val="en-GB"/>
-        </w:rPr>
-        <w:t xml:space="preserve">memory </w:t>
-      </w:r>
-      <w:r>
-        <w:rPr>
-          <w:rFonts w:ascii="Calibri" w:hAnsi="Calibri" w:cs="Calibri"/>
-          <w:lang w:val="en-GB"/>
-        </w:rPr>
-        <w:t>differ</w:t>
-      </w:r>
-      <w:r>
-        <w:rPr>
-          <w:rFonts w:ascii="Calibri" w:hAnsi="Calibri" w:cs="Calibri"/>
-          <w:lang w:val="en-GB"/>
-        </w:rPr>
-        <w:t>s</w:t>
-      </w:r>
-      <w:r>
-        <w:rPr>
-          <w:rFonts w:ascii="Calibri" w:hAnsi="Calibri" w:cs="Calibri"/>
-          <w:lang w:val="en-GB"/>
-        </w:rPr>
-        <w:t xml:space="preserve"> across </w:t>
-      </w:r>
-      <w:r>
-        <w:rPr>
-          <w:rFonts w:ascii="Calibri" w:hAnsi="Calibri" w:cs="Calibri"/>
-          <w:lang w:val="en-GB"/>
-        </w:rPr>
-        <w:t>conditions</w:t>
-      </w:r>
-      <w:r>
-        <w:rPr>
-          <w:rFonts w:ascii="Calibri" w:hAnsi="Calibri" w:cs="Calibri"/>
+          <w:sz w:val="22"/>
+          <w:szCs w:val="22"/>
+          <w:lang w:val="en-GB"/>
+        </w:rPr>
+        <w:t>one item is partially controlled by the participant’s movements, whereas the other item moves independently. We further investigate whether recognition performance depends not only on the experimentally manipulated degree of motor control but also on participants’ explicit detection and subjective experience of control.</w:t>
+      </w:r>
+      <w:r>
+        <w:rPr>
+          <w:rFonts w:ascii="Calibri" w:hAnsi="Calibri" w:cs="Calibri"/>
+          <w:sz w:val="22"/>
+          <w:szCs w:val="22"/>
           <w:lang w:val="en-GB"/>
         </w:rPr>
         <w:t xml:space="preserve"> </w:t>
@@ -229,138 +364,17 @@
       <w:r>
         <w:rPr>
           <w:rFonts w:ascii="Calibri" w:hAnsi="Calibri" w:cs="Calibri"/>
-          <w:lang w:val="en-GB"/>
-        </w:rPr>
-        <w:t>in which</w:t>
-      </w:r>
-      <w:r>
-        <w:rPr>
-          <w:rFonts w:ascii="Calibri" w:hAnsi="Calibri" w:cs="Calibri"/>
-          <w:lang w:val="en-GB"/>
-        </w:rPr>
-        <w:t xml:space="preserve"> </w:t>
-      </w:r>
-      <w:r>
-        <w:rPr>
-          <w:rFonts w:ascii="Calibri" w:hAnsi="Calibri" w:cs="Calibri"/>
-          <w:lang w:val="en-GB"/>
-        </w:rPr>
-        <w:t>participants experience relatively high</w:t>
-      </w:r>
-      <w:del w:id="1" w:author="Gezen, Elif" w:date="2026-05-21T14:29:00Z" w16du:dateUtc="2026-05-21T12:29:00Z">
-        <w:r>
-          <w:rPr>
-            <w:rFonts w:ascii="Calibri" w:hAnsi="Calibri" w:cs="Calibri"/>
-            <w:lang w:val="en-GB"/>
-          </w:rPr>
-          <w:delText>t</w:delText>
-        </w:r>
-      </w:del>
-      <w:r>
-        <w:rPr>
-          <w:rFonts w:ascii="Calibri" w:hAnsi="Calibri" w:cs="Calibri"/>
-          <w:lang w:val="en-GB"/>
-        </w:rPr>
-        <w:t xml:space="preserve"> versus low levels of motor control. </w:t>
-      </w:r>
-      <w:r>
-        <w:rPr>
-          <w:rFonts w:ascii="Calibri" w:hAnsi="Calibri" w:cs="Calibri"/>
-          <w:lang w:val="en-GB"/>
-        </w:rPr>
-        <w:t xml:space="preserve">Motor control is manipulated </w:t>
-      </w:r>
-      <w:r>
-        <w:rPr>
-          <w:rFonts w:ascii="Calibri" w:hAnsi="Calibri" w:cs="Calibri"/>
-          <w:lang w:val="en-GB"/>
-        </w:rPr>
-        <w:t>via perturbations on cursor movement</w:t>
-      </w:r>
-      <w:r>
-        <w:rPr>
-          <w:rFonts w:ascii="Calibri" w:hAnsi="Calibri" w:cs="Calibri"/>
-          <w:lang w:val="en-GB"/>
-        </w:rPr>
-        <w:t>, thereby altering the degree to which participants’ own move</w:t>
-      </w:r>
-      <w:r>
-        <w:rPr>
-          <w:rFonts w:ascii="Calibri" w:hAnsi="Calibri" w:cs="Calibri"/>
-          <w:lang w:val="en-GB"/>
-        </w:rPr>
-        <w:t>ment determine</w:t>
-      </w:r>
-      <w:ins w:id="2" w:author="Gezen, Elif" w:date="2026-05-21T14:29:00Z" w16du:dateUtc="2026-05-21T12:29:00Z">
-        <w:r>
-          <w:rPr>
-            <w:rFonts w:ascii="Calibri" w:hAnsi="Calibri" w:cs="Calibri"/>
-            <w:lang w:val="en-GB"/>
-          </w:rPr>
-          <w:t>s</w:t>
-        </w:r>
-      </w:ins>
-      <w:r>
-        <w:rPr>
-          <w:rFonts w:ascii="Calibri" w:hAnsi="Calibri" w:cs="Calibri"/>
-          <w:lang w:val="en-GB"/>
-        </w:rPr>
-        <w:t xml:space="preserve"> item motion on screen. In each trial</w:t>
-      </w:r>
-      <w:ins w:id="3" w:author="Gezen, Elif" w:date="2026-05-21T14:29:00Z" w16du:dateUtc="2026-05-21T12:29:00Z">
-        <w:r>
-          <w:rPr>
-            <w:rFonts w:ascii="Calibri" w:hAnsi="Calibri" w:cs="Calibri"/>
-            <w:lang w:val="en-GB"/>
-          </w:rPr>
-          <w:t>,</w:t>
-        </w:r>
-      </w:ins>
-      <w:r>
-        <w:rPr>
-          <w:rFonts w:ascii="Calibri" w:hAnsi="Calibri" w:cs="Calibri"/>
-          <w:lang w:val="en-GB"/>
-        </w:rPr>
-        <w:t xml:space="preserve"> </w:t>
-      </w:r>
-      <w:r>
-        <w:rPr>
-          <w:rFonts w:ascii="Calibri" w:hAnsi="Calibri" w:cs="Calibri"/>
-          <w:lang w:val="en-GB"/>
-        </w:rPr>
-        <w:t>one item is partially controlled by the participant’s movements, whereas the other item moves independently. We further investigate whether recognition performance depends not only on the experimentally manipulated degree of motor control but also on participants’ explicit detection and subjective experience of control.</w:t>
-      </w:r>
-      <w:r>
-        <w:rPr>
-          <w:rFonts w:ascii="Calibri" w:hAnsi="Calibri" w:cs="Calibri"/>
-          <w:lang w:val="en-GB"/>
-        </w:rPr>
-        <w:t xml:space="preserve"> </w:t>
-      </w:r>
-      <w:r>
-        <w:rPr>
-          <w:rFonts w:ascii="Calibri" w:hAnsi="Calibri" w:cs="Calibri"/>
-          <w:lang w:val="en-GB"/>
-        </w:rPr>
-        <w:t>We conceptualize objective motor control, control detection</w:t>
-      </w:r>
-      <w:r>
-        <w:rPr>
-          <w:rFonts w:ascii="Calibri" w:hAnsi="Calibri" w:cs="Calibri"/>
-          <w:lang w:val="en-GB"/>
-        </w:rPr>
-        <w:t xml:space="preserve"> as well as</w:t>
-      </w:r>
-      <w:r>
-        <w:rPr>
-          <w:rFonts w:ascii="Calibri" w:hAnsi="Calibri" w:cs="Calibri"/>
-          <w:lang w:val="en-GB"/>
-        </w:rPr>
-        <w:t xml:space="preserve"> subjective agency as partially dissociable constructs. Objective motor control refers to the experimentally manipulated sensorimotor contingency between participants’ movements and item movements on screen. Control detection accuracy indexes explicit metacognitive access to which item was under participants’ control, whereas subjective agency ratings index participants’ phenomenological sense of control over the movement</w:t>
-      </w:r>
-      <w:r>
-        <w:rPr>
-          <w:rFonts w:ascii="Calibri" w:hAnsi="Calibri" w:cs="Calibri"/>
+          <w:sz w:val="22"/>
+          <w:szCs w:val="22"/>
+          <w:lang w:val="en-GB"/>
+        </w:rPr>
+        <w:t>We conceptualize objective motor control, control detection as well as subjective agency as partially dissociable constructs. Objective motor control refers to the experimentally manipulated sensorimotor contingency between participants’ movements and item movements on screen. Control detection accuracy indexes explicit metacognitive access to which item was under participants’ control, whereas subjective agency ratings index participants’ phenomenological sense of control over the movement</w:t>
+      </w:r>
+      <w:r>
+        <w:rPr>
+          <w:rFonts w:ascii="Calibri" w:hAnsi="Calibri" w:cs="Calibri"/>
+          <w:sz w:val="22"/>
+          <w:szCs w:val="22"/>
           <w:lang w:val="en-GB"/>
         </w:rPr>
         <w:t xml:space="preserve"> of the item</w:t>
@@ -368,22 +382,26 @@
       <w:r>
         <w:rPr>
           <w:rFonts w:ascii="Calibri" w:hAnsi="Calibri" w:cs="Calibri"/>
+          <w:sz w:val="22"/>
+          <w:szCs w:val="22"/>
           <w:lang w:val="en-GB"/>
         </w:rPr>
         <w:t>. We hypothesize that recognition memory enhancement is associated with encoding processes linked to experienced agency, beyond effects attributable to general task difficulty or attentional engagement</w:t>
       </w:r>
-      <w:ins w:id="4" w:author="Gezen, Elif" w:date="2026-05-21T14:31:00Z" w16du:dateUtc="2026-05-21T12:31:00Z">
-        <w:r>
-          <w:rPr>
-            <w:rFonts w:ascii="Calibri" w:hAnsi="Calibri" w:cs="Calibri"/>
-            <w:lang w:val="en-GB"/>
-          </w:rPr>
-          <w:t>.</w:t>
-        </w:r>
-      </w:ins>
-      <w:r>
-        <w:rPr>
-          <w:rFonts w:ascii="Calibri" w:hAnsi="Calibri" w:cs="Calibri"/>
+      <w:r>
+        <w:rPr>
+          <w:rFonts w:ascii="Calibri" w:hAnsi="Calibri" w:cs="Calibri"/>
+          <w:sz w:val="22"/>
+          <w:szCs w:val="22"/>
+          <w:lang w:val="en-GB"/>
+        </w:rPr>
+        <w:t>.</w:t>
+      </w:r>
+      <w:r>
+        <w:rPr>
+          <w:rFonts w:ascii="Calibri" w:hAnsi="Calibri" w:cs="Calibri"/>
+          <w:sz w:val="22"/>
+          <w:szCs w:val="22"/>
           <w:lang w:val="en-GB"/>
         </w:rPr>
         <w:t xml:space="preserve"> </w:t>
@@ -558,15 +576,7 @@
           <w:sz w:val="22"/>
           <w:szCs w:val="22"/>
         </w:rPr>
-        <w:t xml:space="preserve"> </w:t>
-      </w:r>
-      <w:r>
-        <w:rPr>
-          <w:rFonts w:ascii="Calibri" w:hAnsi="Calibri" w:cs="Calibri"/>
-          <w:sz w:val="22"/>
-          <w:szCs w:val="22"/>
-        </w:rPr>
-        <w:t>recognition memory performance will be enhanced for items for which participants correctly detected their control compared to items for which they failed to detect their control. Specifically, participants will show higher recognition accuracy and lower reaction times for correctly detected compared to incorrectly detected controlled items.</w:t>
+        <w:t xml:space="preserve"> recognition memory performance will be enhanced for items for which participants correctly detected their control compared to items for which they failed to detect their control. Specifically, participants will show higher recognition accuracy and lower reaction times for correctly detected compared to incorrectly detected controlled items.</w:t>
       </w:r>
       <w:r>
         <w:rPr>
@@ -606,15 +616,7 @@
           <w:sz w:val="22"/>
           <w:szCs w:val="22"/>
         </w:rPr>
-        <w:t>higher trial-wise subjective agency ratings will predict enhanced subsequent recognition memory performance.</w:t>
-      </w:r>
-      <w:r>
-        <w:rPr>
-          <w:rFonts w:ascii="Calibri" w:hAnsi="Calibri" w:cs="Calibri"/>
-          <w:sz w:val="22"/>
-          <w:szCs w:val="22"/>
-        </w:rPr>
-        <w:t xml:space="preserve"> Specifically, </w:t>
+        <w:t xml:space="preserve">higher trial-wise subjective agency ratings will predict enhanced subsequent recognition memory performance. Specifically, </w:t>
       </w:r>
       <w:r>
         <w:rPr>
@@ -674,7 +676,25 @@
           <w:sz w:val="22"/>
           <w:szCs w:val="22"/>
         </w:rPr>
-        <w:t xml:space="preserve">sense / detection of control over </w:t>
+        <w:t xml:space="preserve">sense / detection of </w:t>
+      </w:r>
+      <w:proofErr w:type="gramStart"/>
+      <w:r>
+        <w:rPr>
+          <w:rFonts w:ascii="Calibri" w:hAnsi="Calibri" w:cs="Calibri"/>
+          <w:sz w:val="22"/>
+          <w:szCs w:val="22"/>
+        </w:rPr>
+        <w:t>control</w:t>
+      </w:r>
+      <w:proofErr w:type="gramEnd"/>
+      <w:r>
+        <w:rPr>
+          <w:rFonts w:ascii="Calibri" w:hAnsi="Calibri" w:cs="Calibri"/>
+          <w:sz w:val="22"/>
+          <w:szCs w:val="22"/>
+        </w:rPr>
+        <w:t xml:space="preserve"> over </w:t>
       </w:r>
       <w:r>
         <w:rPr>
@@ -706,7 +726,6 @@
           <w:sz w:val="22"/>
           <w:szCs w:val="22"/>
         </w:rPr>
-        <w:lastRenderedPageBreak/>
         <w:t>Neurophysiological Hypotheses:</w:t>
       </w:r>
     </w:p>
@@ -727,6 +746,7 @@
           <w:sz w:val="22"/>
           <w:szCs w:val="22"/>
         </w:rPr>
+        <w:lastRenderedPageBreak/>
         <w:t>Following a previous study (Wen et al., 2017)</w:t>
       </w:r>
       <w:r>
@@ -821,14 +841,24 @@
         </w:rPr>
         <w:t xml:space="preserve">To investigate the neural </w:t>
       </w:r>
-      <w:r>
-        <w:rPr>
-          <w:rFonts w:ascii="Calibri" w:hAnsi="Calibri" w:cs="Calibri"/>
-          <w:sz w:val="22"/>
-          <w:szCs w:val="22"/>
-        </w:rPr>
-        <w:t xml:space="preserve">correlates </w:t>
-      </w:r>
+      <w:proofErr w:type="gramStart"/>
+      <w:r>
+        <w:rPr>
+          <w:rFonts w:ascii="Calibri" w:hAnsi="Calibri" w:cs="Calibri"/>
+          <w:sz w:val="22"/>
+          <w:szCs w:val="22"/>
+        </w:rPr>
+        <w:t xml:space="preserve">correlates  </w:t>
+      </w:r>
+      <w:r>
+        <w:rPr>
+          <w:rFonts w:ascii="Calibri" w:hAnsi="Calibri" w:cs="Calibri"/>
+          <w:sz w:val="22"/>
+          <w:szCs w:val="22"/>
+        </w:rPr>
+        <w:t>of</w:t>
+      </w:r>
+      <w:proofErr w:type="gramEnd"/>
       <w:r>
         <w:rPr>
           <w:rFonts w:ascii="Calibri" w:hAnsi="Calibri" w:cs="Calibri"/>
@@ -843,14 +873,6 @@
           <w:sz w:val="22"/>
           <w:szCs w:val="22"/>
         </w:rPr>
-        <w:t xml:space="preserve">of </w:t>
-      </w:r>
-      <w:r>
-        <w:rPr>
-          <w:rFonts w:ascii="Calibri" w:hAnsi="Calibri" w:cs="Calibri"/>
-          <w:sz w:val="22"/>
-          <w:szCs w:val="22"/>
-        </w:rPr>
         <w:t xml:space="preserve"> successful </w:t>
       </w:r>
       <w:r>
@@ -875,7 +897,39 @@
           <w:sz w:val="22"/>
           <w:szCs w:val="22"/>
         </w:rPr>
-        <w:t>additionally will</w:t>
+        <w:t xml:space="preserve">additionally will </w:t>
+      </w:r>
+      <w:r>
+        <w:rPr>
+          <w:rFonts w:ascii="Calibri" w:hAnsi="Calibri" w:cs="Calibri"/>
+          <w:sz w:val="22"/>
+          <w:szCs w:val="22"/>
+        </w:rPr>
+        <w:t xml:space="preserve">compare </w:t>
+      </w:r>
+      <w:r>
+        <w:rPr>
+          <w:rFonts w:ascii="Calibri" w:hAnsi="Calibri" w:cs="Calibri"/>
+          <w:sz w:val="22"/>
+          <w:szCs w:val="22"/>
+        </w:rPr>
+        <w:t>os</w:t>
+      </w:r>
+      <w:r>
+        <w:rPr>
+          <w:rFonts w:ascii="Calibri" w:hAnsi="Calibri" w:cs="Calibri"/>
+          <w:sz w:val="22"/>
+          <w:szCs w:val="22"/>
+        </w:rPr>
+        <w:t xml:space="preserve">cillatory </w:t>
+      </w:r>
+      <w:r>
+        <w:rPr>
+          <w:rFonts w:ascii="Calibri" w:hAnsi="Calibri" w:cs="Calibri"/>
+          <w:sz w:val="22"/>
+          <w:szCs w:val="22"/>
+        </w:rPr>
+        <w:t>alpha</w:t>
       </w:r>
       <w:r>
         <w:rPr>
@@ -885,74 +939,26 @@
         </w:rPr>
         <w:t xml:space="preserve"> </w:t>
       </w:r>
-      <w:r>
-        <w:rPr>
-          <w:rFonts w:ascii="Calibri" w:hAnsi="Calibri" w:cs="Calibri"/>
-          <w:sz w:val="22"/>
-          <w:szCs w:val="22"/>
-        </w:rPr>
-        <w:t xml:space="preserve">compare </w:t>
-      </w:r>
-      <w:r>
-        <w:rPr>
-          <w:rFonts w:ascii="Calibri" w:hAnsi="Calibri" w:cs="Calibri"/>
-          <w:sz w:val="22"/>
-          <w:szCs w:val="22"/>
-        </w:rPr>
-        <w:t>os</w:t>
-      </w:r>
-      <w:r>
-        <w:rPr>
-          <w:rFonts w:ascii="Calibri" w:hAnsi="Calibri" w:cs="Calibri"/>
-          <w:sz w:val="22"/>
-          <w:szCs w:val="22"/>
-        </w:rPr>
-        <w:t xml:space="preserve">cillatory </w:t>
-      </w:r>
-      <w:r>
-        <w:rPr>
-          <w:rFonts w:ascii="Calibri" w:hAnsi="Calibri" w:cs="Calibri"/>
-          <w:sz w:val="22"/>
-          <w:szCs w:val="22"/>
-        </w:rPr>
-        <w:t>alpha</w:t>
-      </w:r>
-      <w:ins w:id="5" w:author="Simone Bosbach" w:date="2026-05-20T11:06:00Z" w16du:dateUtc="2026-05-20T09:06:00Z">
-        <w:r>
-          <w:rPr>
-            <w:rFonts w:ascii="Calibri" w:hAnsi="Calibri" w:cs="Calibri"/>
-            <w:sz w:val="22"/>
-            <w:szCs w:val="22"/>
-          </w:rPr>
-          <w:t xml:space="preserve"> and</w:t>
-        </w:r>
-      </w:ins>
-      <w:del w:id="6" w:author="Simone Bosbach" w:date="2026-05-20T11:06:00Z" w16du:dateUtc="2026-05-20T09:06:00Z">
-        <w:r>
-          <w:rPr>
-            <w:rFonts w:ascii="Calibri" w:hAnsi="Calibri" w:cs="Calibri"/>
-            <w:sz w:val="22"/>
-            <w:szCs w:val="22"/>
-          </w:rPr>
-          <w:delText>/</w:delText>
-        </w:r>
-      </w:del>
-      <w:r>
-        <w:rPr>
-          <w:rFonts w:ascii="Calibri" w:hAnsi="Calibri" w:cs="Calibri"/>
-          <w:sz w:val="22"/>
-          <w:szCs w:val="22"/>
-        </w:rPr>
-        <w:t xml:space="preserve">beta </w:t>
-      </w:r>
-      <w:r>
-        <w:rPr>
-          <w:rFonts w:ascii="Calibri" w:hAnsi="Calibri" w:cs="Calibri"/>
-          <w:sz w:val="22"/>
-          <w:szCs w:val="22"/>
-        </w:rPr>
-        <w:t>activity</w:t>
-      </w:r>
+      <w:proofErr w:type="spellStart"/>
+      <w:proofErr w:type="gramStart"/>
+      <w:r>
+        <w:rPr>
+          <w:rFonts w:ascii="Calibri" w:hAnsi="Calibri" w:cs="Calibri"/>
+          <w:sz w:val="22"/>
+          <w:szCs w:val="22"/>
+        </w:rPr>
+        <w:t>and</w:t>
+      </w:r>
+      <w:r>
+        <w:rPr>
+          <w:rFonts w:ascii="Calibri" w:hAnsi="Calibri" w:cs="Calibri"/>
+          <w:sz w:val="22"/>
+          <w:szCs w:val="22"/>
+        </w:rPr>
+        <w:t>beta</w:t>
+      </w:r>
+      <w:proofErr w:type="spellEnd"/>
+      <w:proofErr w:type="gramEnd"/>
       <w:r>
         <w:rPr>
           <w:rFonts w:ascii="Calibri" w:hAnsi="Calibri" w:cs="Calibri"/>
@@ -960,6 +966,14 @@
           <w:szCs w:val="22"/>
         </w:rPr>
         <w:t xml:space="preserve"> </w:t>
+      </w:r>
+      <w:r>
+        <w:rPr>
+          <w:rFonts w:ascii="Calibri" w:hAnsi="Calibri" w:cs="Calibri"/>
+          <w:sz w:val="22"/>
+          <w:szCs w:val="22"/>
+        </w:rPr>
+        <w:t xml:space="preserve">activity </w:t>
       </w:r>
       <w:r>
         <w:rPr>
@@ -1080,6 +1094,7 @@
           <w:lang w:val="en-GB"/>
         </w:rPr>
       </w:pPr>
+      <w:proofErr w:type="spellStart"/>
       <w:r>
         <w:rPr>
           <w:rFonts w:ascii="Calibri" w:hAnsi="Calibri" w:cs="Calibri"/>
@@ -1087,23 +1102,29 @@
           <w:iCs/>
           <w:lang w:val="en-GB"/>
         </w:rPr>
-        <w:t>Behavioral Dependent Variables</w:t>
-      </w:r>
-    </w:p>
-    <w:p>
-      <w:pPr>
+        <w:t>Behavioral</w:t>
+      </w:r>
+      <w:proofErr w:type="spellEnd"/>
+      <w:r>
         <w:rPr>
           <w:rFonts w:ascii="Calibri" w:hAnsi="Calibri" w:cs="Calibri"/>
           <w:i/>
           <w:iCs/>
           <w:lang w:val="en-GB"/>
         </w:rPr>
-      </w:pPr>
-      <w:r>
-        <w:rPr>
-          <w:rFonts w:ascii="Calibri" w:hAnsi="Calibri" w:cs="Calibri"/>
-          <w:i/>
-          <w:iCs/>
+        <w:t xml:space="preserve"> Dependent Variables</w:t>
+      </w:r>
+    </w:p>
+    <w:p>
+      <w:pPr>
+        <w:rPr>
+          <w:rFonts w:ascii="Calibri" w:hAnsi="Calibri" w:cs="Calibri"/>
+          <w:lang w:val="en-GB"/>
+        </w:rPr>
+      </w:pPr>
+      <w:r>
+        <w:rPr>
+          <w:rFonts w:ascii="Calibri" w:hAnsi="Calibri" w:cs="Calibri"/>
           <w:lang w:val="en-GB"/>
         </w:rPr>
         <w:t xml:space="preserve">Recognition memory performance will be assessed using both signal detection and trial-level </w:t>
@@ -1111,8 +1132,6 @@
       <w:r>
         <w:rPr>
           <w:rFonts w:ascii="Calibri" w:hAnsi="Calibri" w:cs="Calibri"/>
-          <w:i/>
-          <w:iCs/>
           <w:lang w:val="en-GB"/>
         </w:rPr>
         <w:t>measures</w:t>
@@ -1120,8 +1139,6 @@
       <w:r>
         <w:rPr>
           <w:rFonts w:ascii="Calibri" w:hAnsi="Calibri" w:cs="Calibri"/>
-          <w:i/>
-          <w:iCs/>
           <w:lang w:val="en-GB"/>
         </w:rPr>
         <w:t>:</w:t>
@@ -1249,7 +1266,6 @@
           <w:numId w:val="19"/>
         </w:numPr>
         <w:rPr>
-          <w:ins w:id="7" w:author="Simone Bosbach" w:date="2026-05-20T11:14:00Z" w16du:dateUtc="2026-05-20T09:14:00Z"/>
           <w:rFonts w:ascii="Calibri" w:hAnsi="Calibri" w:cs="Calibri"/>
           <w:lang w:val="en-GB"/>
         </w:rPr>
@@ -1292,55 +1308,45 @@
     </w:p>
     <w:p>
       <w:pPr>
-        <w:pStyle w:val="ListParagraph"/>
-        <w:numPr>
-          <w:ilvl w:val="0"/>
-          <w:numId w:val="19"/>
-        </w:numPr>
-        <w:rPr>
-          <w:ins w:id="8" w:author="Simone Bosbach" w:date="2026-05-20T11:14:00Z" w16du:dateUtc="2026-05-20T09:14:00Z"/>
-          <w:rFonts w:ascii="Calibri" w:hAnsi="Calibri" w:cs="Calibri"/>
-          <w:lang w:val="en-GB"/>
-        </w:rPr>
-      </w:pPr>
-    </w:p>
-    <w:p>
-      <w:pPr>
-        <w:pStyle w:val="ListParagraph"/>
-        <w:numPr>
-          <w:ilvl w:val="0"/>
-          <w:numId w:val="19"/>
-        </w:numPr>
-        <w:rPr>
-          <w:ins w:id="9" w:author="Simone Bosbach" w:date="2026-05-20T11:14:00Z" w16du:dateUtc="2026-05-20T09:14:00Z"/>
-          <w:rFonts w:ascii="Calibri" w:hAnsi="Calibri" w:cs="Calibri"/>
-          <w:lang w:val="en-GB"/>
-        </w:rPr>
-      </w:pPr>
-    </w:p>
-    <w:p>
-      <w:pPr>
-        <w:ind w:left="360"/>
-        <w:rPr>
-          <w:rFonts w:ascii="Calibri" w:hAnsi="Calibri" w:cs="Calibri"/>
-          <w:lang w:val="en-GB"/>
-        </w:rPr>
-      </w:pPr>
-      <w:del w:id="10" w:author="Simone Bosbach" w:date="2026-05-20T11:14:00Z" w16du:dateUtc="2026-05-20T09:14:00Z">
-        <w:r>
-          <w:rPr>
-            <w:rFonts w:ascii="Calibri" w:hAnsi="Calibri" w:cs="Calibri"/>
-            <w:lang w:val="en-GB"/>
-          </w:rPr>
-          <w:delText xml:space="preserve"> </w:delText>
-        </w:r>
-      </w:del>
-      <w:r>
-        <w:rPr>
-          <w:rFonts w:ascii="Calibri" w:hAnsi="Calibri" w:cs="Calibri"/>
-          <w:lang w:val="en-GB"/>
-        </w:rPr>
-        <w:t>Control detection performance:</w:t>
+        <w:rPr>
+          <w:rFonts w:ascii="Calibri" w:hAnsi="Calibri" w:cs="Calibri"/>
+          <w:lang w:val="en-GB"/>
+        </w:rPr>
+      </w:pPr>
+      <w:r>
+        <w:rPr>
+          <w:rFonts w:ascii="Calibri" w:hAnsi="Calibri" w:cs="Calibri"/>
+          <w:lang w:val="en-GB"/>
+        </w:rPr>
+        <w:t xml:space="preserve">Control </w:t>
+      </w:r>
+      <w:r>
+        <w:rPr>
+          <w:rFonts w:ascii="Calibri" w:hAnsi="Calibri" w:cs="Calibri"/>
+          <w:lang w:val="en-GB"/>
+        </w:rPr>
+        <w:t>D</w:t>
+      </w:r>
+      <w:r>
+        <w:rPr>
+          <w:rFonts w:ascii="Calibri" w:hAnsi="Calibri" w:cs="Calibri"/>
+          <w:lang w:val="en-GB"/>
+        </w:rPr>
+        <w:t xml:space="preserve">etection </w:t>
+      </w:r>
+      <w:r>
+        <w:rPr>
+          <w:rFonts w:ascii="Calibri" w:hAnsi="Calibri" w:cs="Calibri"/>
+          <w:lang w:val="en-GB"/>
+        </w:rPr>
+        <w:t>P</w:t>
+      </w:r>
+      <w:r>
+        <w:rPr>
+          <w:rFonts w:ascii="Calibri" w:hAnsi="Calibri" w:cs="Calibri"/>
+          <w:lang w:val="en-GB"/>
+        </w:rPr>
+        <w:t>erformance:</w:t>
       </w:r>
     </w:p>
     <w:p>
@@ -1370,18 +1376,11 @@
       </w:r>
       <w:r>
         <w:rPr>
-          <w:sz w:val="22"/>
-          <w:szCs w:val="22"/>
-        </w:rPr>
-        <w:t>:</w:t>
-      </w:r>
-      <w:r>
-        <w:rPr>
-          <w:rFonts w:ascii="Calibri" w:hAnsi="Calibri" w:cs="Calibri"/>
-          <w:sz w:val="22"/>
-          <w:szCs w:val="22"/>
-        </w:rPr>
-        <w:t xml:space="preserve"> Participants’ accuracy in </w:t>
+          <w:rFonts w:ascii="Calibri" w:hAnsi="Calibri" w:cs="Calibri"/>
+          <w:sz w:val="22"/>
+          <w:szCs w:val="22"/>
+        </w:rPr>
+        <w:t xml:space="preserve">: Participants’ accuracy in </w:t>
       </w:r>
       <w:r>
         <w:rPr>
@@ -1415,26 +1414,14 @@
         </w:rPr>
         <w:t>ndicating whether participants correctly identified the ite</w:t>
       </w:r>
-      <w:ins w:id="11" w:author="Gezen, Elif" w:date="2026-05-21T14:37:00Z" w16du:dateUtc="2026-05-21T12:37:00Z">
-        <w:r>
-          <w:rPr>
-            <w:rFonts w:ascii="Calibri" w:hAnsi="Calibri" w:cs="Calibri"/>
-            <w:sz w:val="22"/>
-            <w:szCs w:val="22"/>
-          </w:rPr>
-          <w:t>m</w:t>
-        </w:r>
-      </w:ins>
-      <w:del w:id="12" w:author="Gezen, Elif" w:date="2026-05-21T14:37:00Z" w16du:dateUtc="2026-05-21T12:37:00Z">
-        <w:r>
-          <w:rPr>
-            <w:rFonts w:ascii="Calibri" w:hAnsi="Calibri" w:cs="Calibri"/>
-            <w:sz w:val="22"/>
-            <w:szCs w:val="22"/>
-          </w:rPr>
-          <w:delText>n</w:delText>
-        </w:r>
-      </w:del>
+      <w:r>
+        <w:rPr>
+          <w:rFonts w:ascii="Calibri" w:hAnsi="Calibri" w:cs="Calibri"/>
+          <w:sz w:val="22"/>
+          <w:szCs w:val="22"/>
+        </w:rPr>
+        <w:t>m</w:t>
+      </w:r>
       <w:r>
         <w:rPr>
           <w:rFonts w:ascii="Calibri" w:hAnsi="Calibri" w:cs="Calibri"/>
@@ -1526,7 +1513,6 @@
         <w:pStyle w:val="NormalWeb"/>
         <w:spacing w:before="0" w:beforeAutospacing="0"/>
         <w:rPr>
-          <w:ins w:id="13" w:author="Simone Bosbach" w:date="2026-05-20T11:15:00Z" w16du:dateUtc="2026-05-20T09:15:00Z"/>
           <w:rFonts w:ascii="Calibri" w:hAnsi="Calibri" w:cs="Calibri"/>
           <w:i/>
           <w:iCs/>
@@ -1551,58 +1537,42 @@
         <w:spacing w:before="0" w:beforeAutospacing="0"/>
         <w:rPr>
           <w:rFonts w:ascii="Calibri" w:hAnsi="Calibri" w:cs="Calibri"/>
-          <w:i/>
-          <w:iCs/>
-          <w:sz w:val="22"/>
-          <w:szCs w:val="22"/>
-        </w:rPr>
-      </w:pPr>
-      <w:ins w:id="14" w:author="Simone Bosbach" w:date="2026-05-20T11:15:00Z" w16du:dateUtc="2026-05-20T09:15:00Z">
-        <w:r>
-          <w:rPr>
-            <w:rFonts w:ascii="Calibri" w:hAnsi="Calibri" w:cs="Calibri"/>
-            <w:i/>
-            <w:iCs/>
-            <w:sz w:val="22"/>
-            <w:szCs w:val="22"/>
-          </w:rPr>
-          <w:t>E</w:t>
-        </w:r>
-      </w:ins>
-      <w:r>
-        <w:rPr>
-          <w:rFonts w:ascii="Calibri" w:hAnsi="Calibri" w:cs="Calibri"/>
-          <w:i/>
-          <w:iCs/>
+          <w:sz w:val="22"/>
+          <w:szCs w:val="22"/>
+        </w:rPr>
+      </w:pPr>
+      <w:r>
+        <w:rPr>
+          <w:rFonts w:ascii="Calibri" w:hAnsi="Calibri" w:cs="Calibri"/>
+          <w:sz w:val="22"/>
+          <w:szCs w:val="22"/>
+        </w:rPr>
+        <w:t>E</w:t>
+      </w:r>
+      <w:r>
+        <w:rPr>
+          <w:rFonts w:ascii="Calibri" w:hAnsi="Calibri" w:cs="Calibri"/>
           <w:sz w:val="22"/>
           <w:szCs w:val="22"/>
         </w:rPr>
         <w:t>v</w:t>
       </w:r>
-      <w:ins w:id="15" w:author="Simone Bosbach" w:date="2026-05-20T11:15:00Z" w16du:dateUtc="2026-05-20T09:15:00Z">
-        <w:r>
-          <w:rPr>
-            <w:rFonts w:ascii="Calibri" w:hAnsi="Calibri" w:cs="Calibri"/>
-            <w:i/>
-            <w:iCs/>
-            <w:sz w:val="22"/>
-            <w:szCs w:val="22"/>
-          </w:rPr>
-          <w:t>ent-rel</w:t>
-        </w:r>
-      </w:ins>
-      <w:ins w:id="16" w:author="Simone Bosbach" w:date="2026-05-20T11:16:00Z" w16du:dateUtc="2026-05-20T09:16:00Z">
-        <w:r>
-          <w:rPr>
-            <w:rFonts w:ascii="Calibri" w:hAnsi="Calibri" w:cs="Calibri"/>
-            <w:i/>
-            <w:iCs/>
-            <w:sz w:val="22"/>
-            <w:szCs w:val="22"/>
-          </w:rPr>
-          <w:t>ated Potentials (ERP)</w:t>
-        </w:r>
-      </w:ins>
+      <w:r>
+        <w:rPr>
+          <w:rFonts w:ascii="Calibri" w:hAnsi="Calibri" w:cs="Calibri"/>
+          <w:sz w:val="22"/>
+          <w:szCs w:val="22"/>
+        </w:rPr>
+        <w:t>ent-related Potentials (ERP)</w:t>
+      </w:r>
+      <w:r>
+        <w:rPr>
+          <w:rFonts w:ascii="Calibri" w:hAnsi="Calibri" w:cs="Calibri"/>
+          <w:sz w:val="22"/>
+          <w:szCs w:val="22"/>
+        </w:rPr>
+        <w:t>:</w:t>
+      </w:r>
     </w:p>
     <w:p>
       <w:pPr>
@@ -1660,7 +1630,6 @@
       <w:pPr>
         <w:pStyle w:val="NormalWeb"/>
         <w:spacing w:before="0" w:beforeAutospacing="0"/>
-        <w:ind w:left="720"/>
         <w:rPr>
           <w:rStyle w:val="citation-252"/>
           <w:rFonts w:ascii="Calibri" w:hAnsi="Calibri" w:cs="Calibri"/>
@@ -1711,17 +1680,15 @@
         </w:rPr>
         <w:t xml:space="preserve"> Power (8-12 Hz): Oscillatory power during en</w:t>
       </w:r>
-      <w:ins w:id="17" w:author="Gezen, Elif" w:date="2026-05-21T14:38:00Z" w16du:dateUtc="2026-05-21T12:38:00Z">
-        <w:r>
-          <w:rPr>
-            <w:rStyle w:val="citation-252"/>
-            <w:rFonts w:ascii="Calibri" w:eastAsiaTheme="majorEastAsia" w:hAnsi="Calibri" w:cs="Calibri"/>
-            <w:sz w:val="22"/>
-            <w:szCs w:val="22"/>
-          </w:rPr>
-          <w:t>c</w:t>
-        </w:r>
-      </w:ins>
+      <w:r>
+        <w:rPr>
+          <w:rStyle w:val="citation-252"/>
+          <w:rFonts w:ascii="Calibri" w:eastAsiaTheme="majorEastAsia" w:hAnsi="Calibri" w:cs="Calibri"/>
+          <w:sz w:val="22"/>
+          <w:szCs w:val="22"/>
+        </w:rPr>
+        <w:t>c</w:t>
+      </w:r>
       <w:r>
         <w:rPr>
           <w:rStyle w:val="citation-252"/>
@@ -1774,9 +1741,19 @@
           <w:sz w:val="22"/>
           <w:szCs w:val="22"/>
         </w:rPr>
-        <w:lastRenderedPageBreak/>
         <w:t>Oscillatory analyses will focus on differences between subsequently recognized and subsequently non-recognized items.</w:t>
       </w:r>
+    </w:p>
+    <w:p>
+      <w:pPr>
+        <w:pStyle w:val="NormalWeb"/>
+        <w:spacing w:before="0" w:beforeAutospacing="0"/>
+        <w:rPr>
+          <w:rFonts w:ascii="Calibri" w:hAnsi="Calibri" w:cs="Calibri"/>
+          <w:sz w:val="22"/>
+          <w:szCs w:val="22"/>
+        </w:rPr>
+      </w:pPr>
       <w:r>
         <w:rPr>
           <w:rFonts w:ascii="Calibri" w:hAnsi="Calibri" w:cs="Calibri"/>
@@ -1786,260 +1763,188 @@
           <w:szCs w:val="22"/>
           <w:lang w:val="en-GB"/>
         </w:rPr>
-        <w:br/>
+        <w:t>4) Conditions</w:t>
+      </w:r>
+      <w:r>
+        <w:rPr>
+          <w:rFonts w:ascii="Calibri" w:hAnsi="Calibri" w:cs="Calibri"/>
+          <w:sz w:val="22"/>
+          <w:szCs w:val="22"/>
+          <w:lang w:val="en-GB"/>
+        </w:rPr>
+        <w:t> </w:t>
       </w:r>
     </w:p>
     <w:p>
       <w:pPr>
         <w:pStyle w:val="NormalWeb"/>
-        <w:spacing w:before="0" w:beforeAutospacing="0"/>
-        <w:rPr>
-          <w:rFonts w:ascii="Calibri" w:hAnsi="Calibri" w:cs="Calibri"/>
-          <w:sz w:val="22"/>
-          <w:szCs w:val="22"/>
-        </w:rPr>
-      </w:pPr>
-      <w:r>
-        <w:rPr>
-          <w:rFonts w:ascii="Calibri" w:hAnsi="Calibri" w:cs="Calibri"/>
-          <w:b/>
-          <w:bCs/>
-          <w:sz w:val="22"/>
-          <w:szCs w:val="22"/>
-          <w:lang w:val="en-GB"/>
-        </w:rPr>
-        <w:t>4) Conditions</w:t>
-      </w:r>
-      <w:r>
-        <w:rPr>
-          <w:rFonts w:ascii="Calibri" w:hAnsi="Calibri" w:cs="Calibri"/>
-          <w:sz w:val="22"/>
-          <w:szCs w:val="22"/>
-          <w:lang w:val="en-GB"/>
-        </w:rPr>
-        <w:t> </w:t>
+        <w:rPr>
+          <w:rFonts w:ascii="Calibri" w:hAnsi="Calibri" w:cs="Calibri"/>
+          <w:sz w:val="22"/>
+          <w:szCs w:val="22"/>
+        </w:rPr>
+      </w:pPr>
+      <w:r>
+        <w:rPr>
+          <w:rFonts w:ascii="Calibri" w:hAnsi="Calibri" w:cs="Calibri"/>
+          <w:sz w:val="22"/>
+          <w:szCs w:val="22"/>
+        </w:rPr>
+        <w:lastRenderedPageBreak/>
+        <w:t xml:space="preserve">Participants will </w:t>
+      </w:r>
+      <w:r>
+        <w:rPr>
+          <w:rFonts w:ascii="Calibri" w:hAnsi="Calibri" w:cs="Calibri"/>
+          <w:sz w:val="22"/>
+          <w:szCs w:val="22"/>
+        </w:rPr>
+        <w:t xml:space="preserve">complete a </w:t>
+      </w:r>
+      <w:r>
+        <w:rPr>
+          <w:rFonts w:ascii="Calibri" w:hAnsi="Calibri" w:cs="Calibri"/>
+          <w:sz w:val="22"/>
+          <w:szCs w:val="22"/>
+        </w:rPr>
+        <w:t xml:space="preserve">within-subject </w:t>
+      </w:r>
+      <w:r>
+        <w:rPr>
+          <w:rFonts w:ascii="Calibri" w:hAnsi="Calibri" w:cs="Calibri"/>
+          <w:sz w:val="22"/>
+          <w:szCs w:val="22"/>
+        </w:rPr>
+        <w:t>experimental paradigm consisting of two motor control conditions</w:t>
+      </w:r>
+      <w:r>
+        <w:rPr>
+          <w:rFonts w:ascii="Calibri" w:hAnsi="Calibri" w:cs="Calibri"/>
+          <w:sz w:val="22"/>
+          <w:szCs w:val="22"/>
+        </w:rPr>
+        <w:t xml:space="preserve">: </w:t>
+      </w:r>
+      <w:proofErr w:type="gramStart"/>
+      <w:r>
+        <w:rPr>
+          <w:rFonts w:ascii="Calibri" w:hAnsi="Calibri" w:cs="Calibri"/>
+          <w:sz w:val="22"/>
+          <w:szCs w:val="22"/>
+        </w:rPr>
+        <w:t xml:space="preserve"> a </w:t>
+      </w:r>
+      <w:r>
+        <w:rPr>
+          <w:rFonts w:ascii="Calibri" w:hAnsi="Calibri" w:cs="Calibri"/>
+          <w:sz w:val="22"/>
+          <w:szCs w:val="22"/>
+        </w:rPr>
+        <w:t>high</w:t>
+      </w:r>
+      <w:proofErr w:type="gramEnd"/>
+      <w:r>
+        <w:rPr>
+          <w:rFonts w:ascii="Calibri" w:hAnsi="Calibri" w:cs="Calibri"/>
+          <w:sz w:val="22"/>
+          <w:szCs w:val="22"/>
+        </w:rPr>
+        <w:t xml:space="preserve"> motor control and </w:t>
+      </w:r>
+      <w:proofErr w:type="gramStart"/>
+      <w:r>
+        <w:rPr>
+          <w:rFonts w:ascii="Calibri" w:hAnsi="Calibri" w:cs="Calibri"/>
+          <w:sz w:val="22"/>
+          <w:szCs w:val="22"/>
+        </w:rPr>
+        <w:t xml:space="preserve">a </w:t>
+      </w:r>
+      <w:r>
+        <w:rPr>
+          <w:rFonts w:ascii="Calibri" w:hAnsi="Calibri" w:cs="Calibri"/>
+          <w:sz w:val="22"/>
+          <w:szCs w:val="22"/>
+        </w:rPr>
+        <w:t>low</w:t>
+      </w:r>
+      <w:proofErr w:type="gramEnd"/>
+      <w:r>
+        <w:rPr>
+          <w:rFonts w:ascii="Calibri" w:hAnsi="Calibri" w:cs="Calibri"/>
+          <w:sz w:val="22"/>
+          <w:szCs w:val="22"/>
+        </w:rPr>
+        <w:t xml:space="preserve"> motor control</w:t>
+      </w:r>
+      <w:r>
+        <w:rPr>
+          <w:rFonts w:ascii="Calibri" w:hAnsi="Calibri" w:cs="Calibri"/>
+          <w:sz w:val="22"/>
+          <w:szCs w:val="22"/>
+        </w:rPr>
+        <w:t xml:space="preserve"> </w:t>
+      </w:r>
+      <w:proofErr w:type="gramStart"/>
+      <w:r>
+        <w:rPr>
+          <w:rFonts w:ascii="Calibri" w:hAnsi="Calibri" w:cs="Calibri"/>
+          <w:sz w:val="22"/>
+          <w:szCs w:val="22"/>
+        </w:rPr>
+        <w:t xml:space="preserve">condition </w:t>
+      </w:r>
+      <w:r>
+        <w:rPr>
+          <w:rFonts w:ascii="Calibri" w:hAnsi="Calibri" w:cs="Calibri"/>
+          <w:sz w:val="22"/>
+          <w:szCs w:val="22"/>
+        </w:rPr>
+        <w:t>.</w:t>
+      </w:r>
+      <w:r>
+        <w:rPr>
+          <w:rFonts w:ascii="Calibri" w:hAnsi="Calibri" w:cs="Calibri"/>
+          <w:sz w:val="22"/>
+          <w:szCs w:val="22"/>
+        </w:rPr>
+        <w:t>The</w:t>
+      </w:r>
+      <w:proofErr w:type="gramEnd"/>
+      <w:r>
+        <w:rPr>
+          <w:rFonts w:ascii="Calibri" w:hAnsi="Calibri" w:cs="Calibri"/>
+          <w:sz w:val="22"/>
+          <w:szCs w:val="22"/>
+        </w:rPr>
+        <w:t xml:space="preserve"> degree of motor control will be </w:t>
+      </w:r>
+      <w:r>
+        <w:rPr>
+          <w:rFonts w:ascii="Calibri" w:hAnsi="Calibri" w:cs="Calibri"/>
+          <w:sz w:val="22"/>
+          <w:szCs w:val="22"/>
+        </w:rPr>
+        <w:t xml:space="preserve">manipulated </w:t>
+      </w:r>
+      <w:r>
+        <w:rPr>
+          <w:rFonts w:ascii="Calibri" w:hAnsi="Calibri" w:cs="Calibri"/>
+          <w:sz w:val="22"/>
+          <w:szCs w:val="22"/>
+        </w:rPr>
+        <w:t>by varying the proportion of participants’ own cursor movements that determine the movement trajectory of one item presented on screen</w:t>
       </w:r>
     </w:p>
     <w:p>
       <w:pPr>
         <w:pStyle w:val="NormalWeb"/>
         <w:rPr>
-          <w:del w:id="18" w:author="Simone Bosbach" w:date="2026-05-20T11:19:00Z" w16du:dateUtc="2026-05-20T09:19:00Z"/>
-          <w:rFonts w:ascii="Calibri" w:hAnsi="Calibri" w:cs="Calibri"/>
-          <w:sz w:val="22"/>
-          <w:szCs w:val="22"/>
-        </w:rPr>
-      </w:pPr>
-      <w:r>
-        <w:rPr>
-          <w:rFonts w:ascii="Calibri" w:hAnsi="Calibri" w:cs="Calibri"/>
-          <w:sz w:val="22"/>
-          <w:szCs w:val="22"/>
-        </w:rPr>
-        <w:t xml:space="preserve">Participants will </w:t>
-      </w:r>
-      <w:r>
-        <w:rPr>
-          <w:rFonts w:ascii="Calibri" w:hAnsi="Calibri" w:cs="Calibri"/>
-          <w:sz w:val="22"/>
-          <w:szCs w:val="22"/>
-        </w:rPr>
-        <w:t>complete</w:t>
-      </w:r>
-      <w:r>
-        <w:rPr>
-          <w:rFonts w:ascii="Calibri" w:hAnsi="Calibri" w:cs="Calibri"/>
-          <w:sz w:val="22"/>
-          <w:szCs w:val="22"/>
-        </w:rPr>
-        <w:t xml:space="preserve"> </w:t>
-      </w:r>
-      <w:r>
-        <w:rPr>
-          <w:rFonts w:ascii="Calibri" w:hAnsi="Calibri" w:cs="Calibri"/>
-          <w:sz w:val="22"/>
-          <w:szCs w:val="22"/>
-        </w:rPr>
-        <w:t>a</w:t>
-      </w:r>
-      <w:r>
-        <w:rPr>
-          <w:rFonts w:ascii="Calibri" w:hAnsi="Calibri" w:cs="Calibri"/>
-          <w:sz w:val="22"/>
-          <w:szCs w:val="22"/>
-        </w:rPr>
-        <w:t xml:space="preserve"> </w:t>
-      </w:r>
-      <w:r>
-        <w:rPr>
-          <w:rFonts w:ascii="Calibri" w:hAnsi="Calibri" w:cs="Calibri"/>
-          <w:sz w:val="22"/>
-          <w:szCs w:val="22"/>
-        </w:rPr>
-        <w:t xml:space="preserve">within-subject </w:t>
-      </w:r>
-      <w:r>
-        <w:rPr>
-          <w:rFonts w:ascii="Calibri" w:hAnsi="Calibri" w:cs="Calibri"/>
-          <w:sz w:val="22"/>
-          <w:szCs w:val="22"/>
-        </w:rPr>
-        <w:t>experimental paradigm consist</w:t>
-      </w:r>
-      <w:del w:id="19" w:author="Gezen, Elif" w:date="2026-05-21T14:39:00Z" w16du:dateUtc="2026-05-21T12:39:00Z">
-        <w:r>
-          <w:rPr>
-            <w:rFonts w:ascii="Calibri" w:hAnsi="Calibri" w:cs="Calibri"/>
-            <w:sz w:val="22"/>
-            <w:szCs w:val="22"/>
-          </w:rPr>
-          <w:delText>e</w:delText>
-        </w:r>
-      </w:del>
-      <w:r>
-        <w:rPr>
-          <w:rFonts w:ascii="Calibri" w:hAnsi="Calibri" w:cs="Calibri"/>
-          <w:sz w:val="22"/>
-          <w:szCs w:val="22"/>
-        </w:rPr>
-        <w:t>ing of two motor control conditions</w:t>
-      </w:r>
-      <w:r>
-        <w:rPr>
-          <w:rFonts w:ascii="Calibri" w:hAnsi="Calibri" w:cs="Calibri"/>
-          <w:sz w:val="22"/>
-          <w:szCs w:val="22"/>
-        </w:rPr>
-        <w:t xml:space="preserve">: </w:t>
-      </w:r>
-      <w:r>
-        <w:rPr>
-          <w:rFonts w:ascii="Calibri" w:hAnsi="Calibri" w:cs="Calibri"/>
-          <w:sz w:val="22"/>
-          <w:szCs w:val="22"/>
-        </w:rPr>
-        <w:t xml:space="preserve"> a </w:t>
-      </w:r>
-      <w:r>
-        <w:rPr>
-          <w:rFonts w:ascii="Calibri" w:hAnsi="Calibri" w:cs="Calibri"/>
-          <w:sz w:val="22"/>
-          <w:szCs w:val="22"/>
-        </w:rPr>
-        <w:t xml:space="preserve">high motor control and </w:t>
-      </w:r>
-      <w:r>
-        <w:rPr>
-          <w:rFonts w:ascii="Calibri" w:hAnsi="Calibri" w:cs="Calibri"/>
-          <w:sz w:val="22"/>
-          <w:szCs w:val="22"/>
-        </w:rPr>
-        <w:t xml:space="preserve">a </w:t>
-      </w:r>
-      <w:r>
-        <w:rPr>
-          <w:rFonts w:ascii="Calibri" w:hAnsi="Calibri" w:cs="Calibri"/>
-          <w:sz w:val="22"/>
-          <w:szCs w:val="22"/>
-        </w:rPr>
-        <w:t>low motor control</w:t>
-      </w:r>
-      <w:r>
-        <w:rPr>
-          <w:rFonts w:ascii="Calibri" w:hAnsi="Calibri" w:cs="Calibri"/>
-          <w:sz w:val="22"/>
-          <w:szCs w:val="22"/>
-        </w:rPr>
-        <w:t xml:space="preserve"> condition </w:t>
-      </w:r>
-      <w:r>
-        <w:rPr>
-          <w:rFonts w:ascii="Calibri" w:hAnsi="Calibri" w:cs="Calibri"/>
-          <w:sz w:val="22"/>
-          <w:szCs w:val="22"/>
-        </w:rPr>
-        <w:t>.</w:t>
-      </w:r>
-      <w:del w:id="20" w:author="Simone Bosbach" w:date="2026-05-20T11:20:00Z" w16du:dateUtc="2026-05-20T09:20:00Z">
-        <w:r>
-          <w:rPr>
-            <w:rFonts w:ascii="Calibri" w:hAnsi="Calibri" w:cs="Calibri"/>
-            <w:sz w:val="22"/>
-            <w:szCs w:val="22"/>
-          </w:rPr>
-          <w:delText xml:space="preserve"> </w:delText>
-        </w:r>
-      </w:del>
-    </w:p>
-    <w:p>
-      <w:pPr>
-        <w:pStyle w:val="NormalWeb"/>
-        <w:rPr>
-          <w:rFonts w:ascii="Calibri" w:hAnsi="Calibri" w:cs="Calibri"/>
-          <w:sz w:val="22"/>
-          <w:szCs w:val="22"/>
-        </w:rPr>
-      </w:pPr>
-      <w:r>
-        <w:rPr>
-          <w:rFonts w:ascii="Calibri" w:hAnsi="Calibri" w:cs="Calibri"/>
-          <w:sz w:val="22"/>
-          <w:szCs w:val="22"/>
-        </w:rPr>
-        <w:t xml:space="preserve">The degree of motor control will be </w:t>
-      </w:r>
-      <w:r>
-        <w:rPr>
-          <w:rFonts w:ascii="Calibri" w:hAnsi="Calibri" w:cs="Calibri"/>
-          <w:sz w:val="22"/>
-          <w:szCs w:val="22"/>
-        </w:rPr>
-        <w:t>manipulated</w:t>
-      </w:r>
-      <w:r>
-        <w:rPr>
-          <w:rFonts w:ascii="Calibri" w:hAnsi="Calibri" w:cs="Calibri"/>
-          <w:sz w:val="22"/>
-          <w:szCs w:val="22"/>
-        </w:rPr>
-        <w:t xml:space="preserve"> </w:t>
-      </w:r>
-      <w:r>
-        <w:rPr>
-          <w:rFonts w:ascii="Calibri" w:hAnsi="Calibri" w:cs="Calibri"/>
-          <w:sz w:val="22"/>
-          <w:szCs w:val="22"/>
-        </w:rPr>
-        <w:t xml:space="preserve">by </w:t>
-      </w:r>
-      <w:r>
-        <w:rPr>
-          <w:rFonts w:ascii="Calibri" w:hAnsi="Calibri" w:cs="Calibri"/>
-          <w:sz w:val="22"/>
-          <w:szCs w:val="22"/>
-        </w:rPr>
-        <w:t>varying the proportion of participants’ own cursor movements that determine the movement trajectory of one item presented on screen</w:t>
-      </w:r>
-    </w:p>
-    <w:p>
-      <w:pPr>
-        <w:pStyle w:val="NormalWeb"/>
-        <w:rPr>
-          <w:rFonts w:ascii="Calibri" w:hAnsi="Calibri" w:cs="Calibri"/>
-          <w:sz w:val="22"/>
-          <w:szCs w:val="22"/>
-        </w:rPr>
-      </w:pPr>
-      <w:del w:id="21" w:author="Gezen, Elif" w:date="2026-05-21T14:39:00Z" w16du:dateUtc="2026-05-21T12:39:00Z">
-        <w:r>
-          <w:rPr>
-            <w:rFonts w:ascii="Calibri" w:hAnsi="Calibri" w:cs="Calibri"/>
-            <w:sz w:val="22"/>
-            <w:szCs w:val="22"/>
-          </w:rPr>
-          <w:delText xml:space="preserve"> </w:delText>
-        </w:r>
-      </w:del>
+          <w:rFonts w:ascii="Calibri" w:hAnsi="Calibri" w:cs="Calibri"/>
+          <w:sz w:val="22"/>
+          <w:szCs w:val="22"/>
+        </w:rPr>
+      </w:pPr>
       <w:r>
         <w:rPr>
           <w:rFonts w:ascii="Calibri" w:hAnsi="Calibri" w:cs="Calibri"/>
@@ -2344,220 +2249,249 @@
         <w:pStyle w:val="NormalWeb"/>
         <w:rPr>
           <w:rFonts w:ascii="Calibri" w:hAnsi="Calibri" w:cs="Calibri"/>
-          <w:sz w:val="22"/>
-          <w:szCs w:val="22"/>
-          <w:lang w:val="en-GB"/>
-        </w:rPr>
-      </w:pPr>
-      <w:r>
-        <w:rPr>
-          <w:rFonts w:ascii="Calibri" w:hAnsi="Calibri" w:cs="Calibri"/>
-          <w:sz w:val="22"/>
-          <w:szCs w:val="22"/>
-          <w:lang w:val="en-GB"/>
-        </w:rPr>
-        <w:t>General Analytical Approach</w:t>
-      </w:r>
-    </w:p>
-    <w:p>
-      <w:pPr>
-        <w:pStyle w:val="NormalWeb"/>
-        <w:rPr>
-          <w:rFonts w:ascii="Calibri" w:hAnsi="Calibri" w:cs="Calibri"/>
-          <w:sz w:val="22"/>
-          <w:szCs w:val="22"/>
-          <w:lang w:val="en-GB"/>
-        </w:rPr>
-      </w:pPr>
-      <w:r>
-        <w:rPr>
-          <w:rFonts w:ascii="Calibri" w:hAnsi="Calibri" w:cs="Calibri"/>
-          <w:sz w:val="22"/>
-          <w:szCs w:val="22"/>
-          <w:lang w:val="en-GB"/>
-        </w:rPr>
-        <w:t xml:space="preserve">All behavioral analyses will be conducted in </w:t>
-      </w:r>
-      <w:ins w:id="22" w:author="Gezen, Elif" w:date="2026-05-21T14:42:00Z" w16du:dateUtc="2026-05-21T12:42:00Z">
-        <w:r>
-          <w:rPr>
-            <w:rFonts w:ascii="Calibri" w:hAnsi="Calibri" w:cs="Calibri"/>
-            <w:sz w:val="22"/>
-            <w:szCs w:val="22"/>
-            <w:lang w:val="en-GB"/>
-          </w:rPr>
-          <w:t>Python</w:t>
-        </w:r>
-      </w:ins>
-      <w:del w:id="23" w:author="Gezen, Elif" w:date="2026-05-21T14:42:00Z" w16du:dateUtc="2026-05-21T12:42:00Z">
-        <w:r>
-          <w:rPr>
-            <w:rFonts w:ascii="Calibri" w:hAnsi="Calibri" w:cs="Calibri"/>
-            <w:sz w:val="22"/>
-            <w:szCs w:val="22"/>
-            <w:lang w:val="en-GB"/>
-          </w:rPr>
-          <w:delText>R</w:delText>
-        </w:r>
-      </w:del>
-      <w:r>
-        <w:rPr>
-          <w:rFonts w:ascii="Calibri" w:hAnsi="Calibri" w:cs="Calibri"/>
-          <w:sz w:val="22"/>
-          <w:szCs w:val="22"/>
-          <w:lang w:val="en-GB"/>
-        </w:rPr>
-        <w:t xml:space="preserve"> using</w:t>
-      </w:r>
-      <w:ins w:id="24" w:author="Gezen, Elif" w:date="2026-05-21T14:42:00Z" w16du:dateUtc="2026-05-21T12:42:00Z">
-        <w:r>
-          <w:rPr>
-            <w:rFonts w:ascii="Calibri" w:hAnsi="Calibri" w:cs="Calibri"/>
-            <w:sz w:val="22"/>
-            <w:szCs w:val="22"/>
-            <w:lang w:val="en-GB"/>
-          </w:rPr>
-          <w:t xml:space="preserve"> the pymer4 pac</w:t>
-        </w:r>
-      </w:ins>
-      <w:ins w:id="25" w:author="Gezen, Elif" w:date="2026-05-21T14:43:00Z" w16du:dateUtc="2026-05-21T12:43:00Z">
-        <w:r>
-          <w:rPr>
-            <w:rFonts w:ascii="Calibri" w:hAnsi="Calibri" w:cs="Calibri"/>
-            <w:sz w:val="22"/>
-            <w:szCs w:val="22"/>
-            <w:lang w:val="en-GB"/>
-          </w:rPr>
-          <w:t>kage for</w:t>
-        </w:r>
-      </w:ins>
-      <w:r>
-        <w:rPr>
-          <w:rFonts w:ascii="Calibri" w:hAnsi="Calibri" w:cs="Calibri"/>
-          <w:sz w:val="22"/>
-          <w:szCs w:val="22"/>
-          <w:lang w:val="en-GB"/>
-        </w:rPr>
-        <w:t xml:space="preserve"> mixed-effects mode</w:t>
-      </w:r>
-      <w:ins w:id="26" w:author="Gezen, Elif" w:date="2026-05-21T14:43:00Z" w16du:dateUtc="2026-05-21T12:43:00Z">
-        <w:r>
-          <w:rPr>
-            <w:rFonts w:ascii="Calibri" w:hAnsi="Calibri" w:cs="Calibri"/>
-            <w:sz w:val="22"/>
-            <w:szCs w:val="22"/>
-            <w:lang w:val="en-GB"/>
-          </w:rPr>
-          <w:t>l</w:t>
-        </w:r>
-      </w:ins>
-      <w:r>
-        <w:rPr>
-          <w:rFonts w:ascii="Calibri" w:hAnsi="Calibri" w:cs="Calibri"/>
-          <w:sz w:val="22"/>
-          <w:szCs w:val="22"/>
-          <w:lang w:val="en-GB"/>
-        </w:rPr>
-        <w:t>ling. Unless otherwise specified, participant identity will be included as a random intercept in all models.</w:t>
-      </w:r>
-      <w:r>
-        <w:rPr>
-          <w:rFonts w:ascii="Calibri" w:hAnsi="Calibri" w:cs="Calibri"/>
-          <w:sz w:val="22"/>
-          <w:szCs w:val="22"/>
-          <w:lang w:val="en-GB"/>
-        </w:rPr>
-        <w:t xml:space="preserve"> </w:t>
-      </w:r>
-      <w:r>
-        <w:rPr>
-          <w:rFonts w:ascii="Calibri" w:hAnsi="Calibri" w:cs="Calibri"/>
-          <w:sz w:val="22"/>
-          <w:szCs w:val="22"/>
-          <w:lang w:val="en-GB"/>
-        </w:rPr>
-        <w:t>Continuous predictors will be z-standardized prior to analysis where appropriate. Statistical significance will be evaluated using two-sided tests with α = .05.</w:t>
-      </w:r>
-    </w:p>
-    <w:p>
-      <w:pPr>
-        <w:pStyle w:val="NormalWeb"/>
-        <w:rPr>
-          <w:rFonts w:ascii="Calibri" w:hAnsi="Calibri" w:cs="Calibri"/>
-          <w:sz w:val="22"/>
-          <w:szCs w:val="22"/>
-          <w:lang w:val="en-GB"/>
-        </w:rPr>
-      </w:pPr>
-      <w:r>
-        <w:rPr>
-          <w:rFonts w:ascii="Calibri" w:hAnsi="Calibri" w:cs="Calibri"/>
-          <w:sz w:val="22"/>
-          <w:szCs w:val="22"/>
-          <w:lang w:val="en-GB"/>
-        </w:rPr>
-        <w:lastRenderedPageBreak/>
-        <w:t xml:space="preserve">To distinguish recognition sensitivity from response bias, </w:t>
-      </w:r>
-      <w:r>
-        <w:rPr>
-          <w:rFonts w:ascii="Calibri" w:hAnsi="Calibri" w:cs="Calibri"/>
-          <w:sz w:val="22"/>
-          <w:szCs w:val="22"/>
-          <w:lang w:val="en-GB"/>
-        </w:rPr>
-        <w:t>analyses of recognition performance will primarily rely on trial-level recognition models that include both old and new items in order to distinguish recognition sensitivity from response bias.</w:t>
-      </w:r>
-      <w:r>
-        <w:rPr>
-          <w:rFonts w:ascii="Calibri" w:hAnsi="Calibri" w:cs="Calibri"/>
-          <w:sz w:val="22"/>
-          <w:szCs w:val="22"/>
-          <w:lang w:val="en-GB"/>
-        </w:rPr>
-        <w:t xml:space="preserve"> Analyses restricted only to old items are intended to characterize hit-rate differences and will be interpreted accordingly.</w:t>
-      </w:r>
-    </w:p>
-    <w:p>
-      <w:pPr>
-        <w:pStyle w:val="NormalWeb"/>
-        <w:rPr>
-          <w:rFonts w:ascii="Calibri" w:hAnsi="Calibri" w:cs="Calibri"/>
-          <w:sz w:val="22"/>
-          <w:szCs w:val="22"/>
-          <w:lang w:val="en-GB"/>
-        </w:rPr>
-      </w:pPr>
-      <w:r>
-        <w:rPr>
-          <w:rFonts w:ascii="Calibri" w:hAnsi="Calibri" w:cs="Calibri"/>
-          <w:sz w:val="22"/>
-          <w:szCs w:val="22"/>
-          <w:lang w:val="en-GB"/>
-        </w:rPr>
-        <w:t>We distinguish between confirmatory and exploratory analyses. All analyses described below are confirmatory unless explicitly labeled otherwise in Section 8.</w:t>
-      </w:r>
-    </w:p>
-    <w:p>
-      <w:pPr>
-        <w:pStyle w:val="NormalWeb"/>
-        <w:rPr>
-          <w:rFonts w:ascii="Calibri" w:hAnsi="Calibri" w:cs="Calibri"/>
-          <w:sz w:val="22"/>
-          <w:szCs w:val="22"/>
-          <w:lang w:val="en-GB"/>
-        </w:rPr>
-      </w:pPr>
-      <w:r>
-        <w:rPr>
-          <w:rFonts w:ascii="Calibri" w:hAnsi="Calibri" w:cs="Calibri"/>
           <w:i/>
           <w:iCs/>
           <w:sz w:val="22"/>
           <w:szCs w:val="22"/>
           <w:lang w:val="en-GB"/>
         </w:rPr>
-        <w:t>Behavioral Analyses:</w:t>
+      </w:pPr>
+      <w:r>
+        <w:rPr>
+          <w:rFonts w:ascii="Calibri" w:hAnsi="Calibri" w:cs="Calibri"/>
+          <w:i/>
+          <w:iCs/>
+          <w:sz w:val="22"/>
+          <w:szCs w:val="22"/>
+          <w:lang w:val="en-GB"/>
+        </w:rPr>
+        <w:t>General Analytical Approach</w:t>
+      </w:r>
+    </w:p>
+    <w:p>
+      <w:pPr>
+        <w:pStyle w:val="NormalWeb"/>
+        <w:rPr>
+          <w:rFonts w:ascii="Calibri" w:hAnsi="Calibri" w:cs="Calibri"/>
+          <w:sz w:val="22"/>
+          <w:szCs w:val="22"/>
+          <w:lang w:val="en-GB"/>
+        </w:rPr>
+      </w:pPr>
+      <w:r>
+        <w:rPr>
+          <w:rFonts w:ascii="Calibri" w:hAnsi="Calibri" w:cs="Calibri"/>
+          <w:sz w:val="22"/>
+          <w:szCs w:val="22"/>
+          <w:lang w:val="en-GB"/>
+        </w:rPr>
+        <w:t xml:space="preserve">All </w:t>
+      </w:r>
+      <w:proofErr w:type="spellStart"/>
+      <w:r>
+        <w:rPr>
+          <w:rFonts w:ascii="Calibri" w:hAnsi="Calibri" w:cs="Calibri"/>
+          <w:sz w:val="22"/>
+          <w:szCs w:val="22"/>
+          <w:lang w:val="en-GB"/>
+        </w:rPr>
+        <w:t>behavioral</w:t>
+      </w:r>
+      <w:proofErr w:type="spellEnd"/>
+      <w:r>
+        <w:rPr>
+          <w:rFonts w:ascii="Calibri" w:hAnsi="Calibri" w:cs="Calibri"/>
+          <w:sz w:val="22"/>
+          <w:szCs w:val="22"/>
+          <w:lang w:val="en-GB"/>
+        </w:rPr>
+        <w:t xml:space="preserve"> analyses will be conducted in </w:t>
+      </w:r>
+      <w:r>
+        <w:rPr>
+          <w:rFonts w:ascii="Calibri" w:hAnsi="Calibri" w:cs="Calibri"/>
+          <w:sz w:val="22"/>
+          <w:szCs w:val="22"/>
+          <w:lang w:val="en-GB"/>
+        </w:rPr>
+        <w:t>Python</w:t>
+      </w:r>
+      <w:r>
+        <w:rPr>
+          <w:rFonts w:ascii="Calibri" w:hAnsi="Calibri" w:cs="Calibri"/>
+          <w:sz w:val="22"/>
+          <w:szCs w:val="22"/>
+          <w:lang w:val="en-GB"/>
+        </w:rPr>
+        <w:t xml:space="preserve"> using</w:t>
+      </w:r>
+      <w:r>
+        <w:rPr>
+          <w:rFonts w:ascii="Calibri" w:hAnsi="Calibri" w:cs="Calibri"/>
+          <w:sz w:val="22"/>
+          <w:szCs w:val="22"/>
+          <w:lang w:val="en-GB"/>
+        </w:rPr>
+        <w:t xml:space="preserve"> the pymer4 package for</w:t>
+      </w:r>
+      <w:r>
+        <w:rPr>
+          <w:rFonts w:ascii="Calibri" w:hAnsi="Calibri" w:cs="Calibri"/>
+          <w:sz w:val="22"/>
+          <w:szCs w:val="22"/>
+          <w:lang w:val="en-GB"/>
+        </w:rPr>
+        <w:t xml:space="preserve"> mixed-effects </w:t>
+      </w:r>
+      <w:proofErr w:type="spellStart"/>
+      <w:r>
+        <w:rPr>
+          <w:rFonts w:ascii="Calibri" w:hAnsi="Calibri" w:cs="Calibri"/>
+          <w:sz w:val="22"/>
+          <w:szCs w:val="22"/>
+          <w:lang w:val="en-GB"/>
+        </w:rPr>
+        <w:t>modeling</w:t>
+      </w:r>
+      <w:proofErr w:type="spellEnd"/>
+      <w:r>
+        <w:rPr>
+          <w:rFonts w:ascii="Calibri" w:hAnsi="Calibri" w:cs="Calibri"/>
+          <w:sz w:val="22"/>
+          <w:szCs w:val="22"/>
+          <w:lang w:val="en-GB"/>
+        </w:rPr>
+        <w:t>. Unless otherwise specified, participant identity will be included as a random intercept in all models.</w:t>
+      </w:r>
+      <w:r>
+        <w:rPr>
+          <w:rFonts w:ascii="Calibri" w:hAnsi="Calibri" w:cs="Calibri"/>
+          <w:sz w:val="22"/>
+          <w:szCs w:val="22"/>
+          <w:lang w:val="en-GB"/>
+        </w:rPr>
+        <w:t xml:space="preserve"> </w:t>
+      </w:r>
+      <w:r>
+        <w:rPr>
+          <w:rFonts w:ascii="Calibri" w:hAnsi="Calibri" w:cs="Calibri"/>
+          <w:sz w:val="22"/>
+          <w:szCs w:val="22"/>
+          <w:lang w:val="en-GB"/>
+        </w:rPr>
+        <w:t>Continuous predictors will be z-standardized prior to analysis where appropriate. Statistical significance will be evaluated using two-sided tests with α = .05.</w:t>
+      </w:r>
+    </w:p>
+    <w:p>
+      <w:pPr>
+        <w:pStyle w:val="NormalWeb"/>
+        <w:rPr>
+          <w:rFonts w:ascii="Calibri" w:hAnsi="Calibri" w:cs="Calibri"/>
+          <w:sz w:val="22"/>
+          <w:szCs w:val="22"/>
+          <w:lang w:val="en-GB"/>
+        </w:rPr>
+      </w:pPr>
+      <w:r>
+        <w:rPr>
+          <w:rFonts w:ascii="Calibri" w:hAnsi="Calibri" w:cs="Calibri"/>
+          <w:sz w:val="22"/>
+          <w:szCs w:val="22"/>
+          <w:lang w:val="en-GB"/>
+        </w:rPr>
+        <w:t>Because motor control condition and item type are defined during encoding, the primary trial-level memory analyses will focus on old items only. These models</w:t>
+      </w:r>
+      <w:r>
+        <w:rPr>
+          <w:rFonts w:ascii="Calibri" w:hAnsi="Calibri" w:cs="Calibri"/>
+          <w:sz w:val="22"/>
+          <w:szCs w:val="22"/>
+          <w:lang w:val="en-GB"/>
+        </w:rPr>
+        <w:t>, therefore,</w:t>
+      </w:r>
+      <w:r>
+        <w:rPr>
+          <w:rFonts w:ascii="Calibri" w:hAnsi="Calibri" w:cs="Calibri"/>
+          <w:sz w:val="22"/>
+          <w:szCs w:val="22"/>
+          <w:lang w:val="en-GB"/>
+        </w:rPr>
+        <w:t xml:space="preserve"> test whether encoding-related control variables predict subsequent hit rates, rather than recognition discrimination independently of response bias. To characterize recognition discrimination, we will additionally compute participant-level d′ values descriptively for each condition where applicable.</w:t>
+      </w:r>
+      <w:r>
+        <w:rPr>
+          <w:rFonts w:ascii="Calibri" w:hAnsi="Calibri" w:cs="Calibri"/>
+          <w:sz w:val="22"/>
+          <w:szCs w:val="22"/>
+          <w:lang w:val="en-GB"/>
+        </w:rPr>
+        <w:t xml:space="preserve"> </w:t>
+      </w:r>
+      <w:r>
+        <w:rPr>
+          <w:rFonts w:ascii="Calibri" w:hAnsi="Calibri" w:cs="Calibri"/>
+          <w:sz w:val="22"/>
+          <w:szCs w:val="22"/>
+          <w:lang w:val="en-GB"/>
+        </w:rPr>
+        <w:t xml:space="preserve">We distinguish between confirmatory and exploratory analyses. All analyses described below are confirmatory unless explicitly </w:t>
+      </w:r>
+      <w:proofErr w:type="spellStart"/>
+      <w:r>
+        <w:rPr>
+          <w:rFonts w:ascii="Calibri" w:hAnsi="Calibri" w:cs="Calibri"/>
+          <w:sz w:val="22"/>
+          <w:szCs w:val="22"/>
+          <w:lang w:val="en-GB"/>
+        </w:rPr>
+        <w:t>labeled</w:t>
+      </w:r>
+      <w:proofErr w:type="spellEnd"/>
+      <w:r>
+        <w:rPr>
+          <w:rFonts w:ascii="Calibri" w:hAnsi="Calibri" w:cs="Calibri"/>
+          <w:sz w:val="22"/>
+          <w:szCs w:val="22"/>
+          <w:lang w:val="en-GB"/>
+        </w:rPr>
+        <w:t xml:space="preserve"> otherwise in Section 8.</w:t>
+      </w:r>
+    </w:p>
+    <w:p>
+      <w:pPr>
+        <w:pStyle w:val="NormalWeb"/>
+        <w:rPr>
+          <w:rFonts w:ascii="Calibri" w:hAnsi="Calibri" w:cs="Calibri"/>
+          <w:sz w:val="22"/>
+          <w:szCs w:val="22"/>
+          <w:lang w:val="en-GB"/>
+        </w:rPr>
+      </w:pPr>
+      <w:proofErr w:type="spellStart"/>
+      <w:r>
+        <w:rPr>
+          <w:rFonts w:ascii="Calibri" w:hAnsi="Calibri" w:cs="Calibri"/>
+          <w:i/>
+          <w:iCs/>
+          <w:sz w:val="22"/>
+          <w:szCs w:val="22"/>
+          <w:lang w:val="en-GB"/>
+        </w:rPr>
+        <w:lastRenderedPageBreak/>
+        <w:t>Behavioral</w:t>
+      </w:r>
+      <w:proofErr w:type="spellEnd"/>
+      <w:r>
+        <w:rPr>
+          <w:rFonts w:ascii="Calibri" w:hAnsi="Calibri" w:cs="Calibri"/>
+          <w:i/>
+          <w:iCs/>
+          <w:sz w:val="22"/>
+          <w:szCs w:val="22"/>
+          <w:lang w:val="en-GB"/>
+        </w:rPr>
+        <w:t xml:space="preserve"> Analyses:</w:t>
       </w:r>
       <w:r>
         <w:rPr>
@@ -2644,19 +2578,37 @@
           <w:szCs w:val="22"/>
           <w:lang w:val="en-GB"/>
         </w:rPr>
-        <w:t>Recognition memory performance will primarily be analyzed using trial-level generalized linear mixed-effects models (GLMMs), which allow model</w:t>
-      </w:r>
-      <w:ins w:id="27" w:author="Gezen, Elif" w:date="2026-05-21T14:44:00Z" w16du:dateUtc="2026-05-21T12:44:00Z">
-        <w:r>
-          <w:rPr>
-            <w:rFonts w:ascii="Calibri" w:hAnsi="Calibri" w:cs="Calibri"/>
-            <w:sz w:val="22"/>
-            <w:szCs w:val="22"/>
-            <w:lang w:val="en-GB"/>
-          </w:rPr>
-          <w:t>l</w:t>
-        </w:r>
-      </w:ins>
+        <w:t xml:space="preserve">Recognition memory performance will primarily be </w:t>
+      </w:r>
+      <w:proofErr w:type="spellStart"/>
+      <w:r>
+        <w:rPr>
+          <w:rFonts w:ascii="Calibri" w:hAnsi="Calibri" w:cs="Calibri"/>
+          <w:sz w:val="22"/>
+          <w:szCs w:val="22"/>
+          <w:lang w:val="en-GB"/>
+        </w:rPr>
+        <w:t>analyzed</w:t>
+      </w:r>
+      <w:proofErr w:type="spellEnd"/>
+      <w:r>
+        <w:rPr>
+          <w:rFonts w:ascii="Calibri" w:hAnsi="Calibri" w:cs="Calibri"/>
+          <w:sz w:val="22"/>
+          <w:szCs w:val="22"/>
+          <w:lang w:val="en-GB"/>
+        </w:rPr>
+        <w:t xml:space="preserve"> using trial-level generalized linear mixed-effects models (GLMMs), which allow model</w:t>
+      </w:r>
+      <w:r>
+        <w:rPr>
+          <w:rFonts w:ascii="Calibri" w:hAnsi="Calibri" w:cs="Calibri"/>
+          <w:sz w:val="22"/>
+          <w:szCs w:val="22"/>
+          <w:lang w:val="en-GB"/>
+        </w:rPr>
+        <w:t>l</w:t>
+      </w:r>
       <w:r>
         <w:rPr>
           <w:rFonts w:ascii="Calibri" w:hAnsi="Calibri" w:cs="Calibri"/>
@@ -2671,131 +2623,40 @@
       <w:pPr>
         <w:pStyle w:val="NormalWeb"/>
         <w:rPr>
-          <w:ins w:id="28" w:author="Gezen, Elif" w:date="2026-05-21T14:44:00Z" w16du:dateUtc="2026-05-21T12:44:00Z"/>
-          <w:rFonts w:ascii="Calibri" w:hAnsi="Calibri" w:cs="Calibri"/>
-          <w:sz w:val="22"/>
-          <w:szCs w:val="22"/>
-          <w:lang w:val="en-GB"/>
-        </w:rPr>
-      </w:pPr>
-      <w:r>
-        <w:rPr>
-          <w:rFonts w:ascii="Calibri" w:hAnsi="Calibri" w:cs="Calibri"/>
-          <w:sz w:val="22"/>
-          <w:szCs w:val="22"/>
-          <w:lang w:val="en-GB"/>
-        </w:rPr>
-        <w:t>For descriptive comparability with prior recognition-memory literature, we will additionally compute participant</w:t>
-      </w:r>
-      <w:r>
-        <w:rPr>
-          <w:rFonts w:ascii="Calibri" w:hAnsi="Calibri" w:cs="Calibri"/>
-          <w:sz w:val="22"/>
-          <w:szCs w:val="22"/>
-          <w:lang w:val="en-GB"/>
-        </w:rPr>
-        <w:t xml:space="preserve"> </w:t>
-      </w:r>
-      <w:r>
-        <w:rPr>
-          <w:rFonts w:ascii="Calibri" w:hAnsi="Calibri" w:cs="Calibri"/>
-          <w:sz w:val="22"/>
-          <w:szCs w:val="22"/>
-          <w:lang w:val="en-GB"/>
-        </w:rPr>
-        <w:t>-</w:t>
-      </w:r>
-      <w:r>
-        <w:rPr>
-          <w:rFonts w:ascii="Calibri" w:hAnsi="Calibri" w:cs="Calibri"/>
-          <w:sz w:val="22"/>
-          <w:szCs w:val="22"/>
-          <w:lang w:val="en-GB"/>
-        </w:rPr>
-        <w:t xml:space="preserve"> </w:t>
-      </w:r>
-      <w:r>
-        <w:rPr>
-          <w:rFonts w:ascii="Calibri" w:hAnsi="Calibri" w:cs="Calibri"/>
-          <w:sz w:val="22"/>
-          <w:szCs w:val="22"/>
-          <w:lang w:val="en-GB"/>
-        </w:rPr>
-        <w:t>level d′ values and may visualize condition differences descriptively.</w:t>
+          <w:rFonts w:ascii="Calibri" w:hAnsi="Calibri" w:cs="Calibri"/>
+          <w:sz w:val="22"/>
+          <w:szCs w:val="22"/>
+          <w:lang w:val="en-GB"/>
+        </w:rPr>
+      </w:pPr>
+      <w:r>
+        <w:rPr>
+          <w:rFonts w:ascii="Calibri" w:hAnsi="Calibri" w:cs="Calibri"/>
+          <w:sz w:val="22"/>
+          <w:szCs w:val="22"/>
+          <w:lang w:val="en-GB"/>
+        </w:rPr>
+        <w:t>For descriptive comparability with prior recognition-memory literature, we will additionally compute participant - level d′ values and may visualize condition differences descriptively.</w:t>
       </w:r>
     </w:p>
     <w:p>
       <w:pPr>
         <w:pStyle w:val="NormalWeb"/>
         <w:rPr>
-          <w:ins w:id="29" w:author="Simone Bosbach" w:date="2026-05-20T11:58:00Z" w16du:dateUtc="2026-05-20T09:58:00Z"/>
-          <w:rFonts w:ascii="Calibri" w:hAnsi="Calibri" w:cs="Calibri"/>
-          <w:sz w:val="22"/>
-          <w:szCs w:val="22"/>
-          <w:lang w:val="en-GB"/>
-        </w:rPr>
-      </w:pPr>
-      <w:commentRangeStart w:id="30"/>
-      <w:commentRangeStart w:id="31"/>
-      <w:del w:id="32" w:author="Gezen, Elif" w:date="2026-05-21T14:59:00Z" w16du:dateUtc="2026-05-21T12:59:00Z">
-        <w:r>
-          <w:rPr>
-            <w:rFonts w:ascii="Calibri" w:hAnsi="Calibri" w:cs="Calibri"/>
-            <w:sz w:val="22"/>
-            <w:szCs w:val="22"/>
-            <w:lang w:val="en-GB"/>
-          </w:rPr>
-          <w:delText>2 (MOTOR CONTROL: high vs. low) x 2 (ITEM: controlled vs. not controlled)</w:delText>
-        </w:r>
-        <w:r>
-          <w:rPr>
-            <w:rFonts w:ascii="Calibri" w:hAnsi="Calibri" w:cs="Calibri"/>
-            <w:sz w:val="22"/>
-            <w:szCs w:val="22"/>
-            <w:lang w:val="en-GB"/>
-          </w:rPr>
-          <w:delText xml:space="preserve"> repeated-measures ANOVA on participant d’ values.</w:delText>
-        </w:r>
-        <w:commentRangeEnd w:id="30"/>
-        <w:r>
-          <w:rPr>
-            <w:rStyle w:val="CommentReference"/>
-            <w:rFonts w:ascii="Calibri" w:hAnsi="Calibri" w:cs="Calibri"/>
-            <w:sz w:val="22"/>
-            <w:szCs w:val="22"/>
-            <w:lang w:val="en-GB"/>
-          </w:rPr>
-          <w:commentReference w:id="30"/>
-        </w:r>
-        <w:commentRangeEnd w:id="31"/>
-        <w:r>
-          <w:rPr>
-            <w:rStyle w:val="CommentReference"/>
-            <w:rFonts w:ascii="Calibri" w:hAnsi="Calibri" w:cs="Calibri"/>
-            <w:sz w:val="22"/>
-            <w:szCs w:val="22"/>
-            <w:lang w:val="en-GB"/>
-          </w:rPr>
-          <w:commentReference w:id="31"/>
-        </w:r>
-      </w:del>
-      <w:r>
-        <w:rPr>
-          <w:rFonts w:ascii="Calibri" w:hAnsi="Calibri" w:cs="Calibri"/>
-          <w:sz w:val="22"/>
-          <w:szCs w:val="22"/>
-          <w:lang w:val="en-GB"/>
-        </w:rPr>
-        <w:br/>
-      </w:r>
-      <w:r>
-        <w:rPr>
-          <w:rFonts w:ascii="Calibri" w:hAnsi="Calibri" w:cs="Calibri"/>
-          <w:sz w:val="22"/>
-          <w:szCs w:val="22"/>
-          <w:lang w:val="en-GB"/>
-        </w:rPr>
-        <w:br/>
+          <w:rFonts w:ascii="Calibri" w:hAnsi="Calibri" w:cs="Calibri"/>
+          <w:sz w:val="22"/>
+          <w:szCs w:val="22"/>
+          <w:lang w:val="en-GB"/>
+        </w:rPr>
+      </w:pPr>
+      <w:r>
+        <w:rPr>
+          <w:rFonts w:ascii="Calibri" w:hAnsi="Calibri" w:cs="Calibri"/>
+          <w:sz w:val="22"/>
+          <w:szCs w:val="22"/>
+          <w:lang w:val="en-GB"/>
+        </w:rPr>
+        <w:t xml:space="preserve">Binomial GLMM with a logit link that predicts recognition accuracy, only considering old items </w:t>
       </w:r>
     </w:p>
     <w:p>
@@ -2805,86 +2666,70 @@
           <w:rFonts w:ascii="Calibri" w:hAnsi="Calibri" w:cs="Calibri"/>
           <w:sz w:val="22"/>
           <w:szCs w:val="22"/>
-          <w:lang w:val="en-GB"/>
-        </w:rPr>
-      </w:pPr>
-      <w:r>
-        <w:rPr>
-          <w:rFonts w:ascii="Calibri" w:hAnsi="Calibri" w:cs="Calibri"/>
-          <w:sz w:val="22"/>
-          <w:szCs w:val="22"/>
-          <w:lang w:val="en-GB"/>
-        </w:rPr>
-        <w:t xml:space="preserve">Binomial GLMM with a logit link that predicts recognition accuracy, </w:t>
-      </w:r>
-      <w:r>
-        <w:rPr>
-          <w:rFonts w:ascii="Calibri" w:hAnsi="Calibri" w:cs="Calibri"/>
-          <w:sz w:val="22"/>
-          <w:szCs w:val="22"/>
-          <w:highlight w:val="yellow"/>
-          <w:lang w:val="en-GB"/>
-          <w:rPrChange w:id="33" w:author="Simone Bosbach" w:date="2026-05-20T16:21:00Z" w16du:dateUtc="2026-05-20T14:21:00Z">
-            <w:rPr>
-              <w:rFonts w:ascii="Calibri" w:hAnsi="Calibri" w:cs="Calibri"/>
-              <w:sz w:val="22"/>
-              <w:szCs w:val="22"/>
-              <w:lang w:val="en-GB"/>
-            </w:rPr>
-          </w:rPrChange>
-        </w:rPr>
-        <w:t xml:space="preserve">only considering old </w:t>
-      </w:r>
-      <w:commentRangeStart w:id="34"/>
-      <w:commentRangeStart w:id="35"/>
-      <w:r>
-        <w:rPr>
-          <w:rFonts w:ascii="Calibri" w:hAnsi="Calibri" w:cs="Calibri"/>
-          <w:sz w:val="22"/>
-          <w:szCs w:val="22"/>
-          <w:highlight w:val="yellow"/>
-          <w:lang w:val="en-GB"/>
-          <w:rPrChange w:id="36" w:author="Simone Bosbach" w:date="2026-05-20T16:21:00Z" w16du:dateUtc="2026-05-20T14:21:00Z">
-            <w:rPr>
-              <w:rFonts w:ascii="Calibri" w:hAnsi="Calibri" w:cs="Calibri"/>
-              <w:sz w:val="22"/>
-              <w:szCs w:val="22"/>
-              <w:lang w:val="en-GB"/>
-            </w:rPr>
-          </w:rPrChange>
-        </w:rPr>
-        <w:t>items</w:t>
-      </w:r>
-      <w:commentRangeEnd w:id="34"/>
-      <w:r>
-        <w:rPr>
-          <w:rStyle w:val="CommentReference"/>
-          <w:rFonts w:ascii="Calibri" w:hAnsi="Calibri" w:cs="Calibri"/>
-          <w:sz w:val="22"/>
-          <w:szCs w:val="22"/>
-          <w:lang w:val="en-GB"/>
-        </w:rPr>
-        <w:commentReference w:id="34"/>
-      </w:r>
-      <w:commentRangeEnd w:id="35"/>
-      <w:r>
-        <w:rPr>
-          <w:rStyle w:val="CommentReference"/>
-          <w:rFonts w:ascii="Calibri" w:hAnsi="Calibri" w:cs="Calibri"/>
-          <w:sz w:val="22"/>
-          <w:szCs w:val="22"/>
-          <w:lang w:val="en-GB"/>
-        </w:rPr>
-        <w:commentReference w:id="35"/>
-      </w:r>
-      <w:r>
-        <w:rPr>
-          <w:rFonts w:ascii="Calibri" w:hAnsi="Calibri" w:cs="Calibri"/>
-          <w:sz w:val="22"/>
-          <w:szCs w:val="22"/>
-          <w:lang w:val="en-GB"/>
-        </w:rPr>
-        <w:t xml:space="preserve"> </w:t>
+        </w:rPr>
+      </w:pPr>
+      <w:r>
+        <w:rPr>
+          <w:rFonts w:ascii="Calibri" w:hAnsi="Calibri" w:cs="Calibri"/>
+          <w:sz w:val="22"/>
+          <w:szCs w:val="22"/>
+          <w:lang w:val="en-GB"/>
+        </w:rPr>
+        <w:tab/>
+      </w:r>
+      <w:proofErr w:type="spellStart"/>
+      <w:r>
+        <w:rPr>
+          <w:rFonts w:ascii="Calibri" w:hAnsi="Calibri" w:cs="Calibri"/>
+          <w:sz w:val="22"/>
+          <w:szCs w:val="22"/>
+        </w:rPr>
+        <w:t>said_old</w:t>
+      </w:r>
+      <w:proofErr w:type="spellEnd"/>
+      <w:r>
+        <w:rPr>
+          <w:rFonts w:ascii="Calibri" w:hAnsi="Calibri" w:cs="Calibri"/>
+          <w:sz w:val="22"/>
+          <w:szCs w:val="22"/>
+        </w:rPr>
+        <w:t xml:space="preserve"> ~ </w:t>
+      </w:r>
+      <w:proofErr w:type="spellStart"/>
+      <w:r>
+        <w:rPr>
+          <w:rFonts w:ascii="Calibri" w:hAnsi="Calibri" w:cs="Calibri"/>
+          <w:sz w:val="22"/>
+          <w:szCs w:val="22"/>
+        </w:rPr>
+        <w:t>motor_control</w:t>
+      </w:r>
+      <w:proofErr w:type="spellEnd"/>
+      <w:r>
+        <w:rPr>
+          <w:rFonts w:ascii="Calibri" w:hAnsi="Calibri" w:cs="Calibri"/>
+          <w:sz w:val="22"/>
+          <w:szCs w:val="22"/>
+        </w:rPr>
+        <w:t xml:space="preserve"> * </w:t>
+      </w:r>
+      <w:proofErr w:type="spellStart"/>
+      <w:r>
+        <w:rPr>
+          <w:rFonts w:ascii="Calibri" w:hAnsi="Calibri" w:cs="Calibri"/>
+          <w:sz w:val="22"/>
+          <w:szCs w:val="22"/>
+        </w:rPr>
+        <w:t>item_type</w:t>
+      </w:r>
+      <w:proofErr w:type="spellEnd"/>
+      <w:r>
+        <w:rPr>
+          <w:rFonts w:ascii="Calibri" w:hAnsi="Calibri" w:cs="Calibri"/>
+          <w:sz w:val="22"/>
+          <w:szCs w:val="22"/>
+        </w:rPr>
+        <w:t xml:space="preserve"> + (1 | participant)</w:t>
       </w:r>
     </w:p>
     <w:p>
@@ -2901,47 +2746,24 @@
           <w:rFonts w:ascii="Calibri" w:hAnsi="Calibri" w:cs="Calibri"/>
           <w:sz w:val="22"/>
           <w:szCs w:val="22"/>
-          <w:lang w:val="en-GB"/>
-        </w:rPr>
-        <w:tab/>
-      </w:r>
-      <w:r>
-        <w:rPr>
-          <w:rFonts w:ascii="Calibri" w:hAnsi="Calibri" w:cs="Calibri"/>
-          <w:sz w:val="22"/>
-          <w:szCs w:val="22"/>
-        </w:rPr>
-        <w:t xml:space="preserve">said_old </w:t>
-      </w:r>
-      <w:commentRangeStart w:id="37"/>
-      <w:commentRangeStart w:id="38"/>
-      <w:r>
-        <w:rPr>
-          <w:rFonts w:ascii="Calibri" w:hAnsi="Calibri" w:cs="Calibri"/>
-          <w:sz w:val="22"/>
-          <w:szCs w:val="22"/>
-        </w:rPr>
-        <w:t>~ motor_control * item_type + (1 | participant)</w:t>
-      </w:r>
-      <w:commentRangeEnd w:id="37"/>
-      <w:r>
-        <w:rPr>
-          <w:rStyle w:val="CommentReference"/>
-          <w:rFonts w:ascii="Calibri" w:hAnsi="Calibri" w:cs="Calibri"/>
-          <w:sz w:val="22"/>
-          <w:szCs w:val="22"/>
-        </w:rPr>
-        <w:commentReference w:id="37"/>
-      </w:r>
-      <w:commentRangeEnd w:id="38"/>
-      <w:r>
-        <w:rPr>
-          <w:rStyle w:val="CommentReference"/>
-          <w:rFonts w:ascii="Calibri" w:hAnsi="Calibri" w:cs="Calibri"/>
-          <w:sz w:val="22"/>
-          <w:szCs w:val="22"/>
-        </w:rPr>
-        <w:commentReference w:id="38"/>
+        </w:rPr>
+        <w:t>Gaussian LMM that predicts log-transformed reaction times, only considering “old” responses to old items</w:t>
+      </w:r>
+      <w:r>
+        <w:rPr>
+          <w:rFonts w:ascii="Calibri" w:hAnsi="Calibri" w:cs="Calibri"/>
+          <w:sz w:val="22"/>
+          <w:szCs w:val="22"/>
+        </w:rPr>
+        <w:t>, so, correct recognitions</w:t>
+      </w:r>
+      <w:r>
+        <w:rPr>
+          <w:rFonts w:ascii="Calibri" w:hAnsi="Calibri" w:cs="Calibri"/>
+          <w:sz w:val="22"/>
+          <w:szCs w:val="22"/>
+        </w:rPr>
+        <w:t>.</w:t>
       </w:r>
     </w:p>
     <w:p>
@@ -2951,53 +2773,7 @@
           <w:rFonts w:ascii="Calibri" w:hAnsi="Calibri" w:cs="Calibri"/>
           <w:sz w:val="22"/>
           <w:szCs w:val="22"/>
-        </w:rPr>
-      </w:pPr>
-      <w:r>
-        <w:rPr>
-          <w:rFonts w:ascii="Calibri" w:hAnsi="Calibri" w:cs="Calibri"/>
-          <w:sz w:val="22"/>
-          <w:szCs w:val="22"/>
-        </w:rPr>
-        <w:t>Gaussian LMM that predicts log-transformed reaction times, only considering “old” responses to old items</w:t>
-      </w:r>
-      <w:ins w:id="39" w:author="Gezen, Elif" w:date="2026-05-21T15:17:00Z" w16du:dateUtc="2026-05-21T13:17:00Z">
-        <w:r>
-          <w:rPr>
-            <w:rFonts w:ascii="Calibri" w:hAnsi="Calibri" w:cs="Calibri"/>
-            <w:sz w:val="22"/>
-            <w:szCs w:val="22"/>
-          </w:rPr>
-          <w:t>, so, correct recognitions</w:t>
-        </w:r>
-      </w:ins>
-      <w:ins w:id="40" w:author="Gezen, Elif" w:date="2026-05-21T15:42:00Z" w16du:dateUtc="2026-05-21T13:42:00Z">
-        <w:r>
-          <w:rPr>
-            <w:rFonts w:ascii="Calibri" w:hAnsi="Calibri" w:cs="Calibri"/>
-            <w:sz w:val="22"/>
-            <w:szCs w:val="22"/>
-          </w:rPr>
-          <w:t>.</w:t>
-        </w:r>
-      </w:ins>
-    </w:p>
-    <w:p>
-      <w:pPr>
-        <w:pStyle w:val="NormalWeb"/>
-        <w:rPr>
-          <w:rFonts w:ascii="Calibri" w:hAnsi="Calibri" w:cs="Calibri"/>
-          <w:sz w:val="22"/>
-          <w:szCs w:val="22"/>
-          <w:lang w:val="en-GB"/>
-          <w:rPrChange w:id="41" w:author="Gezen, Elif" w:date="2026-05-21T14:29:00Z" w16du:dateUtc="2026-05-21T12:29:00Z">
-            <w:rPr>
-              <w:rFonts w:ascii="Calibri" w:hAnsi="Calibri" w:cs="Calibri"/>
-              <w:sz w:val="22"/>
-              <w:szCs w:val="22"/>
-              <w:lang w:val="de-DE"/>
-            </w:rPr>
-          </w:rPrChange>
+          <w:lang w:val="en-GB"/>
         </w:rPr>
       </w:pPr>
       <w:r>
@@ -3010,13 +2786,59 @@
         <w:tab/>
         <w:t>l</w:t>
       </w:r>
-      <w:r>
-        <w:rPr>
-          <w:rFonts w:ascii="Calibri" w:hAnsi="Calibri" w:cs="Calibri"/>
-          <w:sz w:val="22"/>
-          <w:szCs w:val="22"/>
-        </w:rPr>
-        <w:t>og_rt ~ motor_control * item_type + (1 | participant)</w:t>
+      <w:proofErr w:type="spellStart"/>
+      <w:r>
+        <w:rPr>
+          <w:rFonts w:ascii="Calibri" w:hAnsi="Calibri" w:cs="Calibri"/>
+          <w:sz w:val="22"/>
+          <w:szCs w:val="22"/>
+        </w:rPr>
+        <w:t>og_rt</w:t>
+      </w:r>
+      <w:proofErr w:type="spellEnd"/>
+      <w:r>
+        <w:rPr>
+          <w:rFonts w:ascii="Calibri" w:hAnsi="Calibri" w:cs="Calibri"/>
+          <w:sz w:val="22"/>
+          <w:szCs w:val="22"/>
+        </w:rPr>
+        <w:t xml:space="preserve"> ~ </w:t>
+      </w:r>
+      <w:proofErr w:type="spellStart"/>
+      <w:r>
+        <w:rPr>
+          <w:rFonts w:ascii="Calibri" w:hAnsi="Calibri" w:cs="Calibri"/>
+          <w:sz w:val="22"/>
+          <w:szCs w:val="22"/>
+        </w:rPr>
+        <w:t>motor_control</w:t>
+      </w:r>
+      <w:proofErr w:type="spellEnd"/>
+      <w:r>
+        <w:rPr>
+          <w:rFonts w:ascii="Calibri" w:hAnsi="Calibri" w:cs="Calibri"/>
+          <w:sz w:val="22"/>
+          <w:szCs w:val="22"/>
+        </w:rPr>
+        <w:t xml:space="preserve"> * </w:t>
+      </w:r>
+      <w:proofErr w:type="spellStart"/>
+      <w:r>
+        <w:rPr>
+          <w:rFonts w:ascii="Calibri" w:hAnsi="Calibri" w:cs="Calibri"/>
+          <w:sz w:val="22"/>
+          <w:szCs w:val="22"/>
+        </w:rPr>
+        <w:t>item_type</w:t>
+      </w:r>
+      <w:proofErr w:type="spellEnd"/>
+      <w:r>
+        <w:rPr>
+          <w:rFonts w:ascii="Calibri" w:hAnsi="Calibri" w:cs="Calibri"/>
+          <w:sz w:val="22"/>
+          <w:szCs w:val="22"/>
+        </w:rPr>
+        <w:t xml:space="preserve"> + (1 | participant)</w:t>
       </w:r>
     </w:p>
     <w:p>
@@ -3026,38 +2848,35 @@
           <w:rFonts w:ascii="Calibri" w:hAnsi="Calibri" w:cs="Calibri"/>
           <w:sz w:val="22"/>
           <w:szCs w:val="22"/>
-          <w:lang w:val="en-GB"/>
-        </w:rPr>
-      </w:pPr>
+        </w:rPr>
+      </w:pPr>
+      <w:r>
+        <w:rPr>
+          <w:rFonts w:ascii="Calibri" w:hAnsi="Calibri" w:cs="Calibri"/>
+          <w:sz w:val="22"/>
+          <w:szCs w:val="22"/>
+        </w:rPr>
+        <w:t>Hypothesis 2:</w:t>
+      </w:r>
     </w:p>
     <w:p>
       <w:pPr>
         <w:pStyle w:val="NormalWeb"/>
         <w:rPr>
-          <w:del w:id="42" w:author="Gezen, Elif" w:date="2026-05-21T14:46:00Z" w16du:dateUtc="2026-05-21T12:46:00Z"/>
-          <w:rFonts w:ascii="Calibri" w:hAnsi="Calibri" w:cs="Calibri"/>
-          <w:sz w:val="22"/>
-          <w:szCs w:val="22"/>
-          <w:lang w:val="en-GB"/>
-        </w:rPr>
-      </w:pPr>
-      <w:r>
-        <w:rPr>
-          <w:rFonts w:ascii="Calibri" w:hAnsi="Calibri" w:cs="Calibri"/>
-          <w:sz w:val="22"/>
-          <w:szCs w:val="22"/>
-          <w:highlight w:val="yellow"/>
-          <w:lang w:val="en-GB"/>
-          <w:rPrChange w:id="43" w:author="Gezen, Elif" w:date="2026-05-21T14:46:00Z" w16du:dateUtc="2026-05-21T12:46:00Z">
-            <w:rPr>
-              <w:rFonts w:ascii="Calibri" w:hAnsi="Calibri" w:cs="Calibri"/>
-              <w:sz w:val="22"/>
-              <w:szCs w:val="22"/>
-              <w:lang w:val="en-GB"/>
-            </w:rPr>
-          </w:rPrChange>
-        </w:rPr>
-        <w:t>The primary effect of interest is the interaction between old_new and motor_control, indexing differences in recognition discrimination across motor control conditions.</w:t>
+          <w:rFonts w:ascii="Calibri" w:hAnsi="Calibri" w:cs="Calibri"/>
+          <w:sz w:val="22"/>
+          <w:szCs w:val="22"/>
+          <w:lang w:val="en-GB"/>
+        </w:rPr>
+      </w:pPr>
+      <w:r>
+        <w:rPr>
+          <w:rFonts w:ascii="Calibri" w:hAnsi="Calibri" w:cs="Calibri"/>
+          <w:sz w:val="22"/>
+          <w:szCs w:val="22"/>
+          <w:lang w:val="en-GB"/>
+        </w:rPr>
+        <w:t xml:space="preserve">Binomial GLMM with a logit link that predicts recognition accuracy, only considering old, controlled items </w:t>
       </w:r>
     </w:p>
     <w:p>
@@ -3067,9 +2886,71 @@
           <w:rFonts w:ascii="Calibri" w:hAnsi="Calibri" w:cs="Calibri"/>
           <w:sz w:val="22"/>
           <w:szCs w:val="22"/>
-          <w:lang w:val="en-GB"/>
-        </w:rPr>
-      </w:pPr>
+        </w:rPr>
+      </w:pPr>
+      <w:r>
+        <w:rPr>
+          <w:rFonts w:ascii="Calibri" w:hAnsi="Calibri" w:cs="Calibri"/>
+          <w:sz w:val="22"/>
+          <w:szCs w:val="22"/>
+          <w:lang w:val="en-GB"/>
+        </w:rPr>
+        <w:tab/>
+      </w:r>
+      <w:proofErr w:type="spellStart"/>
+      <w:r>
+        <w:rPr>
+          <w:rFonts w:ascii="Calibri" w:hAnsi="Calibri" w:cs="Calibri"/>
+          <w:sz w:val="22"/>
+          <w:szCs w:val="22"/>
+        </w:rPr>
+        <w:t>said_old</w:t>
+      </w:r>
+      <w:proofErr w:type="spellEnd"/>
+      <w:r>
+        <w:rPr>
+          <w:rFonts w:ascii="Calibri" w:hAnsi="Calibri" w:cs="Calibri"/>
+          <w:sz w:val="22"/>
+          <w:szCs w:val="22"/>
+        </w:rPr>
+        <w:t xml:space="preserve"> ~ </w:t>
+      </w:r>
+      <w:proofErr w:type="spellStart"/>
+      <w:r>
+        <w:rPr>
+          <w:rFonts w:ascii="Calibri" w:hAnsi="Calibri" w:cs="Calibri"/>
+          <w:sz w:val="22"/>
+          <w:szCs w:val="22"/>
+        </w:rPr>
+        <w:t>detection_accuracy</w:t>
+      </w:r>
+      <w:proofErr w:type="spellEnd"/>
+      <w:r>
+        <w:rPr>
+          <w:rFonts w:ascii="Calibri" w:hAnsi="Calibri" w:cs="Calibri"/>
+          <w:sz w:val="22"/>
+          <w:szCs w:val="22"/>
+        </w:rPr>
+        <w:t xml:space="preserve"> * </w:t>
+      </w:r>
+      <w:proofErr w:type="spellStart"/>
+      <w:r>
+        <w:rPr>
+          <w:rFonts w:ascii="Calibri" w:hAnsi="Calibri" w:cs="Calibri"/>
+          <w:sz w:val="22"/>
+          <w:szCs w:val="22"/>
+        </w:rPr>
+        <w:t>motor_control</w:t>
+      </w:r>
+      <w:proofErr w:type="spellEnd"/>
+      <w:r>
+        <w:rPr>
+          <w:rFonts w:ascii="Calibri" w:hAnsi="Calibri" w:cs="Calibri"/>
+          <w:sz w:val="22"/>
+          <w:szCs w:val="22"/>
+        </w:rPr>
+        <w:t xml:space="preserve"> + (1 | participant)</w:t>
+      </w:r>
     </w:p>
     <w:p>
       <w:pPr>
@@ -3086,7 +2967,7 @@
           <w:sz w:val="22"/>
           <w:szCs w:val="22"/>
         </w:rPr>
-        <w:t>Hypothesis 2:</w:t>
+        <w:t>Gaussian LMM that predicts log-transformed reaction times, only considering “old” responses to old, controlled items</w:t>
       </w:r>
     </w:p>
     <w:p>
@@ -3096,17 +2977,69 @@
           <w:rFonts w:ascii="Calibri" w:hAnsi="Calibri" w:cs="Calibri"/>
           <w:sz w:val="22"/>
           <w:szCs w:val="22"/>
-          <w:lang w:val="en-GB"/>
-        </w:rPr>
-      </w:pPr>
-      <w:r>
-        <w:rPr>
-          <w:rFonts w:ascii="Calibri" w:hAnsi="Calibri" w:cs="Calibri"/>
-          <w:sz w:val="22"/>
-          <w:szCs w:val="22"/>
-          <w:lang w:val="en-GB"/>
-        </w:rPr>
-        <w:t xml:space="preserve">Binomial GLMM with a logit link that predicts recognition accuracy, only considering old, controlled items </w:t>
+        </w:rPr>
+      </w:pPr>
+      <w:r>
+        <w:rPr>
+          <w:rFonts w:ascii="Calibri" w:hAnsi="Calibri" w:cs="Calibri"/>
+          <w:sz w:val="22"/>
+          <w:szCs w:val="22"/>
+        </w:rPr>
+        <w:tab/>
+      </w:r>
+      <w:proofErr w:type="spellStart"/>
+      <w:r>
+        <w:rPr>
+          <w:rFonts w:ascii="Calibri" w:hAnsi="Calibri" w:cs="Calibri"/>
+          <w:sz w:val="22"/>
+          <w:szCs w:val="22"/>
+        </w:rPr>
+        <w:t>log_rt</w:t>
+      </w:r>
+      <w:proofErr w:type="spellEnd"/>
+      <w:r>
+        <w:rPr>
+          <w:rFonts w:ascii="Calibri" w:hAnsi="Calibri" w:cs="Calibri"/>
+          <w:sz w:val="22"/>
+          <w:szCs w:val="22"/>
+        </w:rPr>
+        <w:t xml:space="preserve"> ~ </w:t>
+      </w:r>
+      <w:proofErr w:type="spellStart"/>
+      <w:r>
+        <w:rPr>
+          <w:rFonts w:ascii="Calibri" w:hAnsi="Calibri" w:cs="Calibri"/>
+          <w:sz w:val="22"/>
+          <w:szCs w:val="22"/>
+        </w:rPr>
+        <w:t>detection_accuracy</w:t>
+      </w:r>
+      <w:proofErr w:type="spellEnd"/>
+      <w:r>
+        <w:rPr>
+          <w:rFonts w:ascii="Calibri" w:hAnsi="Calibri" w:cs="Calibri"/>
+          <w:sz w:val="22"/>
+          <w:szCs w:val="22"/>
+        </w:rPr>
+        <w:t xml:space="preserve">* </w:t>
+      </w:r>
+      <w:proofErr w:type="spellStart"/>
+      <w:r>
+        <w:rPr>
+          <w:rFonts w:ascii="Calibri" w:hAnsi="Calibri" w:cs="Calibri"/>
+          <w:sz w:val="22"/>
+          <w:szCs w:val="22"/>
+        </w:rPr>
+        <w:t>motor_control</w:t>
+      </w:r>
+      <w:proofErr w:type="spellEnd"/>
+      <w:r>
+        <w:rPr>
+          <w:rFonts w:ascii="Calibri" w:hAnsi="Calibri" w:cs="Calibri"/>
+          <w:sz w:val="22"/>
+          <w:szCs w:val="22"/>
+        </w:rPr>
+        <w:t xml:space="preserve"> + (1 | participant)</w:t>
       </w:r>
     </w:p>
     <w:p>
@@ -3123,120 +3056,101 @@
           <w:rFonts w:ascii="Calibri" w:hAnsi="Calibri" w:cs="Calibri"/>
           <w:sz w:val="22"/>
           <w:szCs w:val="22"/>
-          <w:lang w:val="en-GB"/>
-        </w:rPr>
-        <w:lastRenderedPageBreak/>
+        </w:rPr>
+        <w:t>Hypothesis 3:</w:t>
+      </w:r>
+    </w:p>
+    <w:p>
+      <w:pPr>
+        <w:pStyle w:val="NormalWeb"/>
+        <w:rPr>
+          <w:rFonts w:ascii="Calibri" w:hAnsi="Calibri" w:cs="Calibri"/>
+          <w:sz w:val="22"/>
+          <w:szCs w:val="22"/>
+          <w:lang w:val="en-GB"/>
+        </w:rPr>
+      </w:pPr>
+      <w:r>
+        <w:rPr>
+          <w:rFonts w:ascii="Calibri" w:hAnsi="Calibri" w:cs="Calibri"/>
+          <w:sz w:val="22"/>
+          <w:szCs w:val="22"/>
+          <w:lang w:val="en-GB"/>
+        </w:rPr>
+        <w:t>Binomial GLMM with a logit link that predicts recognition accuracy, only considering old, controlled items, using z-transformed agency ratings</w:t>
+      </w:r>
+    </w:p>
+    <w:p>
+      <w:pPr>
+        <w:pStyle w:val="NormalWeb"/>
+        <w:rPr>
+          <w:rFonts w:ascii="Calibri" w:hAnsi="Calibri" w:cs="Calibri"/>
+          <w:sz w:val="22"/>
+          <w:szCs w:val="22"/>
+        </w:rPr>
+      </w:pPr>
+      <w:r>
+        <w:rPr>
+          <w:rFonts w:ascii="Calibri" w:hAnsi="Calibri" w:cs="Calibri"/>
+          <w:sz w:val="22"/>
+          <w:szCs w:val="22"/>
+          <w:lang w:val="en-GB"/>
+        </w:rPr>
         <w:tab/>
       </w:r>
-      <w:r>
-        <w:rPr>
-          <w:rFonts w:ascii="Calibri" w:hAnsi="Calibri" w:cs="Calibri"/>
-          <w:sz w:val="22"/>
-          <w:szCs w:val="22"/>
-        </w:rPr>
-        <w:t>said_old ~ detection_accuracy * motor_control + (1 | participant)</w:t>
-      </w:r>
-    </w:p>
-    <w:p>
-      <w:pPr>
-        <w:pStyle w:val="NormalWeb"/>
-        <w:rPr>
-          <w:rFonts w:ascii="Calibri" w:hAnsi="Calibri" w:cs="Calibri"/>
-          <w:sz w:val="22"/>
-          <w:szCs w:val="22"/>
-        </w:rPr>
-      </w:pPr>
-      <w:r>
-        <w:rPr>
-          <w:rFonts w:ascii="Calibri" w:hAnsi="Calibri" w:cs="Calibri"/>
-          <w:sz w:val="22"/>
-          <w:szCs w:val="22"/>
-        </w:rPr>
-        <w:t>Gaussian LMM that predicts log-transformed reaction times, only considering “old” responses to old, controlled items</w:t>
-      </w:r>
-    </w:p>
-    <w:p>
-      <w:pPr>
-        <w:pStyle w:val="NormalWeb"/>
-        <w:rPr>
-          <w:rFonts w:ascii="Calibri" w:hAnsi="Calibri" w:cs="Calibri"/>
-          <w:sz w:val="22"/>
-          <w:szCs w:val="22"/>
-        </w:rPr>
-      </w:pPr>
-      <w:r>
-        <w:rPr>
-          <w:rFonts w:ascii="Calibri" w:hAnsi="Calibri" w:cs="Calibri"/>
-          <w:sz w:val="22"/>
-          <w:szCs w:val="22"/>
-        </w:rPr>
-        <w:tab/>
-        <w:t>log_rt ~ detection_accuracy* motor_control + (1 | participant)</w:t>
-      </w:r>
-    </w:p>
-    <w:p>
-      <w:pPr>
-        <w:pStyle w:val="NormalWeb"/>
-        <w:rPr>
-          <w:rFonts w:ascii="Calibri" w:hAnsi="Calibri" w:cs="Calibri"/>
-          <w:sz w:val="22"/>
-          <w:szCs w:val="22"/>
-        </w:rPr>
-      </w:pPr>
-      <w:r>
-        <w:rPr>
-          <w:rFonts w:ascii="Calibri" w:hAnsi="Calibri" w:cs="Calibri"/>
-          <w:sz w:val="22"/>
-          <w:szCs w:val="22"/>
-        </w:rPr>
-        <w:t>Hypothesis 3:</w:t>
-      </w:r>
-    </w:p>
-    <w:p>
-      <w:pPr>
-        <w:pStyle w:val="NormalWeb"/>
-        <w:rPr>
-          <w:rFonts w:ascii="Calibri" w:hAnsi="Calibri" w:cs="Calibri"/>
-          <w:sz w:val="22"/>
-          <w:szCs w:val="22"/>
-          <w:lang w:val="en-GB"/>
-        </w:rPr>
-      </w:pPr>
-      <w:r>
-        <w:rPr>
-          <w:rFonts w:ascii="Calibri" w:hAnsi="Calibri" w:cs="Calibri"/>
-          <w:sz w:val="22"/>
-          <w:szCs w:val="22"/>
-          <w:lang w:val="en-GB"/>
-        </w:rPr>
-        <w:t>Binomial GLMM with a logit link that predicts recognition accuracy, only considering old, controlled items, using z-transformed agency ratings</w:t>
-      </w:r>
-    </w:p>
-    <w:p>
-      <w:pPr>
-        <w:pStyle w:val="NormalWeb"/>
-        <w:rPr>
-          <w:rFonts w:ascii="Calibri" w:hAnsi="Calibri" w:cs="Calibri"/>
-          <w:sz w:val="22"/>
-          <w:szCs w:val="22"/>
-        </w:rPr>
-      </w:pPr>
-      <w:r>
-        <w:rPr>
-          <w:rFonts w:ascii="Calibri" w:hAnsi="Calibri" w:cs="Calibri"/>
-          <w:sz w:val="22"/>
-          <w:szCs w:val="22"/>
-          <w:lang w:val="en-GB"/>
-        </w:rPr>
-        <w:tab/>
-      </w:r>
-      <w:r>
-        <w:rPr>
-          <w:rFonts w:ascii="Calibri" w:hAnsi="Calibri" w:cs="Calibri"/>
-          <w:sz w:val="22"/>
-          <w:szCs w:val="22"/>
-        </w:rPr>
-        <w:t>said_old ~ agency_z * control_level + (1 | participant)</w:t>
+      <w:proofErr w:type="spellStart"/>
+      <w:r>
+        <w:rPr>
+          <w:rFonts w:ascii="Calibri" w:hAnsi="Calibri" w:cs="Calibri"/>
+          <w:sz w:val="22"/>
+          <w:szCs w:val="22"/>
+        </w:rPr>
+        <w:t>said_old</w:t>
+      </w:r>
+      <w:proofErr w:type="spellEnd"/>
+      <w:r>
+        <w:rPr>
+          <w:rFonts w:ascii="Calibri" w:hAnsi="Calibri" w:cs="Calibri"/>
+          <w:sz w:val="22"/>
+          <w:szCs w:val="22"/>
+        </w:rPr>
+        <w:t xml:space="preserve"> ~ </w:t>
+      </w:r>
+      <w:proofErr w:type="spellStart"/>
+      <w:r>
+        <w:rPr>
+          <w:rFonts w:ascii="Calibri" w:hAnsi="Calibri" w:cs="Calibri"/>
+          <w:sz w:val="22"/>
+          <w:szCs w:val="22"/>
+        </w:rPr>
+        <w:t>agency_z</w:t>
+      </w:r>
+      <w:proofErr w:type="spellEnd"/>
+      <w:r>
+        <w:rPr>
+          <w:rFonts w:ascii="Calibri" w:hAnsi="Calibri" w:cs="Calibri"/>
+          <w:sz w:val="22"/>
+          <w:szCs w:val="22"/>
+        </w:rPr>
+        <w:t xml:space="preserve"> * </w:t>
+      </w:r>
+      <w:proofErr w:type="spellStart"/>
+      <w:r>
+        <w:rPr>
+          <w:rFonts w:ascii="Calibri" w:hAnsi="Calibri" w:cs="Calibri"/>
+          <w:sz w:val="22"/>
+          <w:szCs w:val="22"/>
+        </w:rPr>
+        <w:t>control_level</w:t>
+      </w:r>
+      <w:proofErr w:type="spellEnd"/>
+      <w:r>
+        <w:rPr>
+          <w:rFonts w:ascii="Calibri" w:hAnsi="Calibri" w:cs="Calibri"/>
+          <w:sz w:val="22"/>
+          <w:szCs w:val="22"/>
+        </w:rPr>
+        <w:t xml:space="preserve"> + (1 | participant)</w:t>
       </w:r>
     </w:p>
     <w:p>
@@ -3275,15 +3189,60 @@
           <w:szCs w:val="22"/>
         </w:rPr>
         <w:tab/>
-        <w:t xml:space="preserve">log_rt ~ agency_z * control_level + (1 </w:t>
-      </w:r>
-      <w:r>
-        <w:rPr>
-          <w:rFonts w:ascii="Calibri" w:hAnsi="Calibri" w:cs="Calibri"/>
-          <w:sz w:val="22"/>
-          <w:szCs w:val="22"/>
-        </w:rPr>
-        <w:t>| participant)</w:t>
+      </w:r>
+      <w:proofErr w:type="spellStart"/>
+      <w:r>
+        <w:rPr>
+          <w:rFonts w:ascii="Calibri" w:hAnsi="Calibri" w:cs="Calibri"/>
+          <w:sz w:val="22"/>
+          <w:szCs w:val="22"/>
+        </w:rPr>
+        <w:t>log_rt</w:t>
+      </w:r>
+      <w:proofErr w:type="spellEnd"/>
+      <w:r>
+        <w:rPr>
+          <w:rFonts w:ascii="Calibri" w:hAnsi="Calibri" w:cs="Calibri"/>
+          <w:sz w:val="22"/>
+          <w:szCs w:val="22"/>
+        </w:rPr>
+        <w:t xml:space="preserve"> ~ </w:t>
+      </w:r>
+      <w:proofErr w:type="spellStart"/>
+      <w:r>
+        <w:rPr>
+          <w:rFonts w:ascii="Calibri" w:hAnsi="Calibri" w:cs="Calibri"/>
+          <w:sz w:val="22"/>
+          <w:szCs w:val="22"/>
+        </w:rPr>
+        <w:t>agency_z</w:t>
+      </w:r>
+      <w:proofErr w:type="spellEnd"/>
+      <w:r>
+        <w:rPr>
+          <w:rFonts w:ascii="Calibri" w:hAnsi="Calibri" w:cs="Calibri"/>
+          <w:sz w:val="22"/>
+          <w:szCs w:val="22"/>
+        </w:rPr>
+        <w:t xml:space="preserve"> * </w:t>
+      </w:r>
+      <w:proofErr w:type="spellStart"/>
+      <w:r>
+        <w:rPr>
+          <w:rFonts w:ascii="Calibri" w:hAnsi="Calibri" w:cs="Calibri"/>
+          <w:sz w:val="22"/>
+          <w:szCs w:val="22"/>
+        </w:rPr>
+        <w:t>control_level</w:t>
+      </w:r>
+      <w:proofErr w:type="spellEnd"/>
+      <w:r>
+        <w:rPr>
+          <w:rFonts w:ascii="Calibri" w:hAnsi="Calibri" w:cs="Calibri"/>
+          <w:sz w:val="22"/>
+          <w:szCs w:val="22"/>
+        </w:rPr>
+        <w:t xml:space="preserve"> + (1 | participant)</w:t>
       </w:r>
       <w:r>
         <w:rPr>
@@ -3329,107 +3288,432 @@
           <w:szCs w:val="22"/>
           <w:lang w:val="en-GB"/>
         </w:rPr>
-        <w:t xml:space="preserve">EEG analyses will be conducted using </w:t>
-      </w:r>
-      <w:del w:id="44" w:author="Gezen, Elif" w:date="2026-05-21T14:46:00Z" w16du:dateUtc="2026-05-21T12:46:00Z">
-        <w:r>
-          <w:rPr>
-            <w:rFonts w:ascii="Calibri" w:hAnsi="Calibri" w:cs="Calibri"/>
-            <w:sz w:val="22"/>
-            <w:szCs w:val="22"/>
-            <w:lang w:val="en-GB"/>
-          </w:rPr>
-          <w:delText xml:space="preserve">MATLAB </w:delText>
-        </w:r>
-        <w:commentRangeStart w:id="45"/>
-        <w:r>
-          <w:rPr>
-            <w:rFonts w:ascii="Calibri" w:hAnsi="Calibri" w:cs="Calibri"/>
-            <w:sz w:val="22"/>
-            <w:szCs w:val="22"/>
-            <w:lang w:val="en-GB"/>
-          </w:rPr>
-          <w:delText>and</w:delText>
-        </w:r>
-        <w:commentRangeEnd w:id="45"/>
-        <w:r>
-          <w:rPr>
-            <w:rStyle w:val="CommentReference"/>
-            <w:rFonts w:ascii="Calibri" w:hAnsi="Calibri" w:cs="Calibri"/>
-            <w:sz w:val="22"/>
-            <w:szCs w:val="22"/>
-            <w:lang w:val="en-GB"/>
-          </w:rPr>
-          <w:commentReference w:id="45"/>
-        </w:r>
-        <w:r>
-          <w:rPr>
-            <w:rFonts w:ascii="Calibri" w:hAnsi="Calibri" w:cs="Calibri"/>
-            <w:sz w:val="22"/>
-            <w:szCs w:val="22"/>
-            <w:lang w:val="en-GB"/>
-          </w:rPr>
-          <w:delText>/or</w:delText>
-        </w:r>
-      </w:del>
-      <w:ins w:id="46" w:author="Gezen, Elif" w:date="2026-05-21T14:46:00Z" w16du:dateUtc="2026-05-21T12:46:00Z">
-        <w:r>
-          <w:rPr>
-            <w:rFonts w:ascii="Calibri" w:hAnsi="Calibri" w:cs="Calibri"/>
-            <w:sz w:val="22"/>
-            <w:szCs w:val="22"/>
-            <w:lang w:val="en-GB"/>
-          </w:rPr>
-          <w:t xml:space="preserve"> the MNE package on</w:t>
-        </w:r>
-      </w:ins>
-      <w:r>
-        <w:rPr>
-          <w:rFonts w:ascii="Calibri" w:hAnsi="Calibri" w:cs="Calibri"/>
-          <w:sz w:val="22"/>
-          <w:szCs w:val="22"/>
-          <w:lang w:val="en-GB"/>
-        </w:rPr>
-        <w:t xml:space="preserve"> Python</w:t>
-      </w:r>
-      <w:del w:id="47" w:author="Gezen, Elif" w:date="2026-05-21T14:47:00Z" w16du:dateUtc="2026-05-21T12:47:00Z">
-        <w:r>
-          <w:rPr>
-            <w:rFonts w:ascii="Calibri" w:hAnsi="Calibri" w:cs="Calibri"/>
-            <w:sz w:val="22"/>
-            <w:szCs w:val="22"/>
-            <w:lang w:val="en-GB"/>
-          </w:rPr>
-          <w:delText>-based toolboxes (e.g., EEGLAB, FieldTrip</w:delText>
-        </w:r>
-        <w:r>
-          <w:rPr>
-            <w:rFonts w:ascii="Calibri" w:hAnsi="Calibri" w:cs="Calibri"/>
-            <w:sz w:val="22"/>
-            <w:szCs w:val="22"/>
-            <w:lang w:val="en-GB"/>
-            <w:rPrChange w:id="48" w:author="Simone Bosbach" w:date="2026-05-20T12:12:00Z" w16du:dateUtc="2026-05-20T10:12:00Z">
-              <w:rPr>
-                <w:rFonts w:ascii="Calibri" w:hAnsi="Calibri" w:cs="Calibri"/>
-                <w:i/>
-                <w:iCs/>
-                <w:sz w:val="22"/>
-                <w:szCs w:val="22"/>
-                <w:lang w:val="en-GB"/>
-              </w:rPr>
-            </w:rPrChange>
-          </w:rPr>
-          <w:delText>)</w:delText>
-        </w:r>
-      </w:del>
-      <w:r>
-        <w:rPr>
-          <w:rFonts w:ascii="Calibri" w:hAnsi="Calibri" w:cs="Calibri"/>
-          <w:sz w:val="22"/>
-          <w:szCs w:val="22"/>
-          <w:lang w:val="en-GB"/>
-        </w:rPr>
-        <w:t>.</w:t>
+        <w:lastRenderedPageBreak/>
+        <w:t xml:space="preserve">EEG analyses will be conducted </w:t>
+      </w:r>
+      <w:proofErr w:type="gramStart"/>
+      <w:r>
+        <w:rPr>
+          <w:rFonts w:ascii="Calibri" w:hAnsi="Calibri" w:cs="Calibri"/>
+          <w:sz w:val="22"/>
+          <w:szCs w:val="22"/>
+          <w:lang w:val="en-GB"/>
+        </w:rPr>
+        <w:t xml:space="preserve">using </w:t>
+      </w:r>
+      <w:r>
+        <w:rPr>
+          <w:rFonts w:ascii="Calibri" w:hAnsi="Calibri" w:cs="Calibri"/>
+          <w:sz w:val="22"/>
+          <w:szCs w:val="22"/>
+          <w:lang w:val="en-GB"/>
+        </w:rPr>
+        <w:t xml:space="preserve"> the</w:t>
+      </w:r>
+      <w:proofErr w:type="gramEnd"/>
+      <w:r>
+        <w:rPr>
+          <w:rFonts w:ascii="Calibri" w:hAnsi="Calibri" w:cs="Calibri"/>
+          <w:sz w:val="22"/>
+          <w:szCs w:val="22"/>
+          <w:lang w:val="en-GB"/>
+        </w:rPr>
+        <w:t xml:space="preserve"> MNE package on</w:t>
+      </w:r>
+      <w:r>
+        <w:rPr>
+          <w:rFonts w:ascii="Calibri" w:hAnsi="Calibri" w:cs="Calibri"/>
+          <w:sz w:val="22"/>
+          <w:szCs w:val="22"/>
+          <w:lang w:val="en-GB"/>
+        </w:rPr>
+        <w:t xml:space="preserve"> Python.</w:t>
+      </w:r>
+    </w:p>
+    <w:p>
+      <w:pPr>
+        <w:pStyle w:val="NormalWeb"/>
+        <w:rPr>
+          <w:rFonts w:ascii="Calibri" w:hAnsi="Calibri" w:cs="Calibri"/>
+          <w:sz w:val="22"/>
+          <w:szCs w:val="22"/>
+          <w:lang w:val="en-GB"/>
+        </w:rPr>
+      </w:pPr>
+      <w:r>
+        <w:rPr>
+          <w:rFonts w:ascii="Calibri" w:hAnsi="Calibri" w:cs="Calibri"/>
+          <w:sz w:val="22"/>
+          <w:szCs w:val="22"/>
+          <w:lang w:val="en-GB"/>
+        </w:rPr>
+        <w:t>Hypothesis 4</w:t>
+      </w:r>
+      <w:r>
+        <w:rPr>
+          <w:rFonts w:ascii="Calibri" w:hAnsi="Calibri" w:cs="Calibri"/>
+          <w:sz w:val="22"/>
+          <w:szCs w:val="22"/>
+          <w:lang w:val="en-GB"/>
+        </w:rPr>
+        <w:t xml:space="preserve"> (</w:t>
+      </w:r>
+      <w:r>
+        <w:rPr>
+          <w:rFonts w:ascii="Calibri" w:hAnsi="Calibri" w:cs="Calibri"/>
+          <w:sz w:val="22"/>
+          <w:szCs w:val="22"/>
+          <w:lang w:val="en-GB"/>
+        </w:rPr>
+        <w:t>P500 and Motor Control</w:t>
+      </w:r>
+      <w:r>
+        <w:rPr>
+          <w:rFonts w:ascii="Calibri" w:hAnsi="Calibri" w:cs="Calibri"/>
+          <w:sz w:val="22"/>
+          <w:szCs w:val="22"/>
+          <w:lang w:val="en-GB"/>
+        </w:rPr>
+        <w:t>):</w:t>
+      </w:r>
+    </w:p>
+    <w:p>
+      <w:pPr>
+        <w:pStyle w:val="NormalWeb"/>
+        <w:rPr>
+          <w:rFonts w:ascii="Calibri" w:hAnsi="Calibri" w:cs="Calibri"/>
+          <w:sz w:val="22"/>
+          <w:szCs w:val="22"/>
+          <w:lang w:val="en-GB"/>
+        </w:rPr>
+      </w:pPr>
+      <w:r>
+        <w:rPr>
+          <w:rFonts w:ascii="Calibri" w:hAnsi="Calibri" w:cs="Calibri"/>
+          <w:sz w:val="22"/>
+          <w:szCs w:val="22"/>
+          <w:lang w:val="en-GB"/>
+        </w:rPr>
+        <w:t>Following Wen et al. (2017), movement-onset-locked ERP amplitudes will be compared between high and low motor control conditions.</w:t>
+      </w:r>
+    </w:p>
+    <w:p>
+      <w:pPr>
+        <w:pStyle w:val="NormalWeb"/>
+        <w:rPr>
+          <w:rFonts w:ascii="Calibri" w:hAnsi="Calibri" w:cs="Calibri"/>
+          <w:sz w:val="22"/>
+          <w:szCs w:val="22"/>
+          <w:lang w:val="en-GB"/>
+        </w:rPr>
+      </w:pPr>
+      <w:r>
+        <w:rPr>
+          <w:rFonts w:ascii="Calibri" w:hAnsi="Calibri" w:cs="Calibri"/>
+          <w:sz w:val="22"/>
+          <w:szCs w:val="22"/>
+          <w:lang w:val="en-GB"/>
+        </w:rPr>
+        <w:t xml:space="preserve">ERP epochs will be time-locked to movement onset and </w:t>
+      </w:r>
+      <w:proofErr w:type="spellStart"/>
+      <w:r>
+        <w:rPr>
+          <w:rFonts w:ascii="Calibri" w:hAnsi="Calibri" w:cs="Calibri"/>
+          <w:sz w:val="22"/>
+          <w:szCs w:val="22"/>
+          <w:lang w:val="en-GB"/>
+        </w:rPr>
+        <w:t>analyzed</w:t>
+      </w:r>
+      <w:proofErr w:type="spellEnd"/>
+      <w:r>
+        <w:rPr>
+          <w:rFonts w:ascii="Calibri" w:hAnsi="Calibri" w:cs="Calibri"/>
+          <w:sz w:val="22"/>
+          <w:szCs w:val="22"/>
+          <w:lang w:val="en-GB"/>
+        </w:rPr>
+        <w:t xml:space="preserve"> within a time window spanning 300–700 </w:t>
+      </w:r>
+      <w:proofErr w:type="spellStart"/>
+      <w:r>
+        <w:rPr>
+          <w:rFonts w:ascii="Calibri" w:hAnsi="Calibri" w:cs="Calibri"/>
+          <w:sz w:val="22"/>
+          <w:szCs w:val="22"/>
+          <w:lang w:val="en-GB"/>
+        </w:rPr>
+        <w:t>ms</w:t>
+      </w:r>
+      <w:proofErr w:type="spellEnd"/>
+      <w:r>
+        <w:rPr>
+          <w:rFonts w:ascii="Calibri" w:hAnsi="Calibri" w:cs="Calibri"/>
+          <w:sz w:val="22"/>
+          <w:szCs w:val="22"/>
+          <w:lang w:val="en-GB"/>
+        </w:rPr>
+        <w:t xml:space="preserve"> post-movement onset. Analyses will focus on </w:t>
+      </w:r>
+      <w:proofErr w:type="spellStart"/>
+      <w:r>
+        <w:rPr>
+          <w:rFonts w:ascii="Calibri" w:hAnsi="Calibri" w:cs="Calibri"/>
+          <w:sz w:val="22"/>
+          <w:szCs w:val="22"/>
+          <w:lang w:val="en-GB"/>
+        </w:rPr>
+        <w:t>centro</w:t>
+      </w:r>
+      <w:proofErr w:type="spellEnd"/>
+      <w:r>
+        <w:rPr>
+          <w:rFonts w:ascii="Calibri" w:hAnsi="Calibri" w:cs="Calibri"/>
+          <w:sz w:val="22"/>
+          <w:szCs w:val="22"/>
+          <w:lang w:val="en-GB"/>
+        </w:rPr>
+        <w:t>-parietal electrode sites where the P500 component is expected to be maximal.</w:t>
+      </w:r>
+      <w:r>
+        <w:rPr>
+          <w:rFonts w:ascii="Calibri" w:hAnsi="Calibri" w:cs="Calibri"/>
+          <w:sz w:val="22"/>
+          <w:szCs w:val="22"/>
+          <w:lang w:val="en-GB"/>
+        </w:rPr>
+        <w:t xml:space="preserve"> </w:t>
+      </w:r>
+      <w:r>
+        <w:rPr>
+          <w:rFonts w:ascii="Calibri" w:hAnsi="Calibri" w:cs="Calibri"/>
+          <w:sz w:val="22"/>
+          <w:szCs w:val="22"/>
+          <w:lang w:val="en-GB"/>
+        </w:rPr>
+        <w:t xml:space="preserve">To identify significant spatiotemporal differences between conditions while controlling for multiple comparisons, we will use cluster-based permutation t-tests. Clusters will be formed from adjacent time-electrode samples exceeding an uncorrected threshold of p &lt; .05. Cluster significance will be evaluated using the maximum cluster-sum statistic derived from 1000 Monte Carlo permutations. Statistical tests will be two-sided with </w:t>
+      </w:r>
+      <w:r>
+        <w:rPr>
+          <w:rFonts w:ascii="Calibri" w:hAnsi="Calibri" w:cs="Calibri"/>
+          <w:sz w:val="22"/>
+          <w:szCs w:val="22"/>
+          <w:lang w:val="de-DE"/>
+        </w:rPr>
+        <w:t>α</w:t>
+      </w:r>
+      <w:r>
+        <w:rPr>
+          <w:rFonts w:ascii="Calibri" w:hAnsi="Calibri" w:cs="Calibri"/>
+          <w:sz w:val="22"/>
+          <w:szCs w:val="22"/>
+          <w:lang w:val="en-GB"/>
+        </w:rPr>
+        <w:t xml:space="preserve"> = .05.</w:t>
+      </w:r>
+    </w:p>
+    <w:p>
+      <w:pPr>
+        <w:pStyle w:val="NormalWeb"/>
+        <w:rPr>
+          <w:rFonts w:ascii="Calibri" w:hAnsi="Calibri" w:cs="Calibri"/>
+          <w:sz w:val="22"/>
+          <w:szCs w:val="22"/>
+          <w:lang w:val="en-GB"/>
+        </w:rPr>
+      </w:pPr>
+      <w:r>
+        <w:rPr>
+          <w:rFonts w:ascii="Calibri" w:hAnsi="Calibri" w:cs="Calibri"/>
+          <w:sz w:val="22"/>
+          <w:szCs w:val="22"/>
+          <w:lang w:val="en-GB"/>
+        </w:rPr>
+        <w:t xml:space="preserve">Hypothesis 5 </w:t>
+      </w:r>
+      <w:r>
+        <w:rPr>
+          <w:rFonts w:ascii="Calibri" w:hAnsi="Calibri" w:cs="Calibri"/>
+          <w:sz w:val="22"/>
+          <w:szCs w:val="22"/>
+          <w:lang w:val="en-GB"/>
+        </w:rPr>
+        <w:t>(</w:t>
+      </w:r>
+      <w:r>
+        <w:rPr>
+          <w:rFonts w:ascii="Calibri" w:hAnsi="Calibri" w:cs="Calibri"/>
+          <w:sz w:val="22"/>
+          <w:szCs w:val="22"/>
+          <w:lang w:val="en-GB"/>
+        </w:rPr>
+        <w:t>Alpha/Beta Oscillatory Activity and Recognition Memory</w:t>
+      </w:r>
+      <w:r>
+        <w:rPr>
+          <w:rFonts w:ascii="Calibri" w:hAnsi="Calibri" w:cs="Calibri"/>
+          <w:sz w:val="22"/>
+          <w:szCs w:val="22"/>
+          <w:lang w:val="en-GB"/>
+        </w:rPr>
+        <w:t>)</w:t>
+      </w:r>
+    </w:p>
+    <w:p>
+      <w:pPr>
+        <w:pStyle w:val="NormalWeb"/>
+        <w:rPr>
+          <w:rFonts w:ascii="Calibri" w:hAnsi="Calibri" w:cs="Calibri"/>
+          <w:sz w:val="22"/>
+          <w:szCs w:val="22"/>
+          <w:lang w:val="en-GB"/>
+        </w:rPr>
+      </w:pPr>
+      <w:r>
+        <w:rPr>
+          <w:rFonts w:ascii="Calibri" w:hAnsi="Calibri" w:cs="Calibri"/>
+          <w:sz w:val="22"/>
+          <w:szCs w:val="22"/>
+          <w:lang w:val="en-GB"/>
+        </w:rPr>
+        <w:t>Time-frequency analyses will investigate oscillatory activity associated with successful memory encoding and recognition.</w:t>
+      </w:r>
+      <w:r>
+        <w:rPr>
+          <w:rFonts w:ascii="Calibri" w:hAnsi="Calibri" w:cs="Calibri"/>
+          <w:sz w:val="22"/>
+          <w:szCs w:val="22"/>
+          <w:lang w:val="en-GB"/>
+        </w:rPr>
+        <w:t xml:space="preserve"> </w:t>
+      </w:r>
+      <w:r>
+        <w:rPr>
+          <w:rFonts w:ascii="Calibri" w:hAnsi="Calibri" w:cs="Calibri"/>
+          <w:sz w:val="22"/>
+          <w:szCs w:val="22"/>
+          <w:lang w:val="en-GB"/>
+        </w:rPr>
+        <w:t xml:space="preserve">Oscillatory power will be </w:t>
+      </w:r>
+      <w:proofErr w:type="spellStart"/>
+      <w:r>
+        <w:rPr>
+          <w:rFonts w:ascii="Calibri" w:hAnsi="Calibri" w:cs="Calibri"/>
+          <w:sz w:val="22"/>
+          <w:szCs w:val="22"/>
+          <w:lang w:val="en-GB"/>
+        </w:rPr>
+        <w:t>analyzed</w:t>
+      </w:r>
+      <w:proofErr w:type="spellEnd"/>
+      <w:r>
+        <w:rPr>
+          <w:rFonts w:ascii="Calibri" w:hAnsi="Calibri" w:cs="Calibri"/>
+          <w:sz w:val="22"/>
+          <w:szCs w:val="22"/>
+          <w:lang w:val="en-GB"/>
+        </w:rPr>
+        <w:t xml:space="preserve"> in:</w:t>
+      </w:r>
+    </w:p>
+    <w:p>
+      <w:pPr>
+        <w:pStyle w:val="NormalWeb"/>
+        <w:ind w:firstLine="708"/>
+        <w:rPr>
+          <w:rFonts w:ascii="Calibri" w:hAnsi="Calibri" w:cs="Calibri"/>
+          <w:sz w:val="22"/>
+          <w:szCs w:val="22"/>
+          <w:lang w:val="en-GB"/>
+        </w:rPr>
+      </w:pPr>
+      <w:r>
+        <w:rPr>
+          <w:rFonts w:ascii="Calibri" w:hAnsi="Calibri" w:cs="Calibri"/>
+          <w:sz w:val="22"/>
+          <w:szCs w:val="22"/>
+          <w:lang w:val="en-GB"/>
+        </w:rPr>
+        <w:t>the alpha band (8–12 Hz),</w:t>
+      </w:r>
+    </w:p>
+    <w:p>
+      <w:pPr>
+        <w:pStyle w:val="NormalWeb"/>
+        <w:ind w:firstLine="708"/>
+        <w:rPr>
+          <w:rFonts w:ascii="Calibri" w:hAnsi="Calibri" w:cs="Calibri"/>
+          <w:sz w:val="22"/>
+          <w:szCs w:val="22"/>
+          <w:lang w:val="en-GB"/>
+        </w:rPr>
+      </w:pPr>
+      <w:r>
+        <w:rPr>
+          <w:rFonts w:ascii="Calibri" w:hAnsi="Calibri" w:cs="Calibri"/>
+          <w:sz w:val="22"/>
+          <w:szCs w:val="22"/>
+          <w:lang w:val="en-GB"/>
+        </w:rPr>
+        <w:t>and the beta band (13–30 Hz).</w:t>
+      </w:r>
+    </w:p>
+    <w:p>
+      <w:pPr>
+        <w:pStyle w:val="NormalWeb"/>
+        <w:rPr>
+          <w:rFonts w:ascii="Calibri" w:hAnsi="Calibri" w:cs="Calibri"/>
+          <w:sz w:val="22"/>
+          <w:szCs w:val="22"/>
+          <w:lang w:val="en-GB"/>
+        </w:rPr>
+      </w:pPr>
+      <w:r>
+        <w:rPr>
+          <w:rFonts w:ascii="Calibri" w:hAnsi="Calibri" w:cs="Calibri"/>
+          <w:sz w:val="22"/>
+          <w:szCs w:val="22"/>
+          <w:lang w:val="en-GB"/>
+        </w:rPr>
+        <w:t>Time-frequency decomposition will be performed using Morlet wavelets (or equivalent method implemented in the selected EEG toolbox). Analyses will compare subsequently recognized versus subsequently non-recognized items during encoding and recognition phases.</w:t>
+      </w:r>
+      <w:r>
+        <w:rPr>
+          <w:rFonts w:ascii="Calibri" w:hAnsi="Calibri" w:cs="Calibri"/>
+          <w:sz w:val="22"/>
+          <w:szCs w:val="22"/>
+          <w:lang w:val="en-GB"/>
+        </w:rPr>
+        <w:t xml:space="preserve"> </w:t>
+      </w:r>
+      <w:r>
+        <w:rPr>
+          <w:rFonts w:ascii="Calibri" w:hAnsi="Calibri" w:cs="Calibri"/>
+          <w:sz w:val="22"/>
+          <w:szCs w:val="22"/>
+          <w:lang w:val="en-GB"/>
+        </w:rPr>
+        <w:t xml:space="preserve">Cluster-based permutation tests will again be used to identify significant differences across time, frequency and electrode dimensions while controlling for multiple comparisons. Clusters will be formed using an uncorrected threshold of p &lt; .05 and evaluated using 1000 Monte Carlo permutations with two-sided </w:t>
+      </w:r>
+      <w:r>
+        <w:rPr>
+          <w:rFonts w:ascii="Calibri" w:hAnsi="Calibri" w:cs="Calibri"/>
+          <w:sz w:val="22"/>
+          <w:szCs w:val="22"/>
+          <w:lang w:val="de-DE"/>
+        </w:rPr>
+        <w:t>α</w:t>
+      </w:r>
+      <w:r>
+        <w:rPr>
+          <w:rFonts w:ascii="Calibri" w:hAnsi="Calibri" w:cs="Calibri"/>
+          <w:sz w:val="22"/>
+          <w:szCs w:val="22"/>
+          <w:lang w:val="en-GB"/>
+        </w:rPr>
+        <w:t xml:space="preserve"> = .05.</w:t>
       </w:r>
     </w:p>
     <w:p>
@@ -3453,83 +3737,7 @@
           <w:szCs w:val="22"/>
           <w:lang w:val="en-GB"/>
         </w:rPr>
-        <w:t>Hypothesis 4: P500 and Motor Control</w:t>
-      </w:r>
-    </w:p>
-    <w:p>
-      <w:pPr>
-        <w:pStyle w:val="NormalWeb"/>
-        <w:rPr>
-          <w:rFonts w:ascii="Calibri" w:hAnsi="Calibri" w:cs="Calibri"/>
-          <w:sz w:val="22"/>
-          <w:szCs w:val="22"/>
-          <w:lang w:val="en-GB"/>
-        </w:rPr>
-      </w:pPr>
-      <w:r>
-        <w:rPr>
-          <w:rFonts w:ascii="Calibri" w:hAnsi="Calibri" w:cs="Calibri"/>
-          <w:sz w:val="22"/>
-          <w:szCs w:val="22"/>
-          <w:lang w:val="en-GB"/>
-        </w:rPr>
-        <w:t>Following Wen et al. (2017), movement-onset-locked ERP amplitudes will be compared between high and low motor control conditions.</w:t>
-      </w:r>
-    </w:p>
-    <w:p>
-      <w:pPr>
-        <w:pStyle w:val="NormalWeb"/>
-        <w:rPr>
-          <w:rFonts w:ascii="Calibri" w:hAnsi="Calibri" w:cs="Calibri"/>
-          <w:sz w:val="22"/>
-          <w:szCs w:val="22"/>
-          <w:lang w:val="en-GB"/>
-        </w:rPr>
-      </w:pPr>
-      <w:r>
-        <w:rPr>
-          <w:rFonts w:ascii="Calibri" w:hAnsi="Calibri" w:cs="Calibri"/>
-          <w:sz w:val="22"/>
-          <w:szCs w:val="22"/>
-          <w:lang w:val="en-GB"/>
-        </w:rPr>
-        <w:t>ERP epochs will be time-locked to movement onset and analyzed within a time window spanning 300–700 ms post-movement onset. Analyses will focus on centro-parietal electrode sites where the P500 component is expected to be maximal.</w:t>
-      </w:r>
-      <w:r>
-        <w:rPr>
-          <w:rFonts w:ascii="Calibri" w:hAnsi="Calibri" w:cs="Calibri"/>
-          <w:sz w:val="22"/>
-          <w:szCs w:val="22"/>
-          <w:lang w:val="en-GB"/>
-        </w:rPr>
-        <w:t xml:space="preserve"> </w:t>
-      </w:r>
-      <w:r>
-        <w:rPr>
-          <w:rFonts w:ascii="Calibri" w:hAnsi="Calibri" w:cs="Calibri"/>
-          <w:sz w:val="22"/>
-          <w:szCs w:val="22"/>
-          <w:lang w:val="en-GB"/>
-        </w:rPr>
-        <w:t xml:space="preserve">To identify significant spatiotemporal differences between conditions while controlling for multiple comparisons, we will use cluster-based permutation t-tests. Clusters will be formed from adjacent time-electrode samples exceeding an uncorrected threshold of p &lt; .05. Cluster significance will be evaluated using the maximum cluster-sum statistic derived from 1000 Monte Carlo permutations. Statistical tests will be two-sided with </w:t>
-      </w:r>
-      <w:r>
-        <w:rPr>
-          <w:rFonts w:ascii="Calibri" w:hAnsi="Calibri" w:cs="Calibri"/>
-          <w:sz w:val="22"/>
-          <w:szCs w:val="22"/>
-          <w:lang w:val="de-DE"/>
-        </w:rPr>
-        <w:t>α</w:t>
-      </w:r>
-      <w:r>
-        <w:rPr>
-          <w:rFonts w:ascii="Calibri" w:hAnsi="Calibri" w:cs="Calibri"/>
-          <w:sz w:val="22"/>
-          <w:szCs w:val="22"/>
-          <w:lang w:val="en-GB"/>
-        </w:rPr>
-        <w:t xml:space="preserve"> = .05.</w:t>
+        <w:t>Multiple Comparisons and Interpretation</w:t>
       </w:r>
     </w:p>
     <w:p>
@@ -3544,257 +3752,108 @@
           <w:lang w:val="en-GB"/>
         </w:rPr>
       </w:pPr>
-      <w:r>
+      <w:proofErr w:type="spellStart"/>
+      <w:r>
+        <w:rPr>
+          <w:rFonts w:ascii="Calibri" w:hAnsi="Calibri" w:cs="Calibri"/>
+          <w:sz w:val="22"/>
+          <w:szCs w:val="22"/>
+          <w:lang w:val="en-GB"/>
+        </w:rPr>
+        <w:t>Behavioral</w:t>
+      </w:r>
+      <w:proofErr w:type="spellEnd"/>
+      <w:r>
+        <w:rPr>
+          <w:rFonts w:ascii="Calibri" w:hAnsi="Calibri" w:cs="Calibri"/>
+          <w:sz w:val="22"/>
+          <w:szCs w:val="22"/>
+          <w:lang w:val="en-GB"/>
+        </w:rPr>
+        <w:t xml:space="preserve"> hypotheses are theoretically motivated and will be interpreted individually as separate confirmatory tests. EEG cluster-based permutation analyses inherently correct for multiple comparisons across electrodes and time points. Any additional post hoc analyses not explicitly preregistered will be clearly </w:t>
+      </w:r>
+      <w:proofErr w:type="spellStart"/>
+      <w:r>
+        <w:rPr>
+          <w:rFonts w:ascii="Calibri" w:hAnsi="Calibri" w:cs="Calibri"/>
+          <w:sz w:val="22"/>
+          <w:szCs w:val="22"/>
+          <w:lang w:val="en-GB"/>
+        </w:rPr>
+        <w:t>labeled</w:t>
+      </w:r>
+      <w:proofErr w:type="spellEnd"/>
+      <w:r>
+        <w:rPr>
+          <w:rFonts w:ascii="Calibri" w:hAnsi="Calibri" w:cs="Calibri"/>
+          <w:sz w:val="22"/>
+          <w:szCs w:val="22"/>
+          <w:lang w:val="en-GB"/>
+        </w:rPr>
+        <w:t xml:space="preserve"> exploratory.</w:t>
+      </w:r>
+    </w:p>
+    <w:p>
+      <w:pPr>
+        <w:rPr>
+          <w:rFonts w:ascii="Calibri" w:hAnsi="Calibri" w:cs="Calibri"/>
+          <w:lang w:val="en-GB"/>
+        </w:rPr>
+      </w:pPr>
+      <w:r>
+        <w:rPr>
+          <w:rFonts w:ascii="Calibri" w:hAnsi="Calibri" w:cs="Calibri"/>
+          <w:b/>
+          <w:bCs/>
+          <w:lang w:val="en-GB"/>
+        </w:rPr>
+        <w:t>6) Outliers and Exclusions</w:t>
+      </w:r>
+      <w:r>
+        <w:rPr>
+          <w:rFonts w:ascii="Calibri" w:hAnsi="Calibri" w:cs="Calibri"/>
+          <w:lang w:val="en-GB"/>
+        </w:rPr>
+        <w:t> </w:t>
+      </w:r>
+    </w:p>
+    <w:p>
+      <w:pPr>
         <w:rPr>
           <w:rFonts w:ascii="Calibri" w:hAnsi="Calibri" w:cs="Calibri"/>
           <w:i/>
           <w:iCs/>
-          <w:sz w:val="22"/>
-          <w:szCs w:val="22"/>
-          <w:lang w:val="en-GB"/>
-        </w:rPr>
-        <w:t>Hypothesis 5: Alpha/Beta Oscillatory Activity and Recognition Memory</w:t>
-      </w:r>
-    </w:p>
-    <w:p>
-      <w:pPr>
-        <w:pStyle w:val="NormalWeb"/>
-        <w:rPr>
-          <w:rFonts w:ascii="Calibri" w:hAnsi="Calibri" w:cs="Calibri"/>
-          <w:sz w:val="22"/>
-          <w:szCs w:val="22"/>
-          <w:lang w:val="en-GB"/>
-        </w:rPr>
-      </w:pPr>
-      <w:r>
-        <w:rPr>
-          <w:rFonts w:ascii="Calibri" w:hAnsi="Calibri" w:cs="Calibri"/>
-          <w:sz w:val="22"/>
-          <w:szCs w:val="22"/>
-          <w:lang w:val="en-GB"/>
-        </w:rPr>
-        <w:t>Time-frequency analyses will investigate oscillatory activity associated with successful memory encoding and recognition.</w:t>
-      </w:r>
-      <w:r>
-        <w:rPr>
-          <w:rFonts w:ascii="Calibri" w:hAnsi="Calibri" w:cs="Calibri"/>
-          <w:sz w:val="22"/>
-          <w:szCs w:val="22"/>
-          <w:lang w:val="en-GB"/>
-        </w:rPr>
-        <w:t xml:space="preserve"> </w:t>
-      </w:r>
-      <w:r>
-        <w:rPr>
-          <w:rFonts w:ascii="Calibri" w:hAnsi="Calibri" w:cs="Calibri"/>
-          <w:sz w:val="22"/>
-          <w:szCs w:val="22"/>
-          <w:lang w:val="en-GB"/>
-        </w:rPr>
-        <w:t>Oscillatory power will be analyzed in:</w:t>
-      </w:r>
-    </w:p>
-    <w:p>
-      <w:pPr>
-        <w:pStyle w:val="NormalWeb"/>
-        <w:rPr>
-          <w:rFonts w:ascii="Calibri" w:hAnsi="Calibri" w:cs="Calibri"/>
-          <w:sz w:val="22"/>
-          <w:szCs w:val="22"/>
-          <w:lang w:val="en-GB"/>
-        </w:rPr>
-      </w:pPr>
-      <w:r>
-        <w:rPr>
-          <w:rFonts w:ascii="Calibri" w:hAnsi="Calibri" w:cs="Calibri"/>
-          <w:sz w:val="22"/>
-          <w:szCs w:val="22"/>
-          <w:lang w:val="en-GB"/>
-        </w:rPr>
-        <w:t>the alpha band (8–12 Hz),</w:t>
-      </w:r>
-    </w:p>
-    <w:p>
-      <w:pPr>
-        <w:pStyle w:val="NormalWeb"/>
-        <w:rPr>
-          <w:rFonts w:ascii="Calibri" w:hAnsi="Calibri" w:cs="Calibri"/>
-          <w:sz w:val="22"/>
-          <w:szCs w:val="22"/>
-          <w:lang w:val="en-GB"/>
-        </w:rPr>
-      </w:pPr>
-      <w:r>
-        <w:rPr>
-          <w:rFonts w:ascii="Calibri" w:hAnsi="Calibri" w:cs="Calibri"/>
-          <w:sz w:val="22"/>
-          <w:szCs w:val="22"/>
-          <w:lang w:val="en-GB"/>
-        </w:rPr>
-        <w:t>and the beta band (13–30 Hz).</w:t>
-      </w:r>
-    </w:p>
-    <w:p>
-      <w:pPr>
-        <w:pStyle w:val="NormalWeb"/>
-        <w:rPr>
-          <w:rFonts w:ascii="Calibri" w:hAnsi="Calibri" w:cs="Calibri"/>
-          <w:sz w:val="22"/>
-          <w:szCs w:val="22"/>
-          <w:lang w:val="en-GB"/>
-        </w:rPr>
-      </w:pPr>
-      <w:r>
-        <w:rPr>
-          <w:rFonts w:ascii="Calibri" w:hAnsi="Calibri" w:cs="Calibri"/>
-          <w:sz w:val="22"/>
-          <w:szCs w:val="22"/>
-          <w:lang w:val="en-GB"/>
-        </w:rPr>
-        <w:t>Time-frequency decomposition will be performed using Morlet wavelets (or equivalent method implemented in the selected EEG toolbox). Analyses will compare subsequently recognized versus subsequently non-recognized items during encoding and recognition phases.</w:t>
-      </w:r>
-      <w:r>
-        <w:rPr>
-          <w:rFonts w:ascii="Calibri" w:hAnsi="Calibri" w:cs="Calibri"/>
-          <w:sz w:val="22"/>
-          <w:szCs w:val="22"/>
-          <w:lang w:val="en-GB"/>
-        </w:rPr>
-        <w:t xml:space="preserve"> </w:t>
-      </w:r>
-      <w:r>
-        <w:rPr>
-          <w:rFonts w:ascii="Calibri" w:hAnsi="Calibri" w:cs="Calibri"/>
-          <w:sz w:val="22"/>
-          <w:szCs w:val="22"/>
-          <w:lang w:val="en-GB"/>
-        </w:rPr>
-        <w:t xml:space="preserve">Cluster-based permutation tests will again be used to identify significant differences across time, frequency and </w:t>
-      </w:r>
-      <w:r>
-        <w:rPr>
-          <w:rFonts w:ascii="Calibri" w:hAnsi="Calibri" w:cs="Calibri"/>
-          <w:sz w:val="22"/>
-          <w:szCs w:val="22"/>
-          <w:lang w:val="en-GB"/>
-        </w:rPr>
-        <w:lastRenderedPageBreak/>
-        <w:t xml:space="preserve">electrode dimensions while controlling for multiple comparisons. Clusters will be formed using an uncorrected threshold of p &lt; .05 and evaluated using 1000 Monte Carlo permutations with two-sided </w:t>
-      </w:r>
-      <w:r>
-        <w:rPr>
-          <w:rFonts w:ascii="Calibri" w:hAnsi="Calibri" w:cs="Calibri"/>
-          <w:sz w:val="22"/>
-          <w:szCs w:val="22"/>
-          <w:lang w:val="de-DE"/>
-        </w:rPr>
-        <w:t>α</w:t>
-      </w:r>
-      <w:r>
-        <w:rPr>
-          <w:rFonts w:ascii="Calibri" w:hAnsi="Calibri" w:cs="Calibri"/>
-          <w:sz w:val="22"/>
-          <w:szCs w:val="22"/>
-          <w:lang w:val="en-GB"/>
-        </w:rPr>
-        <w:t xml:space="preserve"> = .05.</w:t>
-      </w:r>
-    </w:p>
-    <w:p>
-      <w:pPr>
-        <w:pStyle w:val="NormalWeb"/>
-        <w:rPr>
-          <w:rFonts w:ascii="Calibri" w:hAnsi="Calibri" w:cs="Calibri"/>
-          <w:b/>
-          <w:bCs/>
+          <w:lang w:val="en-GB"/>
+        </w:rPr>
+      </w:pPr>
+      <w:r>
+        <w:rPr>
+          <w:rFonts w:ascii="Calibri" w:hAnsi="Calibri" w:cs="Calibri"/>
           <w:i/>
           <w:iCs/>
           <w:lang w:val="en-GB"/>
         </w:rPr>
-      </w:pPr>
-      <w:r>
-        <w:rPr>
-          <w:rFonts w:ascii="Calibri" w:hAnsi="Calibri" w:cs="Calibri"/>
-          <w:b/>
-          <w:bCs/>
+        <w:t xml:space="preserve">Exclusions Based on </w:t>
+      </w:r>
+      <w:proofErr w:type="spellStart"/>
+      <w:r>
+        <w:rPr>
+          <w:rFonts w:ascii="Calibri" w:hAnsi="Calibri" w:cs="Calibri"/>
           <w:i/>
           <w:iCs/>
           <w:lang w:val="en-GB"/>
         </w:rPr>
-        <w:t>Multiple Comparisons and Interpretation</w:t>
-      </w:r>
-    </w:p>
-    <w:p>
-      <w:pPr>
-        <w:pStyle w:val="NormalWeb"/>
-        <w:rPr>
-          <w:del w:id="49" w:author="Gezen, Elif" w:date="2026-05-21T14:48:00Z" w16du:dateUtc="2026-05-21T12:48:00Z"/>
-          <w:rFonts w:ascii="Calibri" w:hAnsi="Calibri" w:cs="Calibri"/>
-          <w:lang w:val="en-GB"/>
-        </w:rPr>
-      </w:pPr>
-      <w:r>
-        <w:rPr>
-          <w:rFonts w:ascii="Calibri" w:hAnsi="Calibri" w:cs="Calibri"/>
-          <w:lang w:val="en-GB"/>
-        </w:rPr>
-        <w:t>Behavioral hypotheses are theoretically motivated and will be interpreted individually as separate confirmatory tests. EEG cluster-based permutation analyses inherently correct for multiple comparisons across electrodes and time points. Any additional post hoc analyses not explicitly preregistered will be clearly labeled exploratory.</w:t>
-      </w:r>
-    </w:p>
-    <w:p>
-      <w:pPr>
-        <w:pStyle w:val="NormalWeb"/>
+        <w:t>Behavioral</w:t>
+      </w:r>
+      <w:proofErr w:type="spellEnd"/>
+      <w:r>
         <w:rPr>
           <w:rFonts w:ascii="Calibri" w:hAnsi="Calibri" w:cs="Calibri"/>
           <w:i/>
           <w:iCs/>
-          <w:sz w:val="22"/>
-          <w:szCs w:val="22"/>
-          <w:lang w:val="en-GB"/>
-        </w:rPr>
-      </w:pPr>
-    </w:p>
-    <w:p>
-      <w:pPr>
-        <w:rPr>
-          <w:rFonts w:ascii="Calibri" w:hAnsi="Calibri" w:cs="Calibri"/>
-          <w:lang w:val="en-GB"/>
-        </w:rPr>
-      </w:pPr>
-      <w:r>
-        <w:rPr>
-          <w:rFonts w:ascii="Calibri" w:hAnsi="Calibri" w:cs="Calibri"/>
-          <w:b/>
-          <w:bCs/>
-          <w:lang w:val="en-GB"/>
-        </w:rPr>
-        <w:t>6) Outliers and Exclusions</w:t>
-      </w:r>
-      <w:r>
-        <w:rPr>
-          <w:rFonts w:ascii="Calibri" w:hAnsi="Calibri" w:cs="Calibri"/>
-          <w:lang w:val="en-GB"/>
-        </w:rPr>
-        <w:t> </w:t>
-      </w:r>
-    </w:p>
-    <w:p>
-      <w:pPr>
-        <w:rPr>
-          <w:rFonts w:ascii="Calibri" w:hAnsi="Calibri" w:cs="Calibri"/>
-          <w:i/>
-          <w:iCs/>
-          <w:lang w:val="en-GB"/>
-        </w:rPr>
-      </w:pPr>
-      <w:r>
-        <w:rPr>
-          <w:rFonts w:ascii="Calibri" w:hAnsi="Calibri" w:cs="Calibri"/>
-          <w:i/>
-          <w:iCs/>
-          <w:lang w:val="en-GB"/>
-        </w:rPr>
-        <w:t>Exclusions Based on Behavioral Data:</w:t>
+          <w:lang w:val="en-GB"/>
+        </w:rPr>
+        <w:t xml:space="preserve"> Data:</w:t>
       </w:r>
     </w:p>
     <w:p>
@@ -3885,6 +3944,7 @@
           <w:rFonts w:ascii="Calibri" w:hAnsi="Calibri" w:cs="Calibri"/>
           <w:lang w:val="en-US"/>
         </w:rPr>
+        <w:lastRenderedPageBreak/>
         <w:t>Participants who didn’t</w:t>
       </w:r>
       <w:r>
@@ -3944,16 +4004,26 @@
           <w:rFonts w:ascii="Calibri" w:hAnsi="Calibri" w:cs="Calibri"/>
           <w:lang w:val="en-US"/>
         </w:rPr>
-        <w:t xml:space="preserve">Participants whose accuracy in detecting which item they controlled </w:t>
-      </w:r>
+        <w:t xml:space="preserve">Participants whose accuracy in detecting which item they </w:t>
+      </w:r>
+      <w:proofErr w:type="gramStart"/>
       <w:r>
         <w:rPr>
           <w:rStyle w:val="citation-152"/>
           <w:rFonts w:ascii="Calibri" w:hAnsi="Calibri" w:cs="Calibri"/>
           <w:lang w:val="en-US"/>
         </w:rPr>
+        <w:t xml:space="preserve">controlled </w:t>
+      </w:r>
+      <w:r>
+        <w:rPr>
+          <w:rStyle w:val="citation-152"/>
+          <w:rFonts w:ascii="Calibri" w:hAnsi="Calibri" w:cs="Calibri"/>
+          <w:lang w:val="en-US"/>
+        </w:rPr>
         <w:t>exceeds ±</w:t>
       </w:r>
+      <w:proofErr w:type="gramEnd"/>
       <w:r>
         <w:rPr>
           <w:rStyle w:val="citation-152"/>
@@ -4033,16 +4103,7 @@
           <w:szCs w:val="22"/>
           <w:lang w:val="en-GB"/>
         </w:rPr>
-        <w:t>Individual recognition trials where the reaction time exceeds that participant's </w:t>
-      </w:r>
-      <w:r>
-        <w:rPr>
-          <w:rFonts w:ascii="Calibri" w:eastAsiaTheme="majorEastAsia" w:hAnsi="Calibri" w:cs="Calibri"/>
-          <w:sz w:val="22"/>
-          <w:szCs w:val="22"/>
-          <w:lang w:val="en-GB"/>
-        </w:rPr>
-        <w:t xml:space="preserve">mean </w:t>
+        <w:t xml:space="preserve">Individual recognition trials where the reaction time exceeds that participant's mean </w:t>
       </w:r>
       <w:r>
         <w:rPr>
@@ -4200,802 +4261,828 @@
     </w:p>
     <w:p>
       <w:pPr>
+        <w:rPr>
+          <w:rFonts w:ascii="Calibri" w:hAnsi="Calibri" w:cs="Calibri"/>
+          <w:lang w:val="en-GB"/>
+        </w:rPr>
+      </w:pPr>
+      <w:r>
+        <w:rPr>
+          <w:rFonts w:ascii="Calibri" w:hAnsi="Calibri" w:cs="Calibri"/>
+          <w:b/>
+          <w:bCs/>
+          <w:lang w:val="en-GB"/>
+        </w:rPr>
+        <w:t>7) Sample Size</w:t>
+      </w:r>
+      <w:r>
+        <w:rPr>
+          <w:rFonts w:ascii="Calibri" w:hAnsi="Calibri" w:cs="Calibri"/>
+          <w:lang w:val="en-GB"/>
+        </w:rPr>
+        <w:t> </w:t>
+      </w:r>
+    </w:p>
+    <w:p>
+      <w:pPr>
+        <w:rPr>
+          <w:rFonts w:ascii="Calibri" w:hAnsi="Calibri" w:cs="Calibri"/>
+          <w:lang w:val="en-GB"/>
+        </w:rPr>
+      </w:pPr>
+      <w:r>
+        <w:rPr>
+          <w:rFonts w:ascii="Calibri" w:hAnsi="Calibri" w:cs="Calibri"/>
+          <w:lang w:val="en-GB"/>
+        </w:rPr>
+        <w:t xml:space="preserve">Sample size was determined </w:t>
+      </w:r>
+      <w:r>
+        <w:rPr>
+          <w:rFonts w:ascii="Calibri" w:hAnsi="Calibri" w:cs="Calibri"/>
+          <w:lang w:val="en-GB"/>
+        </w:rPr>
+        <w:t xml:space="preserve">using </w:t>
+      </w:r>
+      <w:r>
+        <w:rPr>
+          <w:rFonts w:ascii="Calibri" w:hAnsi="Calibri" w:cs="Calibri"/>
+          <w:lang w:val="en-GB"/>
+        </w:rPr>
+        <w:t>Monte Carlo simulations (1,000 iterations per cell). We simulated each of the seven planned analyses at small (</w:t>
+      </w:r>
+      <w:r>
+        <w:rPr>
+          <w:rFonts w:ascii="Calibri" w:hAnsi="Calibri" w:cs="Calibri"/>
+          <w:i/>
+          <w:iCs/>
+          <w:lang w:val="en-GB"/>
+        </w:rPr>
+        <w:t>d</w:t>
+      </w:r>
+      <w:r>
+        <w:rPr>
+          <w:rFonts w:ascii="Calibri" w:hAnsi="Calibri" w:cs="Calibri"/>
+          <w:lang w:val="en-GB"/>
+        </w:rPr>
+        <w:t> = 0.20) and medium (</w:t>
+      </w:r>
+      <w:r>
+        <w:rPr>
+          <w:rFonts w:ascii="Calibri" w:hAnsi="Calibri" w:cs="Calibri"/>
+          <w:i/>
+          <w:iCs/>
+          <w:lang w:val="en-GB"/>
+        </w:rPr>
+        <w:t>d</w:t>
+      </w:r>
+      <w:r>
+        <w:rPr>
+          <w:rFonts w:ascii="Calibri" w:hAnsi="Calibri" w:cs="Calibri"/>
+          <w:lang w:val="en-GB"/>
+        </w:rPr>
+        <w:t> = 0.50) effect sizes for sample sizes of 30, 40, 50, and 60. Baseline hit rate (.62), </w:t>
+      </w:r>
+      <w:r>
+        <w:rPr>
+          <w:rFonts w:ascii="Calibri" w:hAnsi="Calibri" w:cs="Calibri"/>
+          <w:i/>
+          <w:iCs/>
+          <w:lang w:val="en-GB"/>
+        </w:rPr>
+        <w:t>d</w:t>
+      </w:r>
+      <w:r>
+        <w:rPr>
+          <w:rFonts w:ascii="Calibri" w:hAnsi="Calibri" w:cs="Calibri"/>
+          <w:lang w:val="en-GB"/>
+        </w:rPr>
+        <w:t>′ (0.74), log-RT variance components (between-person </w:t>
+      </w:r>
+      <w:r>
+        <w:rPr>
+          <w:rFonts w:ascii="Calibri" w:hAnsi="Calibri" w:cs="Calibri"/>
+          <w:i/>
+          <w:iCs/>
+          <w:lang w:val="en-GB"/>
+        </w:rPr>
+        <w:t>SD</w:t>
+      </w:r>
+      <w:r>
+        <w:rPr>
+          <w:rFonts w:ascii="Calibri" w:hAnsi="Calibri" w:cs="Calibri"/>
+          <w:lang w:val="en-GB"/>
+        </w:rPr>
+        <w:t> = 0.149, within-person </w:t>
+      </w:r>
+      <w:r>
+        <w:rPr>
+          <w:rFonts w:ascii="Calibri" w:hAnsi="Calibri" w:cs="Calibri"/>
+          <w:i/>
+          <w:iCs/>
+          <w:lang w:val="en-GB"/>
+        </w:rPr>
+        <w:t>SD</w:t>
+      </w:r>
+      <w:r>
+        <w:rPr>
+          <w:rFonts w:ascii="Calibri" w:hAnsi="Calibri" w:cs="Calibri"/>
+          <w:lang w:val="en-GB"/>
+        </w:rPr>
+        <w:t> = 0.241), and random intercept </w:t>
+      </w:r>
+      <w:r>
+        <w:rPr>
+          <w:rFonts w:ascii="Calibri" w:hAnsi="Calibri" w:cs="Calibri"/>
+          <w:i/>
+          <w:iCs/>
+          <w:lang w:val="en-GB"/>
+        </w:rPr>
+        <w:t>SD</w:t>
+      </w:r>
+      <w:r>
+        <w:rPr>
+          <w:rFonts w:ascii="Calibri" w:hAnsi="Calibri" w:cs="Calibri"/>
+          <w:lang w:val="en-GB"/>
+        </w:rPr>
+        <w:t> (0.656) were extracted from pilot data (</w:t>
+      </w:r>
+      <w:r>
+        <w:rPr>
+          <w:rFonts w:ascii="Calibri" w:hAnsi="Calibri" w:cs="Calibri"/>
+          <w:i/>
+          <w:iCs/>
+          <w:lang w:val="en-GB"/>
+        </w:rPr>
+        <w:t>N</w:t>
+      </w:r>
+      <w:r>
+        <w:rPr>
+          <w:rFonts w:ascii="Calibri" w:hAnsi="Calibri" w:cs="Calibri"/>
+          <w:lang w:val="en-GB"/>
+        </w:rPr>
+        <w:t xml:space="preserve"> = 10). Power was approximated using Generalized Estimating Equations due to computational bottlenecks imposed by the actual GLMM and LMMs. GEEs provide conservative estimates relative to the planned models.</w:t>
+      </w:r>
+    </w:p>
+    <w:p>
+      <w:pPr>
+        <w:rPr>
+          <w:rFonts w:ascii="Calibri" w:hAnsi="Calibri" w:cs="Calibri"/>
+          <w:lang w:val="en-GB"/>
+        </w:rPr>
+      </w:pPr>
+      <w:r>
+        <w:rPr>
+          <w:rFonts w:ascii="Calibri" w:hAnsi="Calibri" w:cs="Calibri"/>
+          <w:lang w:val="en-GB"/>
+        </w:rPr>
+        <w:t>At a medium effect size, all seven analyses achieved power ≥ .97 at </w:t>
+      </w:r>
+      <w:r>
+        <w:rPr>
+          <w:rFonts w:ascii="Calibri" w:hAnsi="Calibri" w:cs="Calibri"/>
+          <w:i/>
+          <w:iCs/>
+          <w:lang w:val="en-GB"/>
+        </w:rPr>
+        <w:t>N</w:t>
+      </w:r>
+      <w:r>
+        <w:rPr>
+          <w:rFonts w:ascii="Calibri" w:hAnsi="Calibri" w:cs="Calibri"/>
+          <w:lang w:val="en-GB"/>
+        </w:rPr>
+        <w:t> = 30. At a small effect size, reaction time and agency models reached ceiling power (≥ .99) at all sample sizes, while the </w:t>
+      </w:r>
+      <w:r>
+        <w:rPr>
+          <w:rFonts w:ascii="Calibri" w:hAnsi="Calibri" w:cs="Calibri"/>
+          <w:i/>
+          <w:iCs/>
+          <w:lang w:val="en-GB"/>
+        </w:rPr>
+        <w:t>d</w:t>
+      </w:r>
+      <w:r>
+        <w:rPr>
+          <w:rFonts w:ascii="Calibri" w:hAnsi="Calibri" w:cs="Calibri"/>
+          <w:lang w:val="en-GB"/>
+        </w:rPr>
+        <w:t>′ ANOVA and binomial hit-rate models remained below .80 even at </w:t>
+      </w:r>
+      <w:r>
+        <w:rPr>
+          <w:rFonts w:ascii="Calibri" w:hAnsi="Calibri" w:cs="Calibri"/>
+          <w:i/>
+          <w:iCs/>
+          <w:lang w:val="en-GB"/>
+        </w:rPr>
+        <w:t>N</w:t>
+      </w:r>
+      <w:r>
+        <w:rPr>
+          <w:rFonts w:ascii="Calibri" w:hAnsi="Calibri" w:cs="Calibri"/>
+          <w:lang w:val="en-GB"/>
+        </w:rPr>
+        <w:t xml:space="preserve"> = 60. </w:t>
+      </w:r>
+      <w:r>
+        <w:rPr>
+          <w:rFonts w:ascii="Calibri" w:hAnsi="Calibri" w:cs="Calibri"/>
+          <w:lang w:val="en-GB"/>
+        </w:rPr>
+        <w:br/>
+      </w:r>
+      <w:r>
+        <w:rPr>
+          <w:rFonts w:ascii="Calibri" w:hAnsi="Calibri" w:cs="Calibri"/>
+          <w:lang w:val="en-GB"/>
+        </w:rPr>
+        <w:br/>
+        <w:t>We</w:t>
+      </w:r>
+      <w:r>
+        <w:rPr>
+          <w:rFonts w:ascii="Calibri" w:hAnsi="Calibri" w:cs="Calibri"/>
+          <w:lang w:val="en-GB"/>
+        </w:rPr>
+        <w:t xml:space="preserve"> aim to recruit</w:t>
+      </w:r>
+      <w:r>
+        <w:rPr>
+          <w:rFonts w:ascii="Calibri" w:hAnsi="Calibri" w:cs="Calibri"/>
+          <w:lang w:val="en-GB"/>
+        </w:rPr>
+        <w:t> </w:t>
+      </w:r>
+      <w:r>
+        <w:rPr>
+          <w:rFonts w:ascii="Calibri" w:hAnsi="Calibri" w:cs="Calibri"/>
+          <w:i/>
+          <w:iCs/>
+          <w:lang w:val="en-GB"/>
+        </w:rPr>
+        <w:t>N</w:t>
+      </w:r>
+      <w:r>
+        <w:rPr>
+          <w:rFonts w:ascii="Calibri" w:hAnsi="Calibri" w:cs="Calibri"/>
+          <w:lang w:val="en-GB"/>
+        </w:rPr>
+        <w:t> = 50 participants, which provides</w:t>
+      </w:r>
+      <w:r>
+        <w:rPr>
+          <w:rFonts w:ascii="Calibri" w:hAnsi="Calibri" w:cs="Calibri"/>
+          <w:lang w:val="en-GB"/>
+        </w:rPr>
+        <w:t xml:space="preserve"> statistical </w:t>
+      </w:r>
+      <w:proofErr w:type="gramStart"/>
+      <w:r>
+        <w:rPr>
+          <w:rFonts w:ascii="Calibri" w:hAnsi="Calibri" w:cs="Calibri"/>
+          <w:lang w:val="en-GB"/>
+        </w:rPr>
+        <w:t xml:space="preserve">power </w:t>
+      </w:r>
+      <w:r>
+        <w:rPr>
+          <w:rFonts w:ascii="Calibri" w:hAnsi="Calibri" w:cs="Calibri"/>
+          <w:lang w:val="en-GB"/>
+        </w:rPr>
+        <w:t xml:space="preserve"> ≥</w:t>
+      </w:r>
+      <w:proofErr w:type="gramEnd"/>
+      <w:r>
+        <w:rPr>
+          <w:rFonts w:ascii="Calibri" w:hAnsi="Calibri" w:cs="Calibri"/>
+          <w:lang w:val="en-GB"/>
+        </w:rPr>
+        <w:t xml:space="preserve"> .99 for </w:t>
+      </w:r>
+      <w:r>
+        <w:rPr>
+          <w:rFonts w:ascii="Calibri" w:hAnsi="Calibri" w:cs="Calibri"/>
+          <w:lang w:val="en-GB"/>
+        </w:rPr>
+        <w:t xml:space="preserve">detecting medium-sized effects in the planned </w:t>
+      </w:r>
+      <w:proofErr w:type="spellStart"/>
+      <w:r>
+        <w:rPr>
+          <w:rFonts w:ascii="Calibri" w:hAnsi="Calibri" w:cs="Calibri"/>
+          <w:lang w:val="en-GB"/>
+        </w:rPr>
+        <w:t>behavioral</w:t>
+      </w:r>
+      <w:proofErr w:type="spellEnd"/>
+      <w:r>
+        <w:rPr>
+          <w:rFonts w:ascii="Calibri" w:hAnsi="Calibri" w:cs="Calibri"/>
+          <w:lang w:val="en-GB"/>
+        </w:rPr>
+        <w:t xml:space="preserve"> </w:t>
+      </w:r>
+      <w:proofErr w:type="gramStart"/>
+      <w:r>
+        <w:rPr>
+          <w:rFonts w:ascii="Calibri" w:hAnsi="Calibri" w:cs="Calibri"/>
+          <w:lang w:val="en-GB"/>
+        </w:rPr>
+        <w:t>analyses.</w:t>
+      </w:r>
+      <w:r>
+        <w:rPr>
+          <w:rFonts w:ascii="Calibri" w:hAnsi="Calibri" w:cs="Calibri"/>
+          <w:lang w:val="en-GB"/>
+        </w:rPr>
+        <w:t>.</w:t>
+      </w:r>
+      <w:proofErr w:type="gramEnd"/>
+      <w:r>
+        <w:rPr>
+          <w:rFonts w:ascii="Calibri" w:hAnsi="Calibri" w:cs="Calibri"/>
+          <w:lang w:val="en-GB"/>
+        </w:rPr>
+        <w:t xml:space="preserve"> </w:t>
+      </w:r>
+      <w:r>
+        <w:rPr>
+          <w:rFonts w:ascii="Calibri" w:hAnsi="Calibri" w:cs="Calibri"/>
+          <w:lang w:val="en-US"/>
+        </w:rPr>
+        <w:t xml:space="preserve">However, </w:t>
+      </w:r>
+      <w:r>
+        <w:rPr>
+          <w:rFonts w:ascii="Calibri" w:hAnsi="Calibri" w:cs="Calibri"/>
+          <w:lang w:val="en-US"/>
+        </w:rPr>
+        <w:t xml:space="preserve">previous EEG studies using related control-detection paradigms have reported reliable neurophysiological effects with smaller sample sizes (e.g., Wen et al., 2017; Wu et al., 2025). Considering the logistical and financial constraints commonly associated with EEG research, we define a minimum acceptable sample size of N = 30 participants if recruitment of the full target sample is not feasible. </w:t>
+      </w:r>
+    </w:p>
+    <w:p>
+      <w:pPr>
+        <w:rPr>
+          <w:rFonts w:ascii="Calibri" w:hAnsi="Calibri" w:cs="Calibri"/>
+          <w:lang w:val="en-GB"/>
+        </w:rPr>
+      </w:pPr>
+      <w:r>
+        <w:rPr>
+          <w:rFonts w:ascii="Calibri" w:hAnsi="Calibri" w:cs="Calibri"/>
+          <w:b/>
+          <w:bCs/>
+          <w:lang w:val="en-GB"/>
+        </w:rPr>
+        <w:t xml:space="preserve">8) </w:t>
+      </w:r>
+      <w:r>
+        <w:rPr>
+          <w:rFonts w:ascii="Calibri" w:hAnsi="Calibri" w:cs="Calibri"/>
+          <w:b/>
+          <w:bCs/>
+          <w:lang w:val="en-GB"/>
+        </w:rPr>
+        <w:t>O</w:t>
+      </w:r>
+      <w:r>
+        <w:rPr>
+          <w:rFonts w:ascii="Calibri" w:hAnsi="Calibri" w:cs="Calibri"/>
+          <w:b/>
+          <w:bCs/>
+          <w:lang w:val="en-GB"/>
+        </w:rPr>
+        <w:t>ther</w:t>
+      </w:r>
+      <w:r>
+        <w:rPr>
+          <w:rFonts w:ascii="Calibri" w:hAnsi="Calibri" w:cs="Calibri"/>
+          <w:lang w:val="en-GB"/>
+        </w:rPr>
+        <w:t> Anything else you would like to pre-register?</w:t>
+      </w:r>
+    </w:p>
+    <w:p>
+      <w:pPr>
+        <w:rPr>
+          <w:rFonts w:ascii="Calibri" w:hAnsi="Calibri" w:cs="Calibri"/>
+          <w:i/>
+          <w:iCs/>
+          <w:lang w:val="en-GB"/>
+        </w:rPr>
+      </w:pPr>
+      <w:r>
+        <w:rPr>
+          <w:rFonts w:ascii="Calibri" w:hAnsi="Calibri" w:cs="Calibri"/>
+          <w:i/>
+          <w:iCs/>
+          <w:lang w:val="en-GB"/>
+        </w:rPr>
+        <w:t>Possible Exploratory Analyses</w:t>
+      </w:r>
+    </w:p>
+    <w:p>
+      <w:pPr>
+        <w:rPr>
+          <w:rFonts w:ascii="Calibri" w:hAnsi="Calibri" w:cs="Calibri"/>
+          <w:lang w:val="en-GB"/>
+        </w:rPr>
+      </w:pPr>
+      <w:r>
+        <w:rPr>
+          <w:rFonts w:ascii="Calibri" w:hAnsi="Calibri" w:cs="Calibri"/>
+          <w:lang w:val="en-GB"/>
+        </w:rPr>
+        <w:t xml:space="preserve">In addition to the preregistered confirmatory analyses, we record frame-by-frame cursor movement kinematics during the control detection task. These data may be used in future exploratory analyses to investigate whether trial-wise movement characteristics predict subsequent memory performance, </w:t>
+      </w:r>
+      <w:r>
+        <w:rPr>
+          <w:rFonts w:ascii="Calibri" w:hAnsi="Calibri" w:cs="Calibri"/>
+          <w:lang w:val="en-GB"/>
+        </w:rPr>
+        <w:lastRenderedPageBreak/>
+        <w:t>control detection</w:t>
+      </w:r>
+      <w:r>
+        <w:rPr>
+          <w:rFonts w:ascii="Calibri" w:hAnsi="Calibri" w:cs="Calibri"/>
+          <w:lang w:val="en-GB"/>
+        </w:rPr>
+        <w:t>,</w:t>
+      </w:r>
+      <w:r>
+        <w:rPr>
+          <w:rFonts w:ascii="Calibri" w:hAnsi="Calibri" w:cs="Calibri"/>
+          <w:lang w:val="en-GB"/>
+        </w:rPr>
+        <w:t xml:space="preserve"> or subjective agency ratings. Because these analyses are not central to the present hypotheses and may require additional feature-selection and mode</w:t>
+      </w:r>
+      <w:r>
+        <w:rPr>
+          <w:rFonts w:ascii="Calibri" w:hAnsi="Calibri" w:cs="Calibri"/>
+          <w:lang w:val="en-GB"/>
+        </w:rPr>
+        <w:t>l</w:t>
+      </w:r>
+      <w:r>
+        <w:rPr>
+          <w:rFonts w:ascii="Calibri" w:hAnsi="Calibri" w:cs="Calibri"/>
+          <w:lang w:val="en-GB"/>
+        </w:rPr>
+        <w:t>ling decisions, they are not part of the confirmatory analysis plan. If conducted, they will be reported explicitly as exploratory.</w:t>
+      </w:r>
+    </w:p>
+    <w:p>
+      <w:pPr>
         <w:pStyle w:val="NormalWeb"/>
         <w:spacing w:before="0" w:beforeAutospacing="0"/>
         <w:rPr>
           <w:rFonts w:ascii="Calibri" w:hAnsi="Calibri" w:cs="Calibri"/>
-          <w:sz w:val="22"/>
-          <w:szCs w:val="22"/>
-        </w:rPr>
-      </w:pPr>
-    </w:p>
-    <w:p>
-      <w:pPr>
-        <w:rPr>
-          <w:rFonts w:ascii="Calibri" w:hAnsi="Calibri" w:cs="Calibri"/>
-          <w:lang w:val="en-GB"/>
-        </w:rPr>
-      </w:pPr>
-      <w:r>
-        <w:rPr>
-          <w:rFonts w:ascii="Calibri" w:hAnsi="Calibri" w:cs="Calibri"/>
-          <w:b/>
-          <w:bCs/>
-          <w:lang w:val="en-GB"/>
-        </w:rPr>
-        <w:t>7) Sample Size</w:t>
-      </w:r>
-      <w:r>
-        <w:rPr>
-          <w:rFonts w:ascii="Calibri" w:hAnsi="Calibri" w:cs="Calibri"/>
-          <w:lang w:val="en-GB"/>
-        </w:rPr>
-        <w:t> </w:t>
-      </w:r>
-    </w:p>
-    <w:p>
-      <w:pPr>
-        <w:rPr>
-          <w:rFonts w:ascii="Calibri" w:hAnsi="Calibri" w:cs="Calibri"/>
-          <w:lang w:val="en-GB"/>
-        </w:rPr>
-      </w:pPr>
-      <w:r>
-        <w:rPr>
-          <w:rFonts w:ascii="Calibri" w:hAnsi="Calibri" w:cs="Calibri"/>
-          <w:lang w:val="en-GB"/>
-        </w:rPr>
-        <w:lastRenderedPageBreak/>
-        <w:t xml:space="preserve">Sample size was determined </w:t>
-      </w:r>
-      <w:r>
-        <w:rPr>
-          <w:rFonts w:ascii="Calibri" w:hAnsi="Calibri" w:cs="Calibri"/>
-          <w:lang w:val="en-GB"/>
-        </w:rPr>
-        <w:t>us</w:t>
-      </w:r>
-      <w:r>
-        <w:rPr>
-          <w:rFonts w:ascii="Calibri" w:hAnsi="Calibri" w:cs="Calibri"/>
-          <w:lang w:val="en-GB"/>
-        </w:rPr>
-        <w:t>ing</w:t>
-      </w:r>
-      <w:r>
-        <w:rPr>
-          <w:rFonts w:ascii="Calibri" w:hAnsi="Calibri" w:cs="Calibri"/>
-          <w:lang w:val="en-GB"/>
-        </w:rPr>
-        <w:t xml:space="preserve"> </w:t>
-      </w:r>
-      <w:r>
-        <w:rPr>
-          <w:rFonts w:ascii="Calibri" w:hAnsi="Calibri" w:cs="Calibri"/>
-          <w:lang w:val="en-GB"/>
-        </w:rPr>
-        <w:t>Monte Carlo simulations (1,000 iterations per cell). We simulated each of the seven planned analyses at small (</w:t>
-      </w:r>
-      <w:r>
-        <w:rPr>
-          <w:rFonts w:ascii="Calibri" w:hAnsi="Calibri" w:cs="Calibri"/>
           <w:i/>
           <w:iCs/>
-          <w:lang w:val="en-GB"/>
-        </w:rPr>
-        <w:t>d</w:t>
-      </w:r>
-      <w:r>
-        <w:rPr>
-          <w:rFonts w:ascii="Calibri" w:hAnsi="Calibri" w:cs="Calibri"/>
-          <w:lang w:val="en-GB"/>
-        </w:rPr>
-        <w:t> = 0.20) and medium (</w:t>
-      </w:r>
+          <w:sz w:val="22"/>
+          <w:szCs w:val="22"/>
+        </w:rPr>
+      </w:pPr>
       <w:r>
         <w:rPr>
           <w:rFonts w:ascii="Calibri" w:hAnsi="Calibri" w:cs="Calibri"/>
           <w:i/>
           <w:iCs/>
-          <w:lang w:val="en-GB"/>
-        </w:rPr>
-        <w:t>d</w:t>
-      </w:r>
-      <w:r>
-        <w:rPr>
-          <w:rFonts w:ascii="Calibri" w:hAnsi="Calibri" w:cs="Calibri"/>
-          <w:lang w:val="en-GB"/>
-        </w:rPr>
-        <w:t> = 0.50) effect sizes for sample sizes of 30, 40, 50, and 60. Baseline hit rate (.62), </w:t>
-      </w:r>
-      <w:r>
+          <w:sz w:val="22"/>
+          <w:szCs w:val="22"/>
+        </w:rPr>
+        <w:t>EEG Recording</w:t>
+      </w:r>
+    </w:p>
+    <w:p>
+      <w:pPr>
+        <w:pStyle w:val="NormalWeb"/>
+        <w:spacing w:before="0" w:beforeAutospacing="0"/>
+        <w:rPr>
+          <w:rFonts w:ascii="Calibri" w:hAnsi="Calibri" w:cs="Calibri"/>
+          <w:sz w:val="22"/>
+          <w:szCs w:val="22"/>
+          <w:lang w:val="en-GB"/>
+        </w:rPr>
+      </w:pPr>
+      <w:r>
+        <w:rPr>
+          <w:rFonts w:ascii="Calibri" w:hAnsi="Calibri" w:cs="Calibri"/>
+          <w:sz w:val="22"/>
+          <w:szCs w:val="22"/>
+          <w:lang w:val="en-GB"/>
+        </w:rPr>
+        <w:t xml:space="preserve">Continuous EEG activity will be recorded using a 64-channel system with active electrodes, positioned according to the standard 10–20 system. During recording, electrode </w:t>
+      </w:r>
+      <w:proofErr w:type="spellStart"/>
+      <w:r>
+        <w:rPr>
+          <w:rFonts w:ascii="Calibri" w:hAnsi="Calibri" w:cs="Calibri"/>
+          <w:sz w:val="22"/>
+          <w:szCs w:val="22"/>
+          <w:lang w:val="en-GB"/>
+        </w:rPr>
+        <w:t>FCz</w:t>
+      </w:r>
+      <w:proofErr w:type="spellEnd"/>
+      <w:r>
+        <w:rPr>
+          <w:rFonts w:ascii="Calibri" w:hAnsi="Calibri" w:cs="Calibri"/>
+          <w:sz w:val="22"/>
+          <w:szCs w:val="22"/>
+          <w:lang w:val="en-GB"/>
+        </w:rPr>
+        <w:t xml:space="preserve"> will be the online reference, while electrode </w:t>
+      </w:r>
+      <w:proofErr w:type="spellStart"/>
+      <w:r>
+        <w:rPr>
+          <w:rFonts w:ascii="Calibri" w:hAnsi="Calibri" w:cs="Calibri"/>
+          <w:sz w:val="22"/>
+          <w:szCs w:val="22"/>
+          <w:lang w:val="en-GB"/>
+        </w:rPr>
+        <w:t>Fpz</w:t>
+      </w:r>
+      <w:proofErr w:type="spellEnd"/>
+      <w:r>
+        <w:rPr>
+          <w:rFonts w:ascii="Calibri" w:hAnsi="Calibri" w:cs="Calibri"/>
+          <w:sz w:val="22"/>
+          <w:szCs w:val="22"/>
+          <w:lang w:val="en-GB"/>
+        </w:rPr>
+        <w:t xml:space="preserve"> will be the ground electrode. Electrode impedances will be maintained below 20 k</w:t>
+      </w:r>
+      <w:r>
+        <w:rPr>
+          <w:rFonts w:ascii="Calibri" w:hAnsi="Calibri" w:cs="Calibri"/>
+          <w:sz w:val="22"/>
+          <w:szCs w:val="22"/>
+          <w:lang w:val="de-DE"/>
+        </w:rPr>
+        <w:t>Ω</w:t>
+      </w:r>
+      <w:r>
+        <w:rPr>
+          <w:rFonts w:ascii="Calibri" w:hAnsi="Calibri" w:cs="Calibri"/>
+          <w:sz w:val="22"/>
+          <w:szCs w:val="22"/>
+          <w:lang w:val="en-GB"/>
+        </w:rPr>
+        <w:t xml:space="preserve"> for all participants. EEG will be sampled at a rate of 1000 Hz. An online band-pass filter from 0.016 Hz to 250 Hz will be applied during data acquisition.</w:t>
+      </w:r>
+    </w:p>
+    <w:p>
+      <w:pPr>
+        <w:pStyle w:val="NormalWeb"/>
+        <w:tabs>
+          <w:tab w:val="left" w:pos="3160"/>
+        </w:tabs>
+        <w:spacing w:before="0" w:beforeAutospacing="0"/>
         <w:rPr>
           <w:rFonts w:ascii="Calibri" w:hAnsi="Calibri" w:cs="Calibri"/>
           <w:i/>
           <w:iCs/>
-          <w:lang w:val="en-GB"/>
-        </w:rPr>
-        <w:t>d</w:t>
-      </w:r>
-      <w:r>
-        <w:rPr>
-          <w:rFonts w:ascii="Calibri" w:hAnsi="Calibri" w:cs="Calibri"/>
-          <w:lang w:val="en-GB"/>
-        </w:rPr>
-        <w:t>′ (0.74), log-RT variance components (between-person </w:t>
-      </w:r>
+          <w:sz w:val="22"/>
+          <w:szCs w:val="22"/>
+        </w:rPr>
+      </w:pPr>
       <w:r>
         <w:rPr>
           <w:rFonts w:ascii="Calibri" w:hAnsi="Calibri" w:cs="Calibri"/>
           <w:i/>
           <w:iCs/>
-          <w:lang w:val="en-GB"/>
-        </w:rPr>
-        <w:t>SD</w:t>
-      </w:r>
-      <w:r>
-        <w:rPr>
-          <w:rFonts w:ascii="Calibri" w:hAnsi="Calibri" w:cs="Calibri"/>
-          <w:lang w:val="en-GB"/>
-        </w:rPr>
-        <w:t> = 0.149, within-person </w:t>
-      </w:r>
-      <w:r>
-        <w:rPr>
-          <w:rFonts w:ascii="Calibri" w:hAnsi="Calibri" w:cs="Calibri"/>
-          <w:i/>
-          <w:iCs/>
-          <w:lang w:val="en-GB"/>
-        </w:rPr>
-        <w:t>SD</w:t>
-      </w:r>
-      <w:r>
-        <w:rPr>
-          <w:rFonts w:ascii="Calibri" w:hAnsi="Calibri" w:cs="Calibri"/>
-          <w:lang w:val="en-GB"/>
-        </w:rPr>
-        <w:t> = 0.241), and random intercept </w:t>
-      </w:r>
-      <w:r>
-        <w:rPr>
-          <w:rFonts w:ascii="Calibri" w:hAnsi="Calibri" w:cs="Calibri"/>
-          <w:i/>
-          <w:iCs/>
-          <w:lang w:val="en-GB"/>
-        </w:rPr>
-        <w:t>SD</w:t>
-      </w:r>
-      <w:r>
-        <w:rPr>
-          <w:rFonts w:ascii="Calibri" w:hAnsi="Calibri" w:cs="Calibri"/>
-          <w:lang w:val="en-GB"/>
-        </w:rPr>
-        <w:t> (0.656) were extracted from pilot data (</w:t>
-      </w:r>
-      <w:r>
-        <w:rPr>
-          <w:rFonts w:ascii="Calibri" w:hAnsi="Calibri" w:cs="Calibri"/>
-          <w:i/>
-          <w:iCs/>
-          <w:lang w:val="en-GB"/>
-        </w:rPr>
-        <w:t>N</w:t>
-      </w:r>
-      <w:r>
-        <w:rPr>
-          <w:rFonts w:ascii="Calibri" w:hAnsi="Calibri" w:cs="Calibri"/>
-          <w:lang w:val="en-GB"/>
-        </w:rPr>
-        <w:t xml:space="preserve"> = 10). Power was approximated using Generalized Estimating Equations due to computational bottlenecks imposed by the actual GLMM and LMMs. GEEs provide conservative estimates relative to the planned models.</w:t>
-      </w:r>
-    </w:p>
-    <w:p>
-      <w:pPr>
-        <w:rPr>
-          <w:ins w:id="50" w:author="Simone Bosbach" w:date="2026-05-20T12:32:00Z" w16du:dateUtc="2026-05-20T10:32:00Z"/>
-          <w:rFonts w:ascii="Calibri" w:hAnsi="Calibri" w:cs="Calibri"/>
-          <w:lang w:val="en-GB"/>
-        </w:rPr>
-      </w:pPr>
-      <w:r>
-        <w:rPr>
-          <w:rFonts w:ascii="Calibri" w:hAnsi="Calibri" w:cs="Calibri"/>
-          <w:lang w:val="en-GB"/>
-        </w:rPr>
-        <w:t>At a medium effect size, all seven analyses achieved power ≥ .97 at </w:t>
-      </w:r>
-      <w:r>
-        <w:rPr>
-          <w:rFonts w:ascii="Calibri" w:hAnsi="Calibri" w:cs="Calibri"/>
-          <w:i/>
-          <w:iCs/>
-          <w:lang w:val="en-GB"/>
-        </w:rPr>
-        <w:t>N</w:t>
-      </w:r>
-      <w:r>
-        <w:rPr>
-          <w:rFonts w:ascii="Calibri" w:hAnsi="Calibri" w:cs="Calibri"/>
-          <w:lang w:val="en-GB"/>
-        </w:rPr>
-        <w:t> = 30. At a small effect size, reaction time and agency models reached ceiling power (≥ .99) at all sample sizes, while the </w:t>
-      </w:r>
-      <w:r>
-        <w:rPr>
-          <w:rFonts w:ascii="Calibri" w:hAnsi="Calibri" w:cs="Calibri"/>
-          <w:i/>
-          <w:iCs/>
-          <w:lang w:val="en-GB"/>
-        </w:rPr>
-        <w:t>d</w:t>
-      </w:r>
-      <w:r>
-        <w:rPr>
-          <w:rFonts w:ascii="Calibri" w:hAnsi="Calibri" w:cs="Calibri"/>
-          <w:lang w:val="en-GB"/>
-        </w:rPr>
-        <w:t>′ ANOVA and binomial hit-rate models remained below .80 even at </w:t>
-      </w:r>
-      <w:r>
-        <w:rPr>
-          <w:rFonts w:ascii="Calibri" w:hAnsi="Calibri" w:cs="Calibri"/>
-          <w:i/>
-          <w:iCs/>
-          <w:lang w:val="en-GB"/>
-        </w:rPr>
-        <w:t>N</w:t>
-      </w:r>
-      <w:r>
-        <w:rPr>
-          <w:rFonts w:ascii="Calibri" w:hAnsi="Calibri" w:cs="Calibri"/>
-          <w:lang w:val="en-GB"/>
-        </w:rPr>
-        <w:t xml:space="preserve"> = 60. </w:t>
-      </w:r>
-      <w:r>
-        <w:rPr>
-          <w:rFonts w:ascii="Calibri" w:hAnsi="Calibri" w:cs="Calibri"/>
-          <w:lang w:val="en-GB"/>
-        </w:rPr>
-        <w:br/>
-      </w:r>
-      <w:r>
-        <w:rPr>
-          <w:rFonts w:ascii="Calibri" w:hAnsi="Calibri" w:cs="Calibri"/>
-          <w:lang w:val="en-GB"/>
-        </w:rPr>
-        <w:br/>
-        <w:t>We</w:t>
-      </w:r>
-      <w:r>
-        <w:rPr>
-          <w:rFonts w:ascii="Calibri" w:hAnsi="Calibri" w:cs="Calibri"/>
-          <w:lang w:val="en-GB"/>
-        </w:rPr>
-        <w:t xml:space="preserve"> aim </w:t>
-      </w:r>
-      <w:r>
-        <w:rPr>
-          <w:rFonts w:ascii="Calibri" w:hAnsi="Calibri" w:cs="Calibri"/>
-          <w:lang w:val="en-GB"/>
-        </w:rPr>
-        <w:t>to recruit</w:t>
-      </w:r>
-      <w:r>
-        <w:rPr>
-          <w:rFonts w:ascii="Calibri" w:hAnsi="Calibri" w:cs="Calibri"/>
-          <w:lang w:val="en-GB"/>
-        </w:rPr>
-        <w:t> </w:t>
-      </w:r>
-      <w:r>
-        <w:rPr>
-          <w:rFonts w:ascii="Calibri" w:hAnsi="Calibri" w:cs="Calibri"/>
-          <w:i/>
-          <w:iCs/>
-          <w:lang w:val="en-GB"/>
-        </w:rPr>
-        <w:t>N</w:t>
-      </w:r>
-      <w:r>
-        <w:rPr>
-          <w:rFonts w:ascii="Calibri" w:hAnsi="Calibri" w:cs="Calibri"/>
-          <w:lang w:val="en-GB"/>
-        </w:rPr>
-        <w:t> = 50 participants, which provides</w:t>
-      </w:r>
-      <w:r>
-        <w:rPr>
-          <w:rFonts w:ascii="Calibri" w:hAnsi="Calibri" w:cs="Calibri"/>
-          <w:lang w:val="en-GB"/>
-        </w:rPr>
-        <w:t xml:space="preserve"> statistical power </w:t>
-      </w:r>
-      <w:r>
-        <w:rPr>
-          <w:rFonts w:ascii="Calibri" w:hAnsi="Calibri" w:cs="Calibri"/>
-          <w:lang w:val="en-GB"/>
-        </w:rPr>
-        <w:t xml:space="preserve"> ≥ .99 for </w:t>
-      </w:r>
-      <w:r>
-        <w:rPr>
-          <w:rFonts w:ascii="Calibri" w:hAnsi="Calibri" w:cs="Calibri"/>
-          <w:lang w:val="en-GB"/>
-        </w:rPr>
-        <w:t>detecting</w:t>
-      </w:r>
-      <w:r>
-        <w:rPr>
-          <w:rFonts w:ascii="Calibri" w:hAnsi="Calibri" w:cs="Calibri"/>
-          <w:lang w:val="en-GB"/>
-        </w:rPr>
-        <w:t xml:space="preserve"> medium-sized effects in the planned behavioral analyses.</w:t>
-      </w:r>
-      <w:r>
-        <w:rPr>
-          <w:rFonts w:ascii="Calibri" w:hAnsi="Calibri" w:cs="Calibri"/>
-          <w:lang w:val="en-GB"/>
-        </w:rPr>
-        <w:t xml:space="preserve">. </w:t>
-      </w:r>
-      <w:r>
-        <w:rPr>
-          <w:rFonts w:ascii="Calibri" w:hAnsi="Calibri" w:cs="Calibri"/>
-          <w:lang w:val="en-US"/>
-        </w:rPr>
-        <w:t xml:space="preserve">However, </w:t>
-      </w:r>
-      <w:r>
-        <w:rPr>
-          <w:rFonts w:ascii="Calibri" w:hAnsi="Calibri" w:cs="Calibri"/>
-          <w:lang w:val="en-US"/>
-        </w:rPr>
-        <w:t>p</w:t>
-      </w:r>
-      <w:r>
-        <w:rPr>
-          <w:rFonts w:ascii="Calibri" w:hAnsi="Calibri" w:cs="Calibri"/>
-          <w:lang w:val="en-US"/>
-        </w:rPr>
-        <w:t>revious EEG studies using related control-detection paradigms have reported reliable neurophysiological effects with smaller sample sizes (e.g., Wen et al., 2017; Wu et al., 2025). Considering the logistical and financial constraints commonly associated with EEG research, we define a minimum acceptable sample size of N = 30 participants if recruitment of the full target sample is not feasible.</w:t>
-      </w:r>
-      <w:r>
-        <w:rPr>
-          <w:rFonts w:ascii="Calibri" w:hAnsi="Calibri" w:cs="Calibri"/>
-          <w:lang w:val="en-US"/>
+          <w:sz w:val="22"/>
+          <w:szCs w:val="22"/>
+        </w:rPr>
+        <w:t>EEG Preprocessing</w:t>
+      </w:r>
+    </w:p>
+    <w:p>
+      <w:pPr>
+        <w:pStyle w:val="NormalWeb"/>
+        <w:tabs>
+          <w:tab w:val="left" w:pos="3160"/>
+        </w:tabs>
+        <w:rPr>
+          <w:rFonts w:ascii="Calibri" w:hAnsi="Calibri" w:cs="Calibri"/>
+          <w:sz w:val="22"/>
+          <w:szCs w:val="22"/>
+        </w:rPr>
+      </w:pPr>
+      <w:r>
+        <w:rPr>
+          <w:rFonts w:ascii="Calibri" w:hAnsi="Calibri" w:cs="Calibri"/>
+          <w:sz w:val="22"/>
+          <w:szCs w:val="22"/>
+        </w:rPr>
+        <w:t xml:space="preserve">EEG data will be preprocessed offline using a 1 Hz high-pass and a 40 Hz low-pass filter. Following this, the signals will be re-referenced to the common average of all scalp electrodes. Continuous data will be segmented into epochs spanning from 2500 </w:t>
+      </w:r>
+      <w:proofErr w:type="spellStart"/>
+      <w:r>
+        <w:rPr>
+          <w:rFonts w:ascii="Calibri" w:hAnsi="Calibri" w:cs="Calibri"/>
+          <w:sz w:val="22"/>
+          <w:szCs w:val="22"/>
+        </w:rPr>
+        <w:t>ms</w:t>
+      </w:r>
+      <w:proofErr w:type="spellEnd"/>
+      <w:r>
+        <w:rPr>
+          <w:rFonts w:ascii="Calibri" w:hAnsi="Calibri" w:cs="Calibri"/>
+          <w:sz w:val="22"/>
+          <w:szCs w:val="22"/>
+        </w:rPr>
+        <w:t xml:space="preserve"> prior to 2500 </w:t>
+      </w:r>
+      <w:proofErr w:type="spellStart"/>
+      <w:r>
+        <w:rPr>
+          <w:rFonts w:ascii="Calibri" w:hAnsi="Calibri" w:cs="Calibri"/>
+          <w:sz w:val="22"/>
+          <w:szCs w:val="22"/>
+        </w:rPr>
+        <w:t>ms</w:t>
+      </w:r>
+      <w:proofErr w:type="spellEnd"/>
+      <w:r>
+        <w:rPr>
+          <w:rFonts w:ascii="Calibri" w:hAnsi="Calibri" w:cs="Calibri"/>
+          <w:sz w:val="22"/>
+          <w:szCs w:val="22"/>
+        </w:rPr>
+        <w:t xml:space="preserve"> following </w:t>
+      </w:r>
+      <w:r>
+        <w:rPr>
+          <w:rFonts w:ascii="Calibri" w:hAnsi="Calibri" w:cs="Calibri"/>
+          <w:sz w:val="22"/>
+          <w:szCs w:val="22"/>
+        </w:rPr>
+        <w:t>movement onset</w:t>
+      </w:r>
+      <w:r>
+        <w:rPr>
+          <w:rFonts w:ascii="Calibri" w:hAnsi="Calibri" w:cs="Calibri"/>
+          <w:sz w:val="22"/>
+          <w:szCs w:val="22"/>
+        </w:rPr>
+        <w:t xml:space="preserve">. The </w:t>
+      </w:r>
+      <w:proofErr w:type="spellStart"/>
+      <w:r>
+        <w:rPr>
+          <w:rFonts w:ascii="Calibri" w:hAnsi="Calibri" w:cs="Calibri"/>
+          <w:sz w:val="22"/>
+          <w:szCs w:val="22"/>
+        </w:rPr>
+        <w:t>epoched</w:t>
+      </w:r>
+      <w:proofErr w:type="spellEnd"/>
+      <w:r>
+        <w:rPr>
+          <w:rFonts w:ascii="Calibri" w:hAnsi="Calibri" w:cs="Calibri"/>
+          <w:sz w:val="22"/>
+          <w:szCs w:val="22"/>
+        </w:rPr>
+        <w:t xml:space="preserve"> data will then be </w:t>
+      </w:r>
+      <w:proofErr w:type="spellStart"/>
+      <w:r>
+        <w:rPr>
+          <w:rFonts w:ascii="Calibri" w:hAnsi="Calibri" w:cs="Calibri"/>
+          <w:sz w:val="22"/>
+          <w:szCs w:val="22"/>
+        </w:rPr>
+        <w:t>downsampled</w:t>
+      </w:r>
+      <w:proofErr w:type="spellEnd"/>
+      <w:r>
+        <w:rPr>
+          <w:rFonts w:ascii="Calibri" w:hAnsi="Calibri" w:cs="Calibri"/>
+          <w:sz w:val="22"/>
+          <w:szCs w:val="22"/>
+        </w:rPr>
+        <w:t xml:space="preserve"> to a sampling rate of 250 Hz.</w:t>
+      </w:r>
+    </w:p>
+    <w:p>
+      <w:pPr>
+        <w:pStyle w:val="NormalWeb"/>
+        <w:tabs>
+          <w:tab w:val="left" w:pos="3160"/>
+        </w:tabs>
+        <w:rPr>
+          <w:rFonts w:ascii="Calibri" w:hAnsi="Calibri" w:cs="Calibri"/>
+          <w:sz w:val="22"/>
+          <w:szCs w:val="22"/>
+        </w:rPr>
+      </w:pPr>
+      <w:r>
+        <w:rPr>
+          <w:rFonts w:ascii="Calibri" w:hAnsi="Calibri" w:cs="Calibri"/>
+          <w:sz w:val="22"/>
+          <w:szCs w:val="22"/>
+        </w:rPr>
+        <w:t>To account for artifacts</w:t>
+      </w:r>
+      <w:r>
+        <w:rPr>
+          <w:rFonts w:ascii="Calibri" w:hAnsi="Calibri" w:cs="Calibri"/>
+          <w:sz w:val="22"/>
+          <w:szCs w:val="22"/>
         </w:rPr>
         <w:t xml:space="preserve"> </w:t>
       </w:r>
-    </w:p>
-    <w:p>
-      <w:pPr>
-        <w:rPr>
-          <w:rFonts w:ascii="Calibri" w:hAnsi="Calibri" w:cs="Calibri"/>
-          <w:lang w:val="en-US"/>
-        </w:rPr>
-      </w:pPr>
-    </w:p>
-    <w:p>
-      <w:pPr>
-        <w:rPr>
-          <w:rFonts w:ascii="Calibri" w:hAnsi="Calibri" w:cs="Calibri"/>
-          <w:lang w:val="en-US"/>
-        </w:rPr>
-      </w:pPr>
-      <w:del w:id="51" w:author="Simone Bosbach" w:date="2026-05-20T12:35:00Z" w16du:dateUtc="2026-05-20T10:35:00Z">
-        <w:r>
-          <w:rPr>
-            <w:rFonts w:ascii="Calibri" w:hAnsi="Calibri" w:cs="Calibri"/>
-            <w:lang w:val="en-US"/>
-          </w:rPr>
-          <w:br/>
-        </w:r>
-      </w:del>
-    </w:p>
-    <w:p>
-      <w:pPr>
-        <w:rPr>
-          <w:rFonts w:ascii="Calibri" w:hAnsi="Calibri" w:cs="Calibri"/>
-          <w:lang w:val="en-GB"/>
-        </w:rPr>
-      </w:pPr>
-      <w:r>
-        <w:rPr>
-          <w:rFonts w:ascii="Calibri" w:hAnsi="Calibri" w:cs="Calibri"/>
-          <w:b/>
-          <w:bCs/>
-          <w:lang w:val="en-GB"/>
-        </w:rPr>
-        <w:t xml:space="preserve">8) </w:t>
-      </w:r>
-      <w:r>
-        <w:rPr>
-          <w:rFonts w:ascii="Calibri" w:hAnsi="Calibri" w:cs="Calibri"/>
-          <w:b/>
-          <w:bCs/>
-          <w:lang w:val="en-GB"/>
-        </w:rPr>
-        <w:t>O</w:t>
-      </w:r>
-      <w:r>
-        <w:rPr>
-          <w:rFonts w:ascii="Calibri" w:hAnsi="Calibri" w:cs="Calibri"/>
-          <w:b/>
-          <w:bCs/>
-          <w:lang w:val="en-GB"/>
-        </w:rPr>
-        <w:t>ther</w:t>
-      </w:r>
-      <w:r>
-        <w:rPr>
-          <w:rFonts w:ascii="Calibri" w:hAnsi="Calibri" w:cs="Calibri"/>
-          <w:lang w:val="en-GB"/>
-        </w:rPr>
-        <w:t> Anything else you would like to pre-register?</w:t>
-      </w:r>
-    </w:p>
-    <w:p>
-      <w:pPr>
-        <w:rPr>
-          <w:rFonts w:ascii="Calibri" w:hAnsi="Calibri" w:cs="Calibri"/>
-          <w:lang w:val="en-GB"/>
-        </w:rPr>
-      </w:pPr>
-      <w:r>
-        <w:rPr>
-          <w:rFonts w:ascii="Calibri" w:hAnsi="Calibri" w:cs="Calibri"/>
-          <w:lang w:val="en-GB"/>
-        </w:rPr>
-        <w:t>Possible Exploratory Analyses</w:t>
-      </w:r>
-    </w:p>
-    <w:p>
-      <w:pPr>
-        <w:rPr>
-          <w:rFonts w:ascii="Calibri" w:hAnsi="Calibri" w:cs="Calibri"/>
-          <w:lang w:val="en-GB"/>
-        </w:rPr>
-      </w:pPr>
-      <w:r>
-        <w:rPr>
-          <w:rFonts w:ascii="Calibri" w:hAnsi="Calibri" w:cs="Calibri"/>
-          <w:lang w:val="en-GB"/>
-        </w:rPr>
-        <w:t>In addition to the preregistered confirmatory analyses, we record frame-by-frame cursor movement kinematics during the control detection task. These data may be used in future exploratory analyses to investigate whether trial-wise movement characteristics predict subsequent memory performance, control detection</w:t>
-      </w:r>
-      <w:ins w:id="52" w:author="Gezen, Elif" w:date="2026-05-21T14:51:00Z" w16du:dateUtc="2026-05-21T12:51:00Z">
-        <w:r>
-          <w:rPr>
-            <w:rFonts w:ascii="Calibri" w:hAnsi="Calibri" w:cs="Calibri"/>
-            <w:lang w:val="en-GB"/>
-          </w:rPr>
-          <w:t>,</w:t>
-        </w:r>
-      </w:ins>
-      <w:r>
-        <w:rPr>
-          <w:rFonts w:ascii="Calibri" w:hAnsi="Calibri" w:cs="Calibri"/>
-          <w:lang w:val="en-GB"/>
-        </w:rPr>
-        <w:t xml:space="preserve"> or subjective agency ratings. Because these analyses are not central to the present hypotheses and may require additional feature-selection and mode</w:t>
-      </w:r>
-      <w:ins w:id="53" w:author="Gezen, Elif" w:date="2026-05-21T14:51:00Z" w16du:dateUtc="2026-05-21T12:51:00Z">
-        <w:r>
-          <w:rPr>
-            <w:rFonts w:ascii="Calibri" w:hAnsi="Calibri" w:cs="Calibri"/>
-            <w:lang w:val="en-GB"/>
-          </w:rPr>
-          <w:t>l</w:t>
-        </w:r>
-      </w:ins>
-      <w:r>
-        <w:rPr>
-          <w:rFonts w:ascii="Calibri" w:hAnsi="Calibri" w:cs="Calibri"/>
-          <w:lang w:val="en-GB"/>
-        </w:rPr>
-        <w:t>ling decisions, they are not part of the confirmatory analysis plan. If conducted, they will be reported explicitly as exploratory.</w:t>
-      </w:r>
-    </w:p>
-    <w:p>
-      <w:pPr>
-        <w:rPr>
-          <w:rFonts w:ascii="Calibri" w:hAnsi="Calibri" w:cs="Calibri"/>
-          <w:lang w:val="en-GB"/>
-        </w:rPr>
-      </w:pPr>
+      <w:r>
+        <w:rPr>
+          <w:rFonts w:ascii="Calibri" w:hAnsi="Calibri" w:cs="Calibri"/>
+          <w:sz w:val="22"/>
+          <w:szCs w:val="22"/>
+        </w:rPr>
+        <w:t>such as eye movements and blinks</w:t>
+      </w:r>
+      <w:r>
+        <w:rPr>
+          <w:rFonts w:ascii="Calibri" w:hAnsi="Calibri" w:cs="Calibri"/>
+          <w:sz w:val="22"/>
+          <w:szCs w:val="22"/>
+        </w:rPr>
+        <w:t xml:space="preserve">, </w:t>
+      </w:r>
+      <w:r>
+        <w:rPr>
+          <w:rFonts w:ascii="Calibri" w:hAnsi="Calibri" w:cs="Calibri"/>
+          <w:sz w:val="22"/>
+          <w:szCs w:val="22"/>
+        </w:rPr>
+        <w:t xml:space="preserve">independent component analysis (ICA) will be conducted, and components reflecting non-neural activity will be excluded before reconstructing the signal. Baseline correction will be applied by subtracting the mean voltage of the 200 </w:t>
+      </w:r>
+      <w:proofErr w:type="spellStart"/>
+      <w:r>
+        <w:rPr>
+          <w:rFonts w:ascii="Calibri" w:hAnsi="Calibri" w:cs="Calibri"/>
+          <w:sz w:val="22"/>
+          <w:szCs w:val="22"/>
+        </w:rPr>
+        <w:t>ms</w:t>
+      </w:r>
+      <w:proofErr w:type="spellEnd"/>
+      <w:r>
+        <w:rPr>
+          <w:rFonts w:ascii="Calibri" w:hAnsi="Calibri" w:cs="Calibri"/>
+          <w:sz w:val="22"/>
+          <w:szCs w:val="22"/>
+        </w:rPr>
+        <w:t xml:space="preserve"> pre-</w:t>
+      </w:r>
+      <w:r>
+        <w:rPr>
+          <w:rFonts w:ascii="Calibri" w:hAnsi="Calibri" w:cs="Calibri"/>
+          <w:sz w:val="22"/>
+          <w:szCs w:val="22"/>
+        </w:rPr>
+        <w:t>movement</w:t>
+      </w:r>
+      <w:r>
+        <w:rPr>
+          <w:rFonts w:ascii="Calibri" w:hAnsi="Calibri" w:cs="Calibri"/>
+          <w:sz w:val="22"/>
+          <w:szCs w:val="22"/>
+        </w:rPr>
+        <w:t xml:space="preserve"> window from the entire epoch. For artifact rejection, any trials containing voltage fluctuations exceeding ±100 </w:t>
+      </w:r>
+      <w:proofErr w:type="spellStart"/>
+      <w:r>
+        <w:rPr>
+          <w:rFonts w:ascii="Calibri" w:hAnsi="Calibri" w:cs="Calibri"/>
+          <w:sz w:val="22"/>
+          <w:szCs w:val="22"/>
+        </w:rPr>
+        <w:t>μV</w:t>
+      </w:r>
+      <w:proofErr w:type="spellEnd"/>
+      <w:r>
+        <w:rPr>
+          <w:rFonts w:ascii="Calibri" w:hAnsi="Calibri" w:cs="Calibri"/>
+          <w:sz w:val="22"/>
+          <w:szCs w:val="22"/>
+        </w:rPr>
+        <w:t xml:space="preserve"> will be discarded. If any electrodes exhibit excessive noise for a substantial portion of the recording, they will be removed and their signal will be reconstructed via spherical spline interpolation.</w:t>
+      </w:r>
     </w:p>
     <w:p>
       <w:pPr>
         <w:pStyle w:val="NormalWeb"/>
-        <w:spacing w:before="0" w:beforeAutospacing="0"/>
-        <w:rPr>
-          <w:rFonts w:ascii="Calibri" w:hAnsi="Calibri" w:cs="Calibri"/>
-          <w:i/>
-          <w:iCs/>
-          <w:sz w:val="22"/>
-          <w:szCs w:val="22"/>
-        </w:rPr>
-      </w:pPr>
-      <w:r>
-        <w:rPr>
-          <w:rFonts w:ascii="Calibri" w:hAnsi="Calibri" w:cs="Calibri"/>
-          <w:i/>
-          <w:iCs/>
-          <w:sz w:val="22"/>
-          <w:szCs w:val="22"/>
-        </w:rPr>
-        <w:t>EEG Recording</w:t>
-      </w:r>
-    </w:p>
-    <w:p>
-      <w:pPr>
-        <w:pStyle w:val="NormalWeb"/>
-        <w:spacing w:before="0" w:beforeAutospacing="0"/>
-        <w:rPr>
-          <w:rFonts w:ascii="Calibri" w:hAnsi="Calibri" w:cs="Calibri"/>
-          <w:sz w:val="22"/>
-          <w:szCs w:val="22"/>
-          <w:lang w:val="en-GB"/>
-        </w:rPr>
-      </w:pPr>
-      <w:r>
-        <w:rPr>
-          <w:rFonts w:ascii="Calibri" w:hAnsi="Calibri" w:cs="Calibri"/>
-          <w:sz w:val="22"/>
-          <w:szCs w:val="22"/>
-          <w:lang w:val="en-GB"/>
-        </w:rPr>
-        <w:t>Continuous EEG activity will be recorded using a 64-channel system with active electrodes,</w:t>
-      </w:r>
-      <w:r>
-        <w:rPr>
-          <w:rFonts w:ascii="Calibri" w:hAnsi="Calibri" w:cs="Calibri"/>
-          <w:sz w:val="22"/>
-          <w:szCs w:val="22"/>
-          <w:lang w:val="en-GB"/>
-        </w:rPr>
-        <w:t xml:space="preserve"> </w:t>
-      </w:r>
-      <w:r>
-        <w:rPr>
-          <w:rFonts w:ascii="Calibri" w:hAnsi="Calibri" w:cs="Calibri"/>
-          <w:sz w:val="22"/>
-          <w:szCs w:val="22"/>
-          <w:lang w:val="en-GB"/>
-        </w:rPr>
-        <w:t xml:space="preserve">positioned according to the standard 10–20 system. During recording, electrode FCz will </w:t>
-      </w:r>
-      <w:r>
-        <w:rPr>
-          <w:rFonts w:ascii="Calibri" w:hAnsi="Calibri" w:cs="Calibri"/>
-          <w:sz w:val="22"/>
-          <w:szCs w:val="22"/>
-          <w:lang w:val="en-GB"/>
-        </w:rPr>
-        <w:t>be the</w:t>
-      </w:r>
-      <w:r>
-        <w:rPr>
-          <w:rFonts w:ascii="Calibri" w:hAnsi="Calibri" w:cs="Calibri"/>
-          <w:sz w:val="22"/>
-          <w:szCs w:val="22"/>
-          <w:lang w:val="en-GB"/>
-        </w:rPr>
-        <w:t xml:space="preserve"> online reference, while </w:t>
-      </w:r>
-      <w:r>
-        <w:rPr>
-          <w:rFonts w:ascii="Calibri" w:hAnsi="Calibri" w:cs="Calibri"/>
-          <w:sz w:val="22"/>
-          <w:szCs w:val="22"/>
-          <w:lang w:val="en-GB"/>
-        </w:rPr>
-        <w:t xml:space="preserve">electrode </w:t>
-      </w:r>
-      <w:r>
-        <w:rPr>
-          <w:rFonts w:ascii="Calibri" w:hAnsi="Calibri" w:cs="Calibri"/>
-          <w:sz w:val="22"/>
-          <w:szCs w:val="22"/>
-          <w:lang w:val="en-GB"/>
-        </w:rPr>
-        <w:t xml:space="preserve">Fpz will </w:t>
-      </w:r>
-      <w:r>
-        <w:rPr>
-          <w:rFonts w:ascii="Calibri" w:hAnsi="Calibri" w:cs="Calibri"/>
-          <w:sz w:val="22"/>
-          <w:szCs w:val="22"/>
-          <w:lang w:val="en-GB"/>
-        </w:rPr>
-        <w:t>be</w:t>
-      </w:r>
-      <w:r>
-        <w:rPr>
-          <w:rFonts w:ascii="Calibri" w:hAnsi="Calibri" w:cs="Calibri"/>
-          <w:sz w:val="22"/>
-          <w:szCs w:val="22"/>
-          <w:lang w:val="en-GB"/>
-        </w:rPr>
-        <w:t xml:space="preserve"> the ground electrode. Electrode impedances will be maintained below 20 k</w:t>
-      </w:r>
-      <w:r>
-        <w:rPr>
-          <w:rFonts w:ascii="Calibri" w:hAnsi="Calibri" w:cs="Calibri"/>
-          <w:sz w:val="22"/>
-          <w:szCs w:val="22"/>
-          <w:lang w:val="de-DE"/>
-        </w:rPr>
-        <w:t>Ω</w:t>
-      </w:r>
-      <w:r>
-        <w:rPr>
-          <w:rFonts w:ascii="Calibri" w:hAnsi="Calibri" w:cs="Calibri"/>
-          <w:sz w:val="22"/>
-          <w:szCs w:val="22"/>
-          <w:lang w:val="en-GB"/>
-        </w:rPr>
-        <w:t xml:space="preserve"> for all participants. EEG will be sampled at a rate of 1000 Hz. An online band-pass filter from 0.016 Hz to 250 Hz will be applied during data acquisition.</w:t>
-      </w:r>
-    </w:p>
-    <w:p>
-      <w:pPr>
-        <w:pStyle w:val="NormalWeb"/>
         <w:tabs>
           <w:tab w:val="left" w:pos="3160"/>
         </w:tabs>
-        <w:spacing w:before="0" w:beforeAutospacing="0"/>
-        <w:rPr>
-          <w:rFonts w:ascii="Calibri" w:hAnsi="Calibri" w:cs="Calibri"/>
-          <w:i/>
-          <w:iCs/>
-          <w:sz w:val="22"/>
-          <w:szCs w:val="22"/>
-        </w:rPr>
-      </w:pPr>
-      <w:r>
-        <w:rPr>
-          <w:rFonts w:ascii="Calibri" w:hAnsi="Calibri" w:cs="Calibri"/>
-          <w:i/>
-          <w:iCs/>
-          <w:sz w:val="22"/>
-          <w:szCs w:val="22"/>
-        </w:rPr>
-        <w:t>EEG Preprocessing</w:t>
-      </w:r>
-    </w:p>
-    <w:p>
-      <w:pPr>
-        <w:pStyle w:val="NormalWeb"/>
-        <w:tabs>
-          <w:tab w:val="left" w:pos="3160"/>
-        </w:tabs>
-        <w:rPr>
-          <w:rFonts w:ascii="Calibri" w:hAnsi="Calibri" w:cs="Calibri"/>
-          <w:sz w:val="22"/>
-          <w:szCs w:val="22"/>
-        </w:rPr>
-      </w:pPr>
-      <w:r>
-        <w:rPr>
-          <w:rFonts w:ascii="Calibri" w:hAnsi="Calibri" w:cs="Calibri"/>
-          <w:sz w:val="22"/>
-          <w:szCs w:val="22"/>
-        </w:rPr>
-        <w:t xml:space="preserve">EEG data will be </w:t>
-      </w:r>
-      <w:r>
-        <w:rPr>
-          <w:rFonts w:ascii="Calibri" w:hAnsi="Calibri" w:cs="Calibri"/>
-          <w:sz w:val="22"/>
-          <w:szCs w:val="22"/>
-        </w:rPr>
-        <w:t>pre</w:t>
-      </w:r>
-      <w:r>
-        <w:rPr>
-          <w:rFonts w:ascii="Calibri" w:hAnsi="Calibri" w:cs="Calibri"/>
-          <w:sz w:val="22"/>
-          <w:szCs w:val="22"/>
-        </w:rPr>
-        <w:t>processed offline using a 1 Hz high-pass and a 40 Hz low-pass filter. Following this, the signals will be re-referenced to the common average of all scalp electrodes. Continuous data will be segmented into epochs spanning from 2500 ms prior to 2500 ms following </w:t>
-      </w:r>
-      <w:r>
-        <w:rPr>
-          <w:rFonts w:ascii="Calibri" w:hAnsi="Calibri" w:cs="Calibri"/>
-          <w:sz w:val="22"/>
-          <w:szCs w:val="22"/>
-        </w:rPr>
-        <w:t>movement onset</w:t>
-      </w:r>
-      <w:r>
-        <w:rPr>
-          <w:rFonts w:ascii="Calibri" w:hAnsi="Calibri" w:cs="Calibri"/>
-          <w:sz w:val="22"/>
-          <w:szCs w:val="22"/>
-        </w:rPr>
-        <w:t>. The epoched data will then be downsampled to a sampling rate of 250 Hz.</w:t>
-      </w:r>
-    </w:p>
-    <w:p>
-      <w:pPr>
-        <w:pStyle w:val="NormalWeb"/>
-        <w:tabs>
-          <w:tab w:val="left" w:pos="3160"/>
-        </w:tabs>
-        <w:rPr>
-          <w:rFonts w:ascii="Calibri" w:hAnsi="Calibri" w:cs="Calibri"/>
-          <w:sz w:val="22"/>
-          <w:szCs w:val="22"/>
-        </w:rPr>
-      </w:pPr>
-      <w:r>
-        <w:rPr>
-          <w:rFonts w:ascii="Calibri" w:hAnsi="Calibri" w:cs="Calibri"/>
-          <w:sz w:val="22"/>
-          <w:szCs w:val="22"/>
-        </w:rPr>
-        <w:lastRenderedPageBreak/>
-        <w:t>To account for artifacts</w:t>
-      </w:r>
-      <w:r>
-        <w:rPr>
-          <w:rFonts w:ascii="Calibri" w:hAnsi="Calibri" w:cs="Calibri"/>
-          <w:sz w:val="22"/>
-          <w:szCs w:val="22"/>
-        </w:rPr>
-        <w:t xml:space="preserve"> </w:t>
-      </w:r>
-      <w:r>
-        <w:rPr>
-          <w:rFonts w:ascii="Calibri" w:hAnsi="Calibri" w:cs="Calibri"/>
-          <w:sz w:val="22"/>
-          <w:szCs w:val="22"/>
-        </w:rPr>
-        <w:t>such as eye movements and blinks</w:t>
-      </w:r>
-      <w:r>
-        <w:rPr>
-          <w:rFonts w:ascii="Calibri" w:hAnsi="Calibri" w:cs="Calibri"/>
-          <w:sz w:val="22"/>
-          <w:szCs w:val="22"/>
-        </w:rPr>
-        <w:t xml:space="preserve">, </w:t>
-      </w:r>
-      <w:r>
-        <w:rPr>
-          <w:rFonts w:ascii="Calibri" w:hAnsi="Calibri" w:cs="Calibri"/>
-          <w:sz w:val="22"/>
-          <w:szCs w:val="22"/>
-        </w:rPr>
-        <w:t>independent component analysis (ICA) will be conducted, and components reflecting non-neural activity will be excluded before reconstructing the signal. Baseline correction will be applied by subtracting the mean voltage of the 200 ms pre-</w:t>
-      </w:r>
-      <w:r>
-        <w:rPr>
-          <w:rFonts w:ascii="Calibri" w:hAnsi="Calibri" w:cs="Calibri"/>
-          <w:sz w:val="22"/>
-          <w:szCs w:val="22"/>
-        </w:rPr>
-        <w:t>movement</w:t>
-      </w:r>
-      <w:r>
-        <w:rPr>
-          <w:rFonts w:ascii="Calibri" w:hAnsi="Calibri" w:cs="Calibri"/>
-          <w:sz w:val="22"/>
-          <w:szCs w:val="22"/>
-        </w:rPr>
-        <w:t xml:space="preserve"> window from the entire epoch. For artifact rejection, any trials containing voltage fluctuations exceeding ±100 μV will be discarded. If any electrodes exhibit excessive noise for a substantial portion of the recording, they will be removed and their signal will be reconstructed via spherical spline interpolation.</w:t>
-      </w:r>
-    </w:p>
-    <w:p>
-      <w:pPr>
-        <w:pStyle w:val="NormalWeb"/>
-        <w:tabs>
-          <w:tab w:val="left" w:pos="3160"/>
-        </w:tabs>
-        <w:rPr>
-          <w:ins w:id="54" w:author="Simone Bosbach" w:date="2026-05-20T11:55:00Z" w16du:dateUtc="2026-05-20T09:55:00Z"/>
+        <w:rPr>
           <w:rFonts w:ascii="Calibri" w:hAnsi="Calibri" w:cs="Calibri"/>
           <w:sz w:val="22"/>
           <w:szCs w:val="22"/>
@@ -5024,7 +5111,43 @@
           <w:sz w:val="22"/>
           <w:szCs w:val="22"/>
         </w:rPr>
-        <w:t>. For visualization purposes, ERP waveforms will be plotted focusing on a window from 200 ms before to 1000 ms after </w:t>
+        <w:t xml:space="preserve">. For visualization purposes, ERP waveforms will be plotted focusing on a window from 200 </w:t>
+      </w:r>
+      <w:proofErr w:type="spellStart"/>
+      <w:r>
+        <w:rPr>
+          <w:rFonts w:ascii="Calibri" w:hAnsi="Calibri" w:cs="Calibri"/>
+          <w:sz w:val="22"/>
+          <w:szCs w:val="22"/>
+        </w:rPr>
+        <w:t>ms</w:t>
+      </w:r>
+      <w:proofErr w:type="spellEnd"/>
+      <w:r>
+        <w:rPr>
+          <w:rFonts w:ascii="Calibri" w:hAnsi="Calibri" w:cs="Calibri"/>
+          <w:sz w:val="22"/>
+          <w:szCs w:val="22"/>
+        </w:rPr>
+        <w:t xml:space="preserve"> before to 1000 </w:t>
+      </w:r>
+      <w:proofErr w:type="spellStart"/>
+      <w:r>
+        <w:rPr>
+          <w:rFonts w:ascii="Calibri" w:hAnsi="Calibri" w:cs="Calibri"/>
+          <w:sz w:val="22"/>
+          <w:szCs w:val="22"/>
+        </w:rPr>
+        <w:t>ms</w:t>
+      </w:r>
+      <w:proofErr w:type="spellEnd"/>
+      <w:r>
+        <w:rPr>
+          <w:rFonts w:ascii="Calibri" w:hAnsi="Calibri" w:cs="Calibri"/>
+          <w:sz w:val="22"/>
+          <w:szCs w:val="22"/>
+        </w:rPr>
+        <w:t xml:space="preserve"> after </w:t>
       </w:r>
       <w:r>
         <w:rPr>
@@ -5034,35 +5157,6 @@
         </w:rPr>
         <w:t>movement-onset.</w:t>
       </w:r>
-    </w:p>
-    <w:p>
-      <w:pPr>
-        <w:pStyle w:val="NormalWeb"/>
-        <w:tabs>
-          <w:tab w:val="left" w:pos="3160"/>
-        </w:tabs>
-        <w:rPr>
-          <w:ins w:id="55" w:author="Simone Bosbach" w:date="2026-05-20T11:55:00Z" w16du:dateUtc="2026-05-20T09:55:00Z"/>
-          <w:rFonts w:ascii="Calibri" w:hAnsi="Calibri" w:cs="Calibri"/>
-          <w:sz w:val="22"/>
-          <w:szCs w:val="22"/>
-          <w:lang w:val="en-GB"/>
-        </w:rPr>
-      </w:pPr>
-    </w:p>
-    <w:p>
-      <w:pPr>
-        <w:pStyle w:val="NormalWeb"/>
-        <w:tabs>
-          <w:tab w:val="left" w:pos="3160"/>
-        </w:tabs>
-        <w:rPr>
-          <w:rFonts w:ascii="Calibri" w:hAnsi="Calibri" w:cs="Calibri"/>
-          <w:sz w:val="22"/>
-          <w:szCs w:val="22"/>
-          <w:lang w:val="en-GB"/>
-        </w:rPr>
-      </w:pPr>
     </w:p>
     <w:p>
       <w:pPr>
@@ -5277,8 +5371,19 @@
           <w:lang w:eastAsia="de-DE"/>
           <w14:ligatures w14:val="none"/>
         </w:rPr>
-        <w:t> Prolific</w:t>
-      </w:r>
+        <w:t> </w:t>
+      </w:r>
+      <w:proofErr w:type="spellStart"/>
+      <w:r>
+        <w:rPr>
+          <w:rFonts w:ascii="Calibri" w:eastAsia="Times New Roman" w:hAnsi="Calibri" w:cs="Calibri"/>
+          <w:kern w:val="0"/>
+          <w:lang w:eastAsia="de-DE"/>
+          <w14:ligatures w14:val="none"/>
+        </w:rPr>
+        <w:t>Prolific</w:t>
+      </w:r>
+      <w:proofErr w:type="spellEnd"/>
     </w:p>
     <w:p>
       <w:pPr>
@@ -5303,8 +5408,19 @@
           <w:lang w:eastAsia="de-DE"/>
           <w14:ligatures w14:val="none"/>
         </w:rPr>
-        <w:t> MTurk</w:t>
-      </w:r>
+        <w:t> </w:t>
+      </w:r>
+      <w:proofErr w:type="spellStart"/>
+      <w:r>
+        <w:rPr>
+          <w:rFonts w:ascii="Calibri" w:eastAsia="Times New Roman" w:hAnsi="Calibri" w:cs="Calibri"/>
+          <w:kern w:val="0"/>
+          <w:lang w:eastAsia="de-DE"/>
+          <w14:ligatures w14:val="none"/>
+        </w:rPr>
+        <w:t>MTurk</w:t>
+      </w:r>
+      <w:proofErr w:type="spellEnd"/>
     </w:p>
     <w:p>
       <w:pPr>
@@ -5385,7 +5501,27 @@
           <w:lang w:eastAsia="de-DE"/>
           <w14:ligatures w14:val="none"/>
         </w:rPr>
-        <w:t> Field experiment / RCT</w:t>
+        <w:t xml:space="preserve"> Field </w:t>
+      </w:r>
+      <w:proofErr w:type="spellStart"/>
+      <w:r>
+        <w:rPr>
+          <w:rFonts w:ascii="Calibri" w:eastAsia="Times New Roman" w:hAnsi="Calibri" w:cs="Calibri"/>
+          <w:kern w:val="0"/>
+          <w:lang w:eastAsia="de-DE"/>
+          <w14:ligatures w14:val="none"/>
+        </w:rPr>
+        <w:t>experiment</w:t>
+      </w:r>
+      <w:proofErr w:type="spellEnd"/>
+      <w:r>
+        <w:rPr>
+          <w:rFonts w:ascii="Calibri" w:eastAsia="Times New Roman" w:hAnsi="Calibri" w:cs="Calibri"/>
+          <w:kern w:val="0"/>
+          <w:lang w:eastAsia="de-DE"/>
+          <w14:ligatures w14:val="none"/>
+        </w:rPr>
+        <w:t xml:space="preserve"> / RCT</w:t>
       </w:r>
     </w:p>
     <w:p>
@@ -5429,21 +5565,13 @@
         </w:rPr>
       </w:pPr>
     </w:p>
-    <w:p>
-      <w:pPr>
-        <w:rPr>
-          <w:rFonts w:ascii="Calibri" w:hAnsi="Calibri" w:cs="Calibri"/>
-          <w:lang w:val="en-GB"/>
-        </w:rPr>
-      </w:pPr>
-    </w:p>
     <w:sectPr>
-      <w:headerReference w:type="even" r:id="rId12"/>
-      <w:headerReference w:type="default" r:id="rId13"/>
-      <w:footerReference w:type="even" r:id="rId14"/>
-      <w:footerReference w:type="default" r:id="rId15"/>
-      <w:headerReference w:type="first" r:id="rId16"/>
-      <w:footerReference w:type="first" r:id="rId17"/>
+      <w:headerReference w:type="even" r:id="rId8"/>
+      <w:headerReference w:type="default" r:id="rId9"/>
+      <w:footerReference w:type="even" r:id="rId10"/>
+      <w:footerReference w:type="default" r:id="rId11"/>
+      <w:headerReference w:type="first" r:id="rId12"/>
+      <w:footerReference w:type="first" r:id="rId13"/>
       <w:pgSz w:w="11906" w:h="16838"/>
       <w:pgMar w:top="1417" w:right="1417" w:bottom="1134" w:left="1417" w:header="708" w:footer="708" w:gutter="0"/>
       <w:cols w:space="708"/>
@@ -5451,237 +5579,6 @@
     </w:sectPr>
   </w:body>
 </w:document>
-</file>
-
-<file path=word/comments.xml><?xml version="1.0" encoding="utf-8"?>
-<w:comments xmlns:wpc="http://schemas.microsoft.com/office/word/2010/wordprocessingCanvas" xmlns:cx="http://schemas.microsoft.com/office/drawing/2014/chartex" xmlns:cx1="http://schemas.microsoft.com/office/drawing/2015/9/8/chartex" xmlns:cx2="http://schemas.microsoft.com/office/drawing/2015/10/21/chartex" xmlns:cx3="http://schemas.microsoft.com/office/drawing/2016/5/9/chartex" xmlns:cx4="http://schemas.microsoft.com/office/drawing/2016/5/10/chartex" xmlns:cx5="http://schemas.microsoft.com/office/drawing/2016/5/11/chartex" xmlns:cx6="http://schemas.microsoft.com/office/drawing/2016/5/12/chartex" xmlns:cx7="http://schemas.microsoft.com/office/drawing/2016/5/13/chartex" xmlns:cx8="http://schemas.microsoft.com/office/drawing/2016/5/14/chartex" xmlns:mc="http://schemas.openxmlformats.org/markup-compatibility/2006" xmlns:aink="http://schemas.microsoft.com/office/drawing/2016/ink" xmlns:am3d="http://schemas.microsoft.com/office/drawing/2017/model3d" xmlns:o="urn:schemas-microsoft-com:office:office" xmlns:oel="http://schemas.microsoft.com/office/2019/extlst" xmlns:r="http://schemas.openxmlformats.org/officeDocument/2006/relationships" xmlns:m="http://schemas.openxmlformats.org/officeDocument/2006/math" xmlns:v="urn:schemas-microsoft-com:vml" xmlns:wp14="http://schemas.microsoft.com/office/word/2010/wordprocessingDrawing" xmlns:wp="http://schemas.openxmlformats.org/drawingml/2006/wordprocessingDrawing" xmlns:w10="urn:schemas-microsoft-com:office:word" xmlns:w="http://schemas.openxmlformats.org/wordprocessingml/2006/main" xmlns:w14="http://schemas.microsoft.com/office/word/2010/wordml" xmlns:w15="http://schemas.microsoft.com/office/word/2012/wordml" xmlns:w16cex="http://schemas.microsoft.com/office/word/2018/wordml/cex" xmlns:w16cid="http://schemas.microsoft.com/office/word/2016/wordml/cid" xmlns:w16="http://schemas.microsoft.com/office/word/2018/wordml" xmlns:w16du="http://schemas.microsoft.com/office/word/2023/wordml/word16du" xmlns:w16sdtdh="http://schemas.microsoft.com/office/word/2020/wordml/sdtdatahash" xmlns:w16sdtfl="http://schemas.microsoft.com/office/word/2024/wordml/sdtformatlock" xmlns:w16se="http://schemas.microsoft.com/office/word/2015/wordml/symex" xmlns:wpg="http://schemas.microsoft.com/office/word/2010/wordprocessingGroup" xmlns:wpi="http://schemas.microsoft.com/office/word/2010/wordprocessingInk" xmlns:wne="http://schemas.microsoft.com/office/word/2006/wordml" xmlns:wps="http://schemas.microsoft.com/office/word/2010/wordprocessingShape" mc:Ignorable="w14 w15 w16se w16cid w16 w16cex w16sdtdh w16sdtfl w16du wp14">
-  <w:comment w:id="30" w:author="Gezen, Elif" w:date="2026-05-19T10:55:00Z" w:initials="EG">
-    <w:p>
-      <w:pPr>
-        <w:pStyle w:val="CommentText"/>
-      </w:pPr>
-      <w:r>
-        <w:rPr>
-          <w:rStyle w:val="CommentReference"/>
-        </w:rPr>
-        <w:annotationRef/>
-      </w:r>
-      <w:r>
-        <w:t>As far as I understand, reporting d’ is the convention for recognition tasks. Tobias’ group’s last paper only reports that all participants showed a d’ above chance (M, SD). Their main analyses are also GLMMs and LMMs. They also preregistered only the GLMMs and LMMs. Should we directly follow that?</w:t>
-      </w:r>
-      <w:r>
-        <w:br/>
-      </w:r>
-      <w:r>
-        <w:br/>
-        <w:t>According to the power analyses, this analysis is also supposed to be underpowered compared to the models, but it seems from pilot results that we already have significance with 10 people so I am a bit confuesd. Maybe it’s worth it to keep it in?</w:t>
-      </w:r>
-    </w:p>
-  </w:comment>
-  <w:comment w:id="31" w:author="Simone Bosbach" w:date="2026-05-20T12:04:00Z" w:initials="SB">
-    <w:p>
-      <w:pPr>
-        <w:pStyle w:val="CommentText"/>
-      </w:pPr>
-      <w:r>
-        <w:rPr>
-          <w:rStyle w:val="CommentReference"/>
-        </w:rPr>
-        <w:annotationRef/>
-      </w:r>
-      <w:r>
-        <w:rPr>
-          <w:lang w:val="en-GB"/>
-        </w:rPr>
-        <w:t>Yes I would follow that in principle so basically</w:t>
-      </w:r>
-    </w:p>
-    <w:p>
-      <w:pPr>
-        <w:pStyle w:val="CommentText"/>
-      </w:pPr>
-      <w:r>
-        <w:rPr>
-          <w:lang w:val="en-GB"/>
-        </w:rPr>
-        <w:t>keep d′ descriptively (even though we can report one-sample tests against chance) but preregister the GLMMs as the primary confirmatory analyses</w:t>
-      </w:r>
-    </w:p>
-  </w:comment>
-  <w:comment w:id="34" w:author="Simone Bosbach" w:date="2026-05-20T16:23:00Z" w:initials="SB">
-    <w:p>
-      <w:pPr>
-        <w:pStyle w:val="CommentText"/>
-      </w:pPr>
-      <w:r>
-        <w:rPr>
-          <w:rStyle w:val="CommentReference"/>
-        </w:rPr>
-        <w:annotationRef/>
-      </w:r>
-      <w:r>
-        <w:t>RTs will be analyzed for correct recognition responses only?</w:t>
-      </w:r>
-    </w:p>
-  </w:comment>
-  <w:comment w:id="35" w:author="Gezen, Elif" w:date="2026-05-21T15:18:00Z" w:initials="EG">
-    <w:p>
-      <w:pPr>
-        <w:pStyle w:val="CommentText"/>
-      </w:pPr>
-      <w:r>
-        <w:rPr>
-          <w:rStyle w:val="CommentReference"/>
-        </w:rPr>
-        <w:annotationRef/>
-      </w:r>
-      <w:r>
-        <w:t>Yes, that is how I saw on other papers</w:t>
-      </w:r>
-    </w:p>
-  </w:comment>
-  <w:comment w:id="37" w:author="Simone Bosbach" w:date="2026-05-20T16:21:00Z" w:initials="SB">
-    <w:p>
-      <w:pPr>
-        <w:pStyle w:val="CommentText"/>
-      </w:pPr>
-      <w:r>
-        <w:rPr>
-          <w:rStyle w:val="CommentReference"/>
-        </w:rPr>
-        <w:annotationRef/>
-      </w:r>
-      <w:r>
-        <w:t>Isn‘t here necessary to also include new items? As otherwise this model does not distinguish hites from false alrams?</w:t>
-      </w:r>
-    </w:p>
-  </w:comment>
-  <w:comment w:id="38" w:author="Gezen, Elif" w:date="2026-05-21T15:50:00Z" w:initials="EG">
-    <w:p>
-      <w:pPr>
-        <w:pStyle w:val="CommentText"/>
-      </w:pPr>
-      <w:r>
-        <w:rPr>
-          <w:rStyle w:val="CommentReference"/>
-        </w:rPr>
-        <w:annotationRef/>
-      </w:r>
-      <w:r>
-        <w:t xml:space="preserve">I followed Tobias’ group’s latest paper for this. They say: “To assess whether memory performance (binary: remembered = 1, forgotten = 0) was predicted by image memorability scores and saccade counts, we fitted a GLMM with a logit link function.” I also had asked for their code from Xiongbo and checked it, seems like they fit their models also only including “old” items. </w:t>
-      </w:r>
-      <w:r>
-        <w:br/>
-      </w:r>
-      <w:r>
-        <w:br/>
-        <w:t xml:space="preserve">However, I had seen in the literature (e.g., Wing et al., 2024) that it is also done another way: just as you say, we include memory_item_type (old / new) as a predictor to the mode. This way, we can elucidate whehter the effect of control condition is specific to hits (i.e., saying old to old items). I think this is great, however, we also want to control for item_type (controlled vs not controlled), because this seems to have a difference and also I thought it would be pointed out by reviewers ☺️and when we have that, we end up with a bigger model with many different interacitons, I was worried the models are too crowded / would be hard to interpret: </w:t>
-      </w:r>
-      <w:r>
-        <w:br/>
-      </w:r>
-      <w:r>
-        <w:br/>
-        <w:t>said_old ~ motor_control * item_type * memory_item_type + (1 | participant)x</w:t>
-      </w:r>
-      <w:r>
-        <w:br/>
-      </w:r>
-      <w:r>
-        <w:br/>
-        <w:t>and for when detection comes into the picture:</w:t>
-      </w:r>
-    </w:p>
-    <w:p>
-      <w:pPr>
-        <w:pStyle w:val="CommentText"/>
-      </w:pPr>
-      <w:r>
-        <w:t>said_old ~ detection_accuracy * motor_control * memory_item_type  + (1 | participant)</w:t>
-      </w:r>
-    </w:p>
-    <w:p>
-      <w:pPr>
-        <w:pStyle w:val="CommentText"/>
-      </w:pPr>
-      <w:r>
-        <w:br/>
-        <w:t>On the other hand, the models require us to divide the data goes into them into control conditions, since we want to test the effect of control, but the “new” stimuli were naturally not included in the control detection task, so they do not belong to any condition. So we need to do a balanced dummy assingment of the new items arbitrarily to each control condition. I wasn’t sure whether this is a problem, or just a different way to do things.</w:t>
-      </w:r>
-      <w:r>
-        <w:br/>
-      </w:r>
-      <w:r>
-        <w:br/>
-        <w:t>Then also seeing tobias’ group did it this way, I switched to old responses to old images only. However I also agree that distinguishing false alarms and hits would be nice, so if you like I can change the models.</w:t>
-      </w:r>
-    </w:p>
-  </w:comment>
-  <w:comment w:id="45" w:author="Simone Bosbach" w:date="2026-05-20T12:14:00Z" w:initials="SB">
-    <w:p>
-      <w:pPr>
-        <w:pStyle w:val="CommentText"/>
-      </w:pPr>
-      <w:r>
-        <w:rPr>
-          <w:rStyle w:val="CommentReference"/>
-        </w:rPr>
-        <w:annotationRef/>
-      </w:r>
-      <w:r>
-        <w:t>Think it is better to be more specific here. I included this on the basis of a different project 😉</w:t>
-      </w:r>
-    </w:p>
-  </w:comment>
-</w:comments>
-</file>
-
-<file path=word/commentsExtended.xml><?xml version="1.0" encoding="utf-8"?>
-<w15:commentsEx xmlns:wpc="http://schemas.microsoft.com/office/word/2010/wordprocessingCanvas" xmlns:cx="http://schemas.microsoft.com/office/drawing/2014/chartex" xmlns:cx1="http://schemas.microsoft.com/office/drawing/2015/9/8/chartex" xmlns:cx2="http://schemas.microsoft.com/office/drawing/2015/10/21/chartex" xmlns:cx3="http://schemas.microsoft.com/office/drawing/2016/5/9/chartex" xmlns:cx4="http://schemas.microsoft.com/office/drawing/2016/5/10/chartex" xmlns:cx5="http://schemas.microsoft.com/office/drawing/2016/5/11/chartex" xmlns:cx6="http://schemas.microsoft.com/office/drawing/2016/5/12/chartex" xmlns:cx7="http://schemas.microsoft.com/office/drawing/2016/5/13/chartex" xmlns:cx8="http://schemas.microsoft.com/office/drawing/2016/5/14/chartex" xmlns:mc="http://schemas.openxmlformats.org/markup-compatibility/2006" xmlns:aink="http://schemas.microsoft.com/office/drawing/2016/ink" xmlns:am3d="http://schemas.microsoft.com/office/drawing/2017/model3d" xmlns:o="urn:schemas-microsoft-com:office:office" xmlns:oel="http://schemas.microsoft.com/office/2019/extlst" xmlns:r="http://schemas.openxmlformats.org/officeDocument/2006/relationships" xmlns:m="http://schemas.openxmlformats.org/officeDocument/2006/math" xmlns:v="urn:schemas-microsoft-com:vml" xmlns:wp14="http://schemas.microsoft.com/office/word/2010/wordprocessingDrawing" xmlns:wp="http://schemas.openxmlformats.org/drawingml/2006/wordprocessingDrawing" xmlns:w10="urn:schemas-microsoft-com:office:word" xmlns:w="http://schemas.openxmlformats.org/wordprocessingml/2006/main" xmlns:w14="http://schemas.microsoft.com/office/word/2010/wordml" xmlns:w15="http://schemas.microsoft.com/office/word/2012/wordml" xmlns:w16cex="http://schemas.microsoft.com/office/word/2018/wordml/cex" xmlns:w16cid="http://schemas.microsoft.com/office/word/2016/wordml/cid" xmlns:w16="http://schemas.microsoft.com/office/word/2018/wordml" xmlns:w16du="http://schemas.microsoft.com/office/word/2023/wordml/word16du" xmlns:w16sdtdh="http://schemas.microsoft.com/office/word/2020/wordml/sdtdatahash" xmlns:w16sdtfl="http://schemas.microsoft.com/office/word/2024/wordml/sdtformatlock" xmlns:w16se="http://schemas.microsoft.com/office/word/2015/wordml/symex" xmlns:wpg="http://schemas.microsoft.com/office/word/2010/wordprocessingGroup" xmlns:wpi="http://schemas.microsoft.com/office/word/2010/wordprocessingInk" xmlns:wne="http://schemas.microsoft.com/office/word/2006/wordml" xmlns:wps="http://schemas.microsoft.com/office/word/2010/wordprocessingShape" mc:Ignorable="w14 w15 w16se w16cid w16 w16cex w16sdtdh w16sdtfl w16du wp14">
-  <w15:commentEx w15:paraId="5080973B" w15:done="0"/>
-  <w15:commentEx w15:paraId="2FB4F62C" w15:paraIdParent="5080973B" w15:done="0"/>
-  <w15:commentEx w15:paraId="6EAC0769" w15:done="0"/>
-  <w15:commentEx w15:paraId="0506011B" w15:paraIdParent="6EAC0769" w15:done="0"/>
-  <w15:commentEx w15:paraId="2F90E0C3" w15:done="0"/>
-  <w15:commentEx w15:paraId="0CB0629F" w15:paraIdParent="2F90E0C3" w15:done="0"/>
-  <w15:commentEx w15:paraId="146DCAB8" w15:done="1"/>
-</w15:commentsEx>
-</file>
-
-<file path=word/commentsExtensible.xml><?xml version="1.0" encoding="utf-8"?>
-<w16cex:commentsExtensible xmlns:wpc="http://schemas.microsoft.com/office/word/2010/wordprocessingCanvas" xmlns:cx="http://schemas.microsoft.com/office/drawing/2014/chartex" xmlns:cx1="http://schemas.microsoft.com/office/drawing/2015/9/8/chartex" xmlns:cx2="http://schemas.microsoft.com/office/drawing/2015/10/21/chartex" xmlns:cx3="http://schemas.microsoft.com/office/drawing/2016/5/9/chartex" xmlns:cx4="http://schemas.microsoft.com/office/drawing/2016/5/10/chartex" xmlns:cx5="http://schemas.microsoft.com/office/drawing/2016/5/11/chartex" xmlns:cx6="http://schemas.microsoft.com/office/drawing/2016/5/12/chartex" xmlns:cx7="http://schemas.microsoft.com/office/drawing/2016/5/13/chartex" xmlns:cx8="http://schemas.microsoft.com/office/drawing/2016/5/14/chartex" xmlns:cr="http://schemas.microsoft.com/office/comments/2020/reactions" xmlns:mc="http://schemas.openxmlformats.org/markup-compatibility/2006" xmlns:aink="http://schemas.microsoft.com/office/drawing/2016/ink" xmlns:am3d="http://schemas.microsoft.com/office/drawing/2017/model3d" xmlns:o="urn:schemas-microsoft-com:office:office" xmlns:oel="http://schemas.microsoft.com/office/2019/extlst" xmlns:r="http://schemas.openxmlformats.org/officeDocument/2006/relationships" xmlns:m="http://schemas.openxmlformats.org/officeDocument/2006/math" xmlns:v="urn:schemas-microsoft-com:vml" xmlns:wp14="http://schemas.microsoft.com/office/word/2010/wordprocessingDrawing" xmlns:wp="http://schemas.openxmlformats.org/drawingml/2006/wordprocessingDrawing" xmlns:w10="urn:schemas-microsoft-com:office:word" xmlns:w="http://schemas.openxmlformats.org/wordprocessingml/2006/main" xmlns:w14="http://schemas.microsoft.com/office/word/2010/wordml" xmlns:w15="http://schemas.microsoft.com/office/word/2012/wordml" xmlns:w16cex="http://schemas.microsoft.com/office/word/2018/wordml/cex" xmlns:w16cid="http://schemas.microsoft.com/office/word/2016/wordml/cid" xmlns:w16="http://schemas.microsoft.com/office/word/2018/wordml" xmlns:w16du="http://schemas.microsoft.com/office/word/2023/wordml/word16du" xmlns:w16sdtdh="http://schemas.microsoft.com/office/word/2020/wordml/sdtdatahash" xmlns:w16sdtfl="http://schemas.microsoft.com/office/word/2024/wordml/sdtformatlock" xmlns:w16se="http://schemas.microsoft.com/office/word/2015/wordml/symex" xmlns:wpg="http://schemas.microsoft.com/office/word/2010/wordprocessingGroup" xmlns:wpi="http://schemas.microsoft.com/office/word/2010/wordprocessingInk" xmlns:wne="http://schemas.microsoft.com/office/word/2006/wordml" xmlns:wps="http://schemas.microsoft.com/office/word/2010/wordprocessingShape" mc:Ignorable="w14 w15 w16se w16cid w16 w16cex w16sdtdh w16sdtfl cr w16du wp14">
-  <w16cex:commentExtensible w16cex:durableId="1F075A42" w16cex:dateUtc="2026-05-19T08:55:00Z">
-    <w16cex:extLst>
-      <w16:ext w16:uri="{CE6994B0-6A32-4C9F-8C6B-6E91EDA988CE}">
-        <cr:reactions xmlns:cr="http://schemas.microsoft.com/office/comments/2020/reactions">
-          <cr:reaction reactionType="1">
-            <cr:reactionInfo dateUtc="2026-05-21T12:45:21Z">
-              <cr:user userId="S::Elif.Gezen@campus.lmu.de::de6680d8-a7d0-434a-b4c1-e5f5e9bc7438" userProvider="AD" userName="Gezen, Elif"/>
-            </cr:reactionInfo>
-          </cr:reaction>
-        </cr:reactions>
-      </w16:ext>
-    </w16cex:extLst>
-  </w16cex:commentExtensible>
-  <w16cex:commentExtensible w16cex:durableId="0D94BBF2" w16cex:dateUtc="2026-05-20T10:04:00Z"/>
-  <w16cex:commentExtensible w16cex:durableId="34D94C33" w16cex:dateUtc="2026-05-20T14:23:00Z"/>
-  <w16cex:commentExtensible w16cex:durableId="3D1C9BCD" w16cex:dateUtc="2026-05-21T13:18:00Z"/>
-  <w16cex:commentExtensible w16cex:durableId="1E0BC7FE" w16cex:dateUtc="2026-05-20T14:21:00Z"/>
-  <w16cex:commentExtensible w16cex:durableId="540CE435" w16cex:dateUtc="2026-05-21T13:50:00Z"/>
-  <w16cex:commentExtensible w16cex:durableId="639F7A8D" w16cex:dateUtc="2026-05-20T10:14:00Z"/>
-</w16cex:commentsExtensible>
-</file>
-
-<file path=word/commentsIds.xml><?xml version="1.0" encoding="utf-8"?>
-<w16cid:commentsIds xmlns:wpc="http://schemas.microsoft.com/office/word/2010/wordprocessingCanvas" xmlns:cx="http://schemas.microsoft.com/office/drawing/2014/chartex" xmlns:cx1="http://schemas.microsoft.com/office/drawing/2015/9/8/chartex" xmlns:cx2="http://schemas.microsoft.com/office/drawing/2015/10/21/chartex" xmlns:cx3="http://schemas.microsoft.com/office/drawing/2016/5/9/chartex" xmlns:cx4="http://schemas.microsoft.com/office/drawing/2016/5/10/chartex" xmlns:cx5="http://schemas.microsoft.com/office/drawing/2016/5/11/chartex" xmlns:cx6="http://schemas.microsoft.com/office/drawing/2016/5/12/chartex" xmlns:cx7="http://schemas.microsoft.com/office/drawing/2016/5/13/chartex" xmlns:cx8="http://schemas.microsoft.com/office/drawing/2016/5/14/chartex" xmlns:mc="http://schemas.openxmlformats.org/markup-compatibility/2006" xmlns:aink="http://schemas.microsoft.com/office/drawing/2016/ink" xmlns:am3d="http://schemas.microsoft.com/office/drawing/2017/model3d" xmlns:o="urn:schemas-microsoft-com:office:office" xmlns:oel="http://schemas.microsoft.com/office/2019/extlst" xmlns:r="http://schemas.openxmlformats.org/officeDocument/2006/relationships" xmlns:m="http://schemas.openxmlformats.org/officeDocument/2006/math" xmlns:v="urn:schemas-microsoft-com:vml" xmlns:wp14="http://schemas.microsoft.com/office/word/2010/wordprocessingDrawing" xmlns:wp="http://schemas.openxmlformats.org/drawingml/2006/wordprocessingDrawing" xmlns:w10="urn:schemas-microsoft-com:office:word" xmlns:w="http://schemas.openxmlformats.org/wordprocessingml/2006/main" xmlns:w14="http://schemas.microsoft.com/office/word/2010/wordml" xmlns:w15="http://schemas.microsoft.com/office/word/2012/wordml" xmlns:w16cex="http://schemas.microsoft.com/office/word/2018/wordml/cex" xmlns:w16cid="http://schemas.microsoft.com/office/word/2016/wordml/cid" xmlns:w16="http://schemas.microsoft.com/office/word/2018/wordml" xmlns:w16du="http://schemas.microsoft.com/office/word/2023/wordml/word16du" xmlns:w16sdtdh="http://schemas.microsoft.com/office/word/2020/wordml/sdtdatahash" xmlns:w16sdtfl="http://schemas.microsoft.com/office/word/2024/wordml/sdtformatlock" xmlns:w16se="http://schemas.microsoft.com/office/word/2015/wordml/symex" xmlns:wpg="http://schemas.microsoft.com/office/word/2010/wordprocessingGroup" xmlns:wpi="http://schemas.microsoft.com/office/word/2010/wordprocessingInk" xmlns:wne="http://schemas.microsoft.com/office/word/2006/wordml" xmlns:wps="http://schemas.microsoft.com/office/word/2010/wordprocessingShape" mc:Ignorable="w14 w15 w16se w16cid w16 w16cex w16sdtdh w16sdtfl w16du wp14">
-  <w16cid:commentId w16cid:paraId="5080973B" w16cid:durableId="1F075A42"/>
-  <w16cid:commentId w16cid:paraId="2FB4F62C" w16cid:durableId="0D94BBF2"/>
-  <w16cid:commentId w16cid:paraId="6EAC0769" w16cid:durableId="34D94C33"/>
-  <w16cid:commentId w16cid:paraId="0506011B" w16cid:durableId="3D1C9BCD"/>
-  <w16cid:commentId w16cid:paraId="2F90E0C3" w16cid:durableId="1E0BC7FE"/>
-  <w16cid:commentId w16cid:paraId="0CB0629F" w16cid:durableId="540CE435"/>
-  <w16cid:commentId w16cid:paraId="146DCAB8" w16cid:durableId="639F7A8D"/>
-</w16cid:commentsIds>
 </file>
 
 <file path=word/endnotes.xml><?xml version="1.0" encoding="utf-8"?>
@@ -5786,6 +5683,7 @@
         <w:lang w:val="en-GB"/>
       </w:rPr>
     </w:pPr>
+    <w:proofErr w:type="spellStart"/>
     <w:r>
       <w:rPr>
         <w:b/>
@@ -5796,6 +5694,7 @@
       </w:rPr>
       <w:t>AsPredicted</w:t>
     </w:r>
+    <w:proofErr w:type="spellEnd"/>
     <w:r>
       <w:rPr>
         <w:b/>
@@ -9722,17 +9621,6 @@
     <w:abstractNumId w:val="17"/>
   </w:num>
 </w:numbering>
-</file>
-
-<file path=word/people.xml><?xml version="1.0" encoding="utf-8"?>
-<w15:people xmlns:wpc="http://schemas.microsoft.com/office/word/2010/wordprocessingCanvas" xmlns:cx="http://schemas.microsoft.com/office/drawing/2014/chartex" xmlns:cx1="http://schemas.microsoft.com/office/drawing/2015/9/8/chartex" xmlns:cx2="http://schemas.microsoft.com/office/drawing/2015/10/21/chartex" xmlns:cx3="http://schemas.microsoft.com/office/drawing/2016/5/9/chartex" xmlns:cx4="http://schemas.microsoft.com/office/drawing/2016/5/10/chartex" xmlns:cx5="http://schemas.microsoft.com/office/drawing/2016/5/11/chartex" xmlns:cx6="http://schemas.microsoft.com/office/drawing/2016/5/12/chartex" xmlns:cx7="http://schemas.microsoft.com/office/drawing/2016/5/13/chartex" xmlns:cx8="http://schemas.microsoft.com/office/drawing/2016/5/14/chartex" xmlns:mc="http://schemas.openxmlformats.org/markup-compatibility/2006" xmlns:aink="http://schemas.microsoft.com/office/drawing/2016/ink" xmlns:am3d="http://schemas.microsoft.com/office/drawing/2017/model3d" xmlns:o="urn:schemas-microsoft-com:office:office" xmlns:oel="http://schemas.microsoft.com/office/2019/extlst" xmlns:r="http://schemas.openxmlformats.org/officeDocument/2006/relationships" xmlns:m="http://schemas.openxmlformats.org/officeDocument/2006/math" xmlns:v="urn:schemas-microsoft-com:vml" xmlns:wp14="http://schemas.microsoft.com/office/word/2010/wordprocessingDrawing" xmlns:wp="http://schemas.openxmlformats.org/drawingml/2006/wordprocessingDrawing" xmlns:w10="urn:schemas-microsoft-com:office:word" xmlns:w="http://schemas.openxmlformats.org/wordprocessingml/2006/main" xmlns:w14="http://schemas.microsoft.com/office/word/2010/wordml" xmlns:w15="http://schemas.microsoft.com/office/word/2012/wordml" xmlns:w16cex="http://schemas.microsoft.com/office/word/2018/wordml/cex" xmlns:w16cid="http://schemas.microsoft.com/office/word/2016/wordml/cid" xmlns:w16="http://schemas.microsoft.com/office/word/2018/wordml" xmlns:w16du="http://schemas.microsoft.com/office/word/2023/wordml/word16du" xmlns:w16sdtdh="http://schemas.microsoft.com/office/word/2020/wordml/sdtdatahash" xmlns:w16sdtfl="http://schemas.microsoft.com/office/word/2024/wordml/sdtformatlock" xmlns:w16se="http://schemas.microsoft.com/office/word/2015/wordml/symex" xmlns:wpg="http://schemas.microsoft.com/office/word/2010/wordprocessingGroup" xmlns:wpi="http://schemas.microsoft.com/office/word/2010/wordprocessingInk" xmlns:wne="http://schemas.microsoft.com/office/word/2006/wordml" xmlns:wps="http://schemas.microsoft.com/office/word/2010/wordprocessingShape" mc:Ignorable="w14 w15 w16se w16cid w16 w16cex w16sdtdh w16sdtfl w16du wp14">
-  <w15:person w15:author="Gezen, Elif">
-    <w15:presenceInfo w15:providerId="AD" w15:userId="S::Elif.Gezen@campus.lmu.de::de6680d8-a7d0-434a-b4c1-e5f5e9bc7438"/>
-  </w15:person>
-  <w15:person w15:author="Simone Bosbach">
-    <w15:presenceInfo w15:providerId="Windows Live" w15:userId="1d092304a8419744"/>
-  </w15:person>
-</w15:people>
 </file>
 
 <file path=word/styles.xml><?xml version="1.0" encoding="utf-8"?>
@@ -10338,7 +10226,6 @@
   <w:style w:type="character" w:default="1" w:styleId="DefaultParagraphFont">
     <w:name w:val="Default Paragraph Font"/>
     <w:uiPriority w:val="1"/>
-    <w:semiHidden/>
     <w:unhideWhenUsed/>
   </w:style>
   <w:style w:type="table" w:default="1" w:styleId="TableNormal">
